--- a/Lab08/NguyenTramHuong.docx
+++ b/Lab08/NguyenTramHuong.docx
@@ -537,13 +537,11 @@
               <w:jc w:val="both"/>
               <w:rPr>
                 <w:rFonts w:asciiTheme="majorHAnsi" w:hAnsiTheme="majorHAnsi" w:cstheme="majorHAnsi"/>
-                <w:lang w:val="en-US"/>
-              </w:rPr>
-            </w:pPr>
-            <w:r>
-              <w:rPr>
-                <w:rFonts w:asciiTheme="majorHAnsi" w:hAnsiTheme="majorHAnsi" w:cstheme="majorHAnsi"/>
-                <w:lang w:val="en-US"/>
+              </w:rPr>
+            </w:pPr>
+            <w:r>
+              <w:rPr>
+                <w:rFonts w:asciiTheme="majorHAnsi" w:hAnsiTheme="majorHAnsi" w:cstheme="majorHAnsi"/>
               </w:rPr>
               <w:t>- Danh sách phòng, vị trí, diện tích và giá thuê tương ứng hiển thị cho khách hàng.</w:t>
             </w:r>
@@ -701,7 +699,6 @@
             <w:r>
               <w:rPr>
                 <w:rFonts w:asciiTheme="majorHAnsi" w:hAnsiTheme="majorHAnsi" w:cstheme="majorHAnsi"/>
-                <w:lang w:val="en-US"/>
               </w:rPr>
               <w:t>- Lập và ký kết hợp đồng thuê văn phòng.</w:t>
             </w:r>
@@ -810,7 +807,6 @@
               <w:jc w:val="both"/>
               <w:rPr>
                 <w:rFonts w:asciiTheme="majorHAnsi" w:hAnsiTheme="majorHAnsi" w:cstheme="majorHAnsi"/>
-                <w:lang w:val="en-US"/>
               </w:rPr>
             </w:pPr>
             <w:r>
@@ -818,7 +814,6 @@
                 <w:rFonts w:asciiTheme="majorHAnsi" w:hAnsiTheme="majorHAnsi" w:cstheme="majorHAnsi"/>
                 <w:b/>
                 <w:bCs/>
-                <w:lang w:val="en-US"/>
               </w:rPr>
               <w:t>3. Quản lý Gia hạn Hợp đồng</w:t>
             </w:r>
@@ -840,7 +835,6 @@
             <w:r>
               <w:rPr>
                 <w:rFonts w:asciiTheme="majorHAnsi" w:hAnsiTheme="majorHAnsi" w:cstheme="majorHAnsi"/>
-                <w:lang w:val="en-US"/>
               </w:rPr>
               <w:t>- Yêu cầu gia hạn hợp đồng từ khách hàng.</w:t>
             </w:r>
@@ -1015,7 +1009,6 @@
             <w:r>
               <w:rPr>
                 <w:rFonts w:asciiTheme="majorHAnsi" w:hAnsiTheme="majorHAnsi" w:cstheme="majorHAnsi"/>
-                <w:lang w:val="en-US"/>
               </w:rPr>
               <w:lastRenderedPageBreak/>
               <w:t>- Phiếu gia hạn hợp đồng thành công.</w:t>
@@ -1059,7 +1052,6 @@
               <w:jc w:val="both"/>
               <w:rPr>
                 <w:rFonts w:asciiTheme="majorHAnsi" w:hAnsiTheme="majorHAnsi" w:cstheme="majorHAnsi"/>
-                <w:lang w:val="en-US"/>
               </w:rPr>
             </w:pPr>
             <w:r>
@@ -1067,7 +1059,6 @@
                 <w:rFonts w:asciiTheme="majorHAnsi" w:hAnsiTheme="majorHAnsi" w:cstheme="majorHAnsi"/>
                 <w:b/>
                 <w:bCs/>
-                <w:lang w:val="en-US"/>
               </w:rPr>
               <w:t>4. Quản lý Nhân sự &amp; Thẻ xe</w:t>
             </w:r>
@@ -1084,13 +1075,11 @@
               <w:jc w:val="both"/>
               <w:rPr>
                 <w:rFonts w:asciiTheme="majorHAnsi" w:hAnsiTheme="majorHAnsi" w:cstheme="majorHAnsi"/>
-                <w:lang w:val="en-US"/>
-              </w:rPr>
-            </w:pPr>
-            <w:r>
-              <w:rPr>
-                <w:rFonts w:asciiTheme="majorHAnsi" w:hAnsiTheme="majorHAnsi" w:cstheme="majorHAnsi"/>
-                <w:lang w:val="en-US"/>
+              </w:rPr>
+            </w:pPr>
+            <w:r>
+              <w:rPr>
+                <w:rFonts w:asciiTheme="majorHAnsi" w:hAnsiTheme="majorHAnsi" w:cstheme="majorHAnsi"/>
               </w:rPr>
               <w:t>- Thông tin nhân viên mới tuyển (Mã NV, hình ảnh, chức vụ, phòng, tầng, công ty).</w:t>
             </w:r>
@@ -1101,13 +1090,11 @@
               <w:jc w:val="both"/>
               <w:rPr>
                 <w:rFonts w:asciiTheme="majorHAnsi" w:hAnsiTheme="majorHAnsi" w:cstheme="majorHAnsi"/>
-                <w:lang w:val="en-US"/>
-              </w:rPr>
-            </w:pPr>
-            <w:r>
-              <w:rPr>
-                <w:rFonts w:asciiTheme="majorHAnsi" w:hAnsiTheme="majorHAnsi" w:cstheme="majorHAnsi"/>
-                <w:lang w:val="en-US"/>
+              </w:rPr>
+            </w:pPr>
+            <w:r>
+              <w:rPr>
+                <w:rFonts w:asciiTheme="majorHAnsi" w:hAnsiTheme="majorHAnsi" w:cstheme="majorHAnsi"/>
               </w:rPr>
               <w:br/>
             </w:r>
@@ -1118,13 +1105,11 @@
               <w:jc w:val="both"/>
               <w:rPr>
                 <w:rFonts w:asciiTheme="majorHAnsi" w:hAnsiTheme="majorHAnsi" w:cstheme="majorHAnsi"/>
-                <w:lang w:val="en-US"/>
-              </w:rPr>
-            </w:pPr>
-            <w:r>
-              <w:rPr>
-                <w:rFonts w:asciiTheme="majorHAnsi" w:hAnsiTheme="majorHAnsi" w:cstheme="majorHAnsi"/>
-                <w:lang w:val="en-US"/>
+              </w:rPr>
+            </w:pPr>
+            <w:r>
+              <w:rPr>
+                <w:rFonts w:asciiTheme="majorHAnsi" w:hAnsiTheme="majorHAnsi" w:cstheme="majorHAnsi"/>
               </w:rPr>
               <w:t>- Thông tin đăng ký xe gửi.</w:t>
             </w:r>
@@ -1135,7 +1120,6 @@
               <w:jc w:val="both"/>
               <w:rPr>
                 <w:rFonts w:asciiTheme="majorHAnsi" w:hAnsiTheme="majorHAnsi" w:cstheme="majorHAnsi"/>
-                <w:lang w:val="en-US"/>
               </w:rPr>
             </w:pPr>
           </w:p>
@@ -1151,13 +1135,11 @@
               <w:jc w:val="both"/>
               <w:rPr>
                 <w:rFonts w:asciiTheme="majorHAnsi" w:hAnsiTheme="majorHAnsi" w:cstheme="majorHAnsi"/>
-                <w:lang w:val="en-US"/>
-              </w:rPr>
-            </w:pPr>
-            <w:r>
-              <w:rPr>
-                <w:rFonts w:asciiTheme="majorHAnsi" w:hAnsiTheme="majorHAnsi" w:cstheme="majorHAnsi"/>
-                <w:lang w:val="en-US"/>
+              </w:rPr>
+            </w:pPr>
+            <w:r>
+              <w:rPr>
+                <w:rFonts w:asciiTheme="majorHAnsi" w:hAnsiTheme="majorHAnsi" w:cstheme="majorHAnsi"/>
               </w:rPr>
               <w:t>- Tiếp nhận báo cáo nhân viên mới từ công ty.</w:t>
             </w:r>
@@ -1168,13 +1150,11 @@
               <w:jc w:val="both"/>
               <w:rPr>
                 <w:rFonts w:asciiTheme="majorHAnsi" w:hAnsiTheme="majorHAnsi" w:cstheme="majorHAnsi"/>
-                <w:lang w:val="en-US"/>
-              </w:rPr>
-            </w:pPr>
-            <w:r>
-              <w:rPr>
-                <w:rFonts w:asciiTheme="majorHAnsi" w:hAnsiTheme="majorHAnsi" w:cstheme="majorHAnsi"/>
-                <w:lang w:val="en-US"/>
+              </w:rPr>
+            </w:pPr>
+            <w:r>
+              <w:rPr>
+                <w:rFonts w:asciiTheme="majorHAnsi" w:hAnsiTheme="majorHAnsi" w:cstheme="majorHAnsi"/>
               </w:rPr>
               <w:t>- Cập nhật hồ sơ nhân sự theo từng phòng/tầng.</w:t>
             </w:r>
@@ -1185,13 +1165,11 @@
               <w:jc w:val="both"/>
               <w:rPr>
                 <w:rFonts w:asciiTheme="majorHAnsi" w:hAnsiTheme="majorHAnsi" w:cstheme="majorHAnsi"/>
-                <w:lang w:val="en-US"/>
-              </w:rPr>
-            </w:pPr>
-            <w:r>
-              <w:rPr>
-                <w:rFonts w:asciiTheme="majorHAnsi" w:hAnsiTheme="majorHAnsi" w:cstheme="majorHAnsi"/>
-                <w:lang w:val="en-US"/>
+              </w:rPr>
+            </w:pPr>
+            <w:r>
+              <w:rPr>
+                <w:rFonts w:asciiTheme="majorHAnsi" w:hAnsiTheme="majorHAnsi" w:cstheme="majorHAnsi"/>
               </w:rPr>
               <w:br/>
             </w:r>
@@ -1202,13 +1180,11 @@
               <w:jc w:val="both"/>
               <w:rPr>
                 <w:rFonts w:asciiTheme="majorHAnsi" w:hAnsiTheme="majorHAnsi" w:cstheme="majorHAnsi"/>
-                <w:lang w:val="en-US"/>
-              </w:rPr>
-            </w:pPr>
-            <w:r>
-              <w:rPr>
-                <w:rFonts w:asciiTheme="majorHAnsi" w:hAnsiTheme="majorHAnsi" w:cstheme="majorHAnsi"/>
-                <w:lang w:val="en-US"/>
+              </w:rPr>
+            </w:pPr>
+            <w:r>
+              <w:rPr>
+                <w:rFonts w:asciiTheme="majorHAnsi" w:hAnsiTheme="majorHAnsi" w:cstheme="majorHAnsi"/>
               </w:rPr>
               <w:t>- Cấp phát thẻ giữ xe (gồm mã thẻ, thông tin nhân viên và xe).</w:t>
             </w:r>
@@ -1219,7 +1195,6 @@
               <w:jc w:val="both"/>
               <w:rPr>
                 <w:rFonts w:asciiTheme="majorHAnsi" w:hAnsiTheme="majorHAnsi" w:cstheme="majorHAnsi"/>
-                <w:lang w:val="en-US"/>
               </w:rPr>
             </w:pPr>
           </w:p>
@@ -1235,13 +1210,11 @@
               <w:jc w:val="both"/>
               <w:rPr>
                 <w:rFonts w:asciiTheme="majorHAnsi" w:hAnsiTheme="majorHAnsi" w:cstheme="majorHAnsi"/>
-                <w:lang w:val="en-US"/>
-              </w:rPr>
-            </w:pPr>
-            <w:r>
-              <w:rPr>
-                <w:rFonts w:asciiTheme="majorHAnsi" w:hAnsiTheme="majorHAnsi" w:cstheme="majorHAnsi"/>
-                <w:lang w:val="en-US"/>
+              </w:rPr>
+            </w:pPr>
+            <w:r>
+              <w:rPr>
+                <w:rFonts w:asciiTheme="majorHAnsi" w:hAnsiTheme="majorHAnsi" w:cstheme="majorHAnsi"/>
               </w:rPr>
               <w:t>- Danh sách nhân sự thuộc các phòng trong cao ốc.</w:t>
             </w:r>
@@ -1252,13 +1225,11 @@
               <w:jc w:val="both"/>
               <w:rPr>
                 <w:rFonts w:asciiTheme="majorHAnsi" w:hAnsiTheme="majorHAnsi" w:cstheme="majorHAnsi"/>
-                <w:lang w:val="en-US"/>
-              </w:rPr>
-            </w:pPr>
-            <w:r>
-              <w:rPr>
-                <w:rFonts w:asciiTheme="majorHAnsi" w:hAnsiTheme="majorHAnsi" w:cstheme="majorHAnsi"/>
-                <w:lang w:val="en-US"/>
+              </w:rPr>
+            </w:pPr>
+            <w:r>
+              <w:rPr>
+                <w:rFonts w:asciiTheme="majorHAnsi" w:hAnsiTheme="majorHAnsi" w:cstheme="majorHAnsi"/>
               </w:rPr>
               <w:br/>
             </w:r>
@@ -1274,7 +1245,6 @@
             <w:r>
               <w:rPr>
                 <w:rFonts w:asciiTheme="majorHAnsi" w:hAnsiTheme="majorHAnsi" w:cstheme="majorHAnsi"/>
-                <w:lang w:val="en-US"/>
               </w:rPr>
               <w:t>- Thẻ giữ xe được cấp cho nhân viên.</w:t>
             </w:r>
@@ -1598,7 +1568,6 @@
                 <w:rFonts w:asciiTheme="majorHAnsi" w:hAnsiTheme="majorHAnsi" w:cstheme="majorHAnsi"/>
                 <w:b/>
                 <w:bCs/>
-                <w:lang w:val="en-US"/>
               </w:rPr>
             </w:pPr>
             <w:r>
@@ -1606,7 +1575,6 @@
                 <w:rFonts w:asciiTheme="majorHAnsi" w:hAnsiTheme="majorHAnsi" w:cstheme="majorHAnsi"/>
                 <w:b/>
                 <w:bCs/>
-                <w:lang w:val="en-US"/>
               </w:rPr>
               <w:t>Đại diện Công ty (Khách hàng)</w:t>
             </w:r>
@@ -1627,7 +1595,6 @@
             <w:r>
               <w:rPr>
                 <w:rFonts w:asciiTheme="majorHAnsi" w:hAnsiTheme="majorHAnsi" w:cstheme="majorHAnsi"/>
-                <w:lang w:val="en-US"/>
               </w:rPr>
               <w:t xml:space="preserve">- Tham khảo vị trí, diện tích và giá cả phòng tại tòa nhà. </w:t>
             </w:r>
@@ -1826,7 +1793,6 @@
                 <w:rFonts w:asciiTheme="majorHAnsi" w:hAnsiTheme="majorHAnsi" w:cstheme="majorHAnsi"/>
                 <w:b/>
                 <w:bCs/>
-                <w:lang w:val="en-US"/>
               </w:rPr>
             </w:pPr>
             <w:r>
@@ -1834,7 +1800,6 @@
                 <w:rFonts w:asciiTheme="majorHAnsi" w:hAnsiTheme="majorHAnsi" w:cstheme="majorHAnsi"/>
                 <w:b/>
                 <w:bCs/>
-                <w:lang w:val="en-US"/>
               </w:rPr>
               <w:t>Bộ phận Quản lý Cao ốc</w:t>
             </w:r>
@@ -1855,7 +1820,6 @@
             <w:r>
               <w:rPr>
                 <w:rFonts w:asciiTheme="majorHAnsi" w:hAnsiTheme="majorHAnsi" w:cstheme="majorHAnsi"/>
-                <w:lang w:val="en-US"/>
               </w:rPr>
               <w:t xml:space="preserve">- Tiếp nhận yêu cầu, soạn thảo và ký kết hợp đồng thuê văn phòng với khách hàng. </w:t>
             </w:r>
@@ -3079,6 +3043,7 @@
           <w:rFonts w:asciiTheme="majorHAnsi" w:hAnsiTheme="majorHAnsi" w:cstheme="majorHAnsi"/>
           <w:b/>
           <w:bCs/>
+          <w:noProof/>
           <w:lang w:val="en-US"/>
         </w:rPr>
         <w:drawing>
@@ -3173,6 +3138,7 @@
       <w:r>
         <w:rPr>
           <w:rFonts w:asciiTheme="majorHAnsi" w:hAnsiTheme="majorHAnsi" w:cstheme="majorHAnsi"/>
+          <w:noProof/>
           <w:lang w:val="en-US"/>
         </w:rPr>
         <w:lastRenderedPageBreak/>
@@ -3271,6 +3237,7 @@
       <w:r>
         <w:rPr>
           <w:rFonts w:asciiTheme="majorHAnsi" w:hAnsiTheme="majorHAnsi" w:cstheme="majorHAnsi"/>
+          <w:noProof/>
         </w:rPr>
         <w:drawing>
           <wp:inline distT="0" distB="0" distL="0" distR="0" wp14:anchorId="2803927A" wp14:editId="2C170B7E">
@@ -5233,6 +5200,7 @@
       <w:r>
         <w:rPr>
           <w:rFonts w:asciiTheme="majorHAnsi" w:hAnsiTheme="majorHAnsi" w:cstheme="majorHAnsi"/>
+          <w:noProof/>
           <w:lang w:val="en-US"/>
         </w:rPr>
         <w:drawing>
@@ -5347,6 +5315,7 @@
       <w:r>
         <w:rPr>
           <w:rFonts w:asciiTheme="majorHAnsi" w:hAnsiTheme="majorHAnsi" w:cstheme="majorHAnsi"/>
+          <w:noProof/>
         </w:rPr>
         <w:lastRenderedPageBreak/>
         <w:drawing>
@@ -5417,69 +5386,6 @@
         <w:t>4.2. Danh sách bảng</w:t>
       </w:r>
     </w:p>
-    <w:p>
-      <w:pPr>
-        <w:spacing w:after="80" w:line="300" w:lineRule="auto"/>
-        <w:jc w:val="both"/>
-        <w:rPr>
-          <w:rFonts w:asciiTheme="majorHAnsi" w:hAnsiTheme="majorHAnsi" w:cstheme="majorHAnsi"/>
-        </w:rPr>
-      </w:pPr>
-      <w:r>
-        <w:rPr>
-          <w:rFonts w:asciiTheme="majorHAnsi" w:hAnsiTheme="majorHAnsi" w:cstheme="majorHAnsi"/>
-        </w:rPr>
-        <w:t xml:space="preserve">Dựa vào hình ảnh sơ đồ thiết kế lớp / liên kết các bảng (Class Diagram / ERD) cho hệ thống quản lý cho thuê văn phòng cao ốc, dưới đây là danh sách chi tiết các bảng, khóa chính và vai trò (ý nghĩa) của từng bảng tương ứng với phần </w:t>
-      </w:r>
-      <w:r>
-        <w:rPr>
-          <w:rFonts w:asciiTheme="majorHAnsi" w:hAnsiTheme="majorHAnsi" w:cstheme="majorHAnsi"/>
-          <w:b/>
-          <w:bCs/>
-        </w:rPr>
-        <w:t>4.2. Danh sách bảng</w:t>
-      </w:r>
-      <w:r>
-        <w:rPr>
-          <w:rFonts w:asciiTheme="majorHAnsi" w:hAnsiTheme="majorHAnsi" w:cstheme="majorHAnsi"/>
-        </w:rPr>
-        <w:t xml:space="preserve"> trong tài liệu bài tập thực hành của bạn: </w:t>
-      </w:r>
-    </w:p>
-    <w:p>
-      <w:pPr>
-        <w:spacing w:after="80" w:line="300" w:lineRule="auto"/>
-        <w:jc w:val="both"/>
-        <w:rPr>
-          <w:rFonts w:asciiTheme="majorHAnsi" w:hAnsiTheme="majorHAnsi" w:cstheme="majorHAnsi"/>
-        </w:rPr>
-      </w:pPr>
-      <w:r>
-        <w:rPr>
-          <w:rFonts w:asciiTheme="majorHAnsi" w:hAnsiTheme="majorHAnsi" w:cstheme="majorHAnsi"/>
-        </w:rPr>
-        <w:br/>
-      </w:r>
-    </w:p>
-    <w:p>
-      <w:pPr>
-        <w:spacing w:after="80" w:line="300" w:lineRule="auto"/>
-        <w:jc w:val="both"/>
-        <w:rPr>
-          <w:rFonts w:asciiTheme="majorHAnsi" w:hAnsiTheme="majorHAnsi" w:cstheme="majorHAnsi"/>
-          <w:b/>
-          <w:bCs/>
-        </w:rPr>
-      </w:pPr>
-      <w:r>
-        <w:rPr>
-          <w:rFonts w:asciiTheme="majorHAnsi" w:hAnsiTheme="majorHAnsi" w:cstheme="majorHAnsi"/>
-          <w:b/>
-          <w:bCs/>
-        </w:rPr>
-        <w:t>Bảng Gợi Ý: Danh sách bảng, Khóa chính và Vai trò (4.2)</w:t>
-      </w:r>
-    </w:p>
     <w:tbl>
       <w:tblPr>
         <w:tblStyle w:val="TableGrid"/>
@@ -6431,15 +6337,7 @@
                 <w:rFonts w:asciiTheme="majorHAnsi" w:hAnsiTheme="majorHAnsi" w:cstheme="majorHAnsi"/>
                 <w:lang w:val="en-US"/>
               </w:rPr>
-              <w:t xml:space="preserve">Quản lý các hóa đơn thanh toán chi phí dịch vụ phát sinh (điện, nước, internet...) của </w:t>
-            </w:r>
-            <w:r>
-              <w:rPr>
-                <w:rFonts w:asciiTheme="majorHAnsi" w:hAnsiTheme="majorHAnsi" w:cstheme="majorHAnsi"/>
-                <w:lang w:val="en-US"/>
-              </w:rPr>
-              <w:lastRenderedPageBreak/>
-              <w:t xml:space="preserve">từng phòng theo từng hợp đồng vào cuối tháng. </w:t>
+              <w:t xml:space="preserve">Quản lý các hóa đơn thanh toán chi phí dịch vụ phát sinh (điện, nước, internet...) của từng phòng theo từng hợp đồng vào cuối tháng. </w:t>
             </w:r>
           </w:p>
           <w:p>
@@ -6465,9 +6363,7 @@
       <w:r>
         <w:rPr>
           <w:rFonts w:asciiTheme="majorHAnsi" w:hAnsiTheme="majorHAnsi" w:cstheme="majorHAnsi"/>
-          <w:lang w:val="en-US"/>
-        </w:rPr>
-        <w:lastRenderedPageBreak/>
+        </w:rPr>
         <w:t xml:space="preserve">Bạn có thể sử dụng nội dung bảng trên để điền hoàn chỉnh vào phần </w:t>
       </w:r>
       <w:r>
@@ -6475,9 +6371,17 @@
           <w:rFonts w:asciiTheme="majorHAnsi" w:hAnsiTheme="majorHAnsi" w:cstheme="majorHAnsi"/>
           <w:b/>
           <w:bCs/>
-          <w:lang w:val="en-US"/>
-        </w:rPr>
-        <w:t>4.2. Danh sách bảng</w:t>
+        </w:rPr>
+        <w:t xml:space="preserve">4.2. </w:t>
+      </w:r>
+      <w:r>
+        <w:rPr>
+          <w:rFonts w:asciiTheme="majorHAnsi" w:hAnsiTheme="majorHAnsi" w:cstheme="majorHAnsi"/>
+          <w:b/>
+          <w:bCs/>
+          <w:lang w:val="en-US"/>
+        </w:rPr>
+        <w:t>Danh sách bảng</w:t>
       </w:r>
       <w:r>
         <w:rPr>
@@ -6629,6 +6533,7 @@
                 <w:rFonts w:asciiTheme="majorHAnsi" w:hAnsiTheme="majorHAnsi" w:cstheme="majorHAnsi"/>
                 <w:lang w:val="en-US"/>
               </w:rPr>
+              <w:lastRenderedPageBreak/>
               <w:t xml:space="preserve">- Hiện thực: Dùng ràng buộc kiểm tra CHECK (ThoiHan &gt;= 6) để đảm bảo mỗi đợt thuê văn phòng có thời hạn ít nhất là 6 tháng. </w:t>
             </w:r>
           </w:p>
@@ -6662,6 +6567,7 @@
                 <w:rFonts w:asciiTheme="majorHAnsi" w:hAnsiTheme="majorHAnsi" w:cstheme="majorHAnsi"/>
                 <w:lang w:val="en-US"/>
               </w:rPr>
+              <w:lastRenderedPageBreak/>
               <w:t>BR02</w:t>
             </w:r>
           </w:p>
@@ -7090,25 +6996,1307 @@
           <w:rFonts w:asciiTheme="majorHAnsi" w:hAnsiTheme="majorHAnsi" w:cstheme="majorHAnsi"/>
           <w:lang w:val="en-US"/>
         </w:rPr>
+        <w:t>-- 2. Chuyển ngữ cảnh sang database vừa tạo</w:t>
+      </w:r>
+    </w:p>
+    <w:p>
+      <w:pPr>
+        <w:spacing w:after="80" w:line="300" w:lineRule="auto"/>
+        <w:jc w:val="both"/>
+        <w:rPr>
+          <w:rFonts w:asciiTheme="majorHAnsi" w:hAnsiTheme="majorHAnsi" w:cstheme="majorHAnsi"/>
+          <w:lang w:val="en-US"/>
+        </w:rPr>
+      </w:pPr>
+      <w:r>
+        <w:rPr>
+          <w:rFonts w:asciiTheme="majorHAnsi" w:hAnsiTheme="majorHAnsi" w:cstheme="majorHAnsi"/>
+          <w:lang w:val="en-US"/>
+        </w:rPr>
+        <w:t>USE QuanLyChoThueVanPhong;</w:t>
+      </w:r>
+    </w:p>
+    <w:p>
+      <w:pPr>
+        <w:spacing w:after="80" w:line="300" w:lineRule="auto"/>
+        <w:jc w:val="both"/>
+        <w:rPr>
+          <w:rFonts w:asciiTheme="majorHAnsi" w:hAnsiTheme="majorHAnsi" w:cstheme="majorHAnsi"/>
+          <w:lang w:val="en-US"/>
+        </w:rPr>
+      </w:pPr>
+      <w:r>
+        <w:rPr>
+          <w:rFonts w:asciiTheme="majorHAnsi" w:hAnsiTheme="majorHAnsi" w:cstheme="majorHAnsi"/>
+          <w:lang w:val="en-US"/>
+        </w:rPr>
+        <w:t>GO</w:t>
+      </w:r>
+    </w:p>
+    <w:p>
+      <w:pPr>
+        <w:spacing w:after="80" w:line="300" w:lineRule="auto"/>
+        <w:jc w:val="both"/>
+        <w:rPr>
+          <w:rFonts w:asciiTheme="majorHAnsi" w:hAnsiTheme="majorHAnsi" w:cstheme="majorHAnsi"/>
+          <w:lang w:val="en-US"/>
+        </w:rPr>
+      </w:pPr>
+    </w:p>
+    <w:p>
+      <w:pPr>
+        <w:spacing w:after="80" w:line="300" w:lineRule="auto"/>
+        <w:jc w:val="both"/>
+        <w:rPr>
+          <w:rFonts w:asciiTheme="majorHAnsi" w:hAnsiTheme="majorHAnsi" w:cstheme="majorHAnsi"/>
+          <w:lang w:val="en-US"/>
+        </w:rPr>
+      </w:pPr>
+      <w:r>
+        <w:rPr>
+          <w:rFonts w:asciiTheme="majorHAnsi" w:hAnsiTheme="majorHAnsi" w:cstheme="majorHAnsi"/>
+          <w:lang w:val="en-US"/>
+        </w:rPr>
+        <w:t>-- 3. Tạo các bảng (Tables)</w:t>
+      </w:r>
+    </w:p>
+    <w:p>
+      <w:pPr>
+        <w:spacing w:after="80" w:line="300" w:lineRule="auto"/>
+        <w:jc w:val="both"/>
+        <w:rPr>
+          <w:rFonts w:asciiTheme="majorHAnsi" w:hAnsiTheme="majorHAnsi" w:cstheme="majorHAnsi"/>
+          <w:lang w:val="en-US"/>
+        </w:rPr>
+      </w:pPr>
+      <w:r>
+        <w:rPr>
+          <w:rFonts w:asciiTheme="majorHAnsi" w:hAnsiTheme="majorHAnsi" w:cstheme="majorHAnsi"/>
+          <w:lang w:val="en-US"/>
+        </w:rPr>
+        <w:t>CREATE TABLE HopDong (</w:t>
+      </w:r>
+    </w:p>
+    <w:p>
+      <w:pPr>
+        <w:spacing w:after="80" w:line="300" w:lineRule="auto"/>
+        <w:jc w:val="both"/>
+        <w:rPr>
+          <w:rFonts w:asciiTheme="majorHAnsi" w:hAnsiTheme="majorHAnsi" w:cstheme="majorHAnsi"/>
+          <w:lang w:val="en-US"/>
+        </w:rPr>
+      </w:pPr>
+      <w:r>
+        <w:rPr>
+          <w:rFonts w:asciiTheme="majorHAnsi" w:hAnsiTheme="majorHAnsi" w:cstheme="majorHAnsi"/>
+          <w:lang w:val="en-US"/>
+        </w:rPr>
+        <w:t xml:space="preserve">    SoHopDong VARCHAR(50) PRIMARY KEY,</w:t>
+      </w:r>
+    </w:p>
+    <w:p>
+      <w:pPr>
+        <w:spacing w:after="80" w:line="300" w:lineRule="auto"/>
+        <w:jc w:val="both"/>
+        <w:rPr>
+          <w:rFonts w:asciiTheme="majorHAnsi" w:hAnsiTheme="majorHAnsi" w:cstheme="majorHAnsi"/>
+          <w:lang w:val="en-US"/>
+        </w:rPr>
+      </w:pPr>
+      <w:r>
+        <w:rPr>
+          <w:rFonts w:asciiTheme="majorHAnsi" w:hAnsiTheme="majorHAnsi" w:cstheme="majorHAnsi"/>
+          <w:lang w:val="en-US"/>
+        </w:rPr>
         <w:lastRenderedPageBreak/>
-        <w:t>-- 2. Chuyển ngữ cảnh sang database vừa tạo</w:t>
-      </w:r>
-    </w:p>
-    <w:p>
-      <w:pPr>
-        <w:spacing w:after="80" w:line="300" w:lineRule="auto"/>
-        <w:jc w:val="both"/>
-        <w:rPr>
-          <w:rFonts w:asciiTheme="majorHAnsi" w:hAnsiTheme="majorHAnsi" w:cstheme="majorHAnsi"/>
-          <w:lang w:val="en-US"/>
-        </w:rPr>
-      </w:pPr>
-      <w:r>
-        <w:rPr>
-          <w:rFonts w:asciiTheme="majorHAnsi" w:hAnsiTheme="majorHAnsi" w:cstheme="majorHAnsi"/>
-          <w:lang w:val="en-US"/>
-        </w:rPr>
-        <w:t>USE QuanLyChoThueVanPhong;</w:t>
+        <w:t xml:space="preserve">    NgayLapHopDong DATE,</w:t>
+      </w:r>
+    </w:p>
+    <w:p>
+      <w:pPr>
+        <w:spacing w:after="80" w:line="300" w:lineRule="auto"/>
+        <w:jc w:val="both"/>
+        <w:rPr>
+          <w:rFonts w:asciiTheme="majorHAnsi" w:hAnsiTheme="majorHAnsi" w:cstheme="majorHAnsi"/>
+          <w:lang w:val="en-US"/>
+        </w:rPr>
+      </w:pPr>
+      <w:r>
+        <w:rPr>
+          <w:rFonts w:asciiTheme="majorHAnsi" w:hAnsiTheme="majorHAnsi" w:cstheme="majorHAnsi"/>
+          <w:lang w:val="en-US"/>
+        </w:rPr>
+        <w:t xml:space="preserve">    NoiDungHopDong TEXT</w:t>
+      </w:r>
+    </w:p>
+    <w:p>
+      <w:pPr>
+        <w:spacing w:after="80" w:line="300" w:lineRule="auto"/>
+        <w:jc w:val="both"/>
+        <w:rPr>
+          <w:rFonts w:asciiTheme="majorHAnsi" w:hAnsiTheme="majorHAnsi" w:cstheme="majorHAnsi"/>
+          <w:lang w:val="en-US"/>
+        </w:rPr>
+      </w:pPr>
+      <w:r>
+        <w:rPr>
+          <w:rFonts w:asciiTheme="majorHAnsi" w:hAnsiTheme="majorHAnsi" w:cstheme="majorHAnsi"/>
+          <w:lang w:val="en-US"/>
+        </w:rPr>
+        <w:t>);</w:t>
+      </w:r>
+    </w:p>
+    <w:p>
+      <w:pPr>
+        <w:spacing w:after="80" w:line="300" w:lineRule="auto"/>
+        <w:jc w:val="both"/>
+        <w:rPr>
+          <w:rFonts w:asciiTheme="majorHAnsi" w:hAnsiTheme="majorHAnsi" w:cstheme="majorHAnsi"/>
+          <w:lang w:val="en-US"/>
+        </w:rPr>
+      </w:pPr>
+    </w:p>
+    <w:p>
+      <w:pPr>
+        <w:spacing w:after="80" w:line="300" w:lineRule="auto"/>
+        <w:jc w:val="both"/>
+        <w:rPr>
+          <w:rFonts w:asciiTheme="majorHAnsi" w:hAnsiTheme="majorHAnsi" w:cstheme="majorHAnsi"/>
+          <w:lang w:val="en-US"/>
+        </w:rPr>
+      </w:pPr>
+      <w:r>
+        <w:rPr>
+          <w:rFonts w:asciiTheme="majorHAnsi" w:hAnsiTheme="majorHAnsi" w:cstheme="majorHAnsi"/>
+          <w:lang w:val="en-US"/>
+        </w:rPr>
+        <w:t>CREATE TABLE CongTy (</w:t>
+      </w:r>
+    </w:p>
+    <w:p>
+      <w:pPr>
+        <w:spacing w:after="80" w:line="300" w:lineRule="auto"/>
+        <w:jc w:val="both"/>
+        <w:rPr>
+          <w:rFonts w:asciiTheme="majorHAnsi" w:hAnsiTheme="majorHAnsi" w:cstheme="majorHAnsi"/>
+          <w:lang w:val="en-US"/>
+        </w:rPr>
+      </w:pPr>
+      <w:r>
+        <w:rPr>
+          <w:rFonts w:asciiTheme="majorHAnsi" w:hAnsiTheme="majorHAnsi" w:cstheme="majorHAnsi"/>
+          <w:lang w:val="en-US"/>
+        </w:rPr>
+        <w:t xml:space="preserve">    MaCongTy VARCHAR(50) PRIMARY KEY,</w:t>
+      </w:r>
+    </w:p>
+    <w:p>
+      <w:pPr>
+        <w:spacing w:after="80" w:line="300" w:lineRule="auto"/>
+        <w:jc w:val="both"/>
+        <w:rPr>
+          <w:rFonts w:asciiTheme="majorHAnsi" w:hAnsiTheme="majorHAnsi" w:cstheme="majorHAnsi"/>
+          <w:lang w:val="en-US"/>
+        </w:rPr>
+      </w:pPr>
+      <w:r>
+        <w:rPr>
+          <w:rFonts w:asciiTheme="majorHAnsi" w:hAnsiTheme="majorHAnsi" w:cstheme="majorHAnsi"/>
+          <w:lang w:val="en-US"/>
+        </w:rPr>
+        <w:t xml:space="preserve">    TenCongTy NVARCHAR(100),</w:t>
+      </w:r>
+    </w:p>
+    <w:p>
+      <w:pPr>
+        <w:spacing w:after="80" w:line="300" w:lineRule="auto"/>
+        <w:jc w:val="both"/>
+        <w:rPr>
+          <w:rFonts w:asciiTheme="majorHAnsi" w:hAnsiTheme="majorHAnsi" w:cstheme="majorHAnsi"/>
+          <w:lang w:val="en-US"/>
+        </w:rPr>
+      </w:pPr>
+      <w:r>
+        <w:rPr>
+          <w:rFonts w:asciiTheme="majorHAnsi" w:hAnsiTheme="majorHAnsi" w:cstheme="majorHAnsi"/>
+          <w:lang w:val="en-US"/>
+        </w:rPr>
+        <w:t xml:space="preserve">    DiaChiCongTy NVARCHAR(255),</w:t>
+      </w:r>
+    </w:p>
+    <w:p>
+      <w:pPr>
+        <w:spacing w:after="80" w:line="300" w:lineRule="auto"/>
+        <w:jc w:val="both"/>
+        <w:rPr>
+          <w:rFonts w:asciiTheme="majorHAnsi" w:hAnsiTheme="majorHAnsi" w:cstheme="majorHAnsi"/>
+          <w:lang w:val="en-US"/>
+        </w:rPr>
+      </w:pPr>
+      <w:r>
+        <w:rPr>
+          <w:rFonts w:asciiTheme="majorHAnsi" w:hAnsiTheme="majorHAnsi" w:cstheme="majorHAnsi"/>
+          <w:lang w:val="en-US"/>
+        </w:rPr>
+        <w:t xml:space="preserve">    SdtCongTy VARCHAR(20),</w:t>
+      </w:r>
+    </w:p>
+    <w:p>
+      <w:pPr>
+        <w:spacing w:after="80" w:line="300" w:lineRule="auto"/>
+        <w:jc w:val="both"/>
+        <w:rPr>
+          <w:rFonts w:asciiTheme="majorHAnsi" w:hAnsiTheme="majorHAnsi" w:cstheme="majorHAnsi"/>
+          <w:lang w:val="en-US"/>
+        </w:rPr>
+      </w:pPr>
+      <w:r>
+        <w:rPr>
+          <w:rFonts w:asciiTheme="majorHAnsi" w:hAnsiTheme="majorHAnsi" w:cstheme="majorHAnsi"/>
+          <w:lang w:val="en-US"/>
+        </w:rPr>
+        <w:t xml:space="preserve">    SoHopDong VARCHAR(50),</w:t>
+      </w:r>
+    </w:p>
+    <w:p>
+      <w:pPr>
+        <w:spacing w:after="80" w:line="300" w:lineRule="auto"/>
+        <w:jc w:val="both"/>
+        <w:rPr>
+          <w:rFonts w:asciiTheme="majorHAnsi" w:hAnsiTheme="majorHAnsi" w:cstheme="majorHAnsi"/>
+          <w:lang w:val="en-US"/>
+        </w:rPr>
+      </w:pPr>
+      <w:r>
+        <w:rPr>
+          <w:rFonts w:asciiTheme="majorHAnsi" w:hAnsiTheme="majorHAnsi" w:cstheme="majorHAnsi"/>
+          <w:lang w:val="en-US"/>
+        </w:rPr>
+        <w:t xml:space="preserve">    FOREIGN KEY (SoHopDong) REFERENCES HopDong(SoHopDong)</w:t>
+      </w:r>
+    </w:p>
+    <w:p>
+      <w:pPr>
+        <w:spacing w:after="80" w:line="300" w:lineRule="auto"/>
+        <w:jc w:val="both"/>
+        <w:rPr>
+          <w:rFonts w:asciiTheme="majorHAnsi" w:hAnsiTheme="majorHAnsi" w:cstheme="majorHAnsi"/>
+          <w:lang w:val="en-US"/>
+        </w:rPr>
+      </w:pPr>
+      <w:r>
+        <w:rPr>
+          <w:rFonts w:asciiTheme="majorHAnsi" w:hAnsiTheme="majorHAnsi" w:cstheme="majorHAnsi"/>
+          <w:lang w:val="en-US"/>
+        </w:rPr>
+        <w:t>);</w:t>
+      </w:r>
+    </w:p>
+    <w:p>
+      <w:pPr>
+        <w:spacing w:after="80" w:line="300" w:lineRule="auto"/>
+        <w:jc w:val="both"/>
+        <w:rPr>
+          <w:rFonts w:asciiTheme="majorHAnsi" w:hAnsiTheme="majorHAnsi" w:cstheme="majorHAnsi"/>
+          <w:lang w:val="en-US"/>
+        </w:rPr>
+      </w:pPr>
+    </w:p>
+    <w:p>
+      <w:pPr>
+        <w:spacing w:after="80" w:line="300" w:lineRule="auto"/>
+        <w:jc w:val="both"/>
+        <w:rPr>
+          <w:rFonts w:asciiTheme="majorHAnsi" w:hAnsiTheme="majorHAnsi" w:cstheme="majorHAnsi"/>
+          <w:lang w:val="en-US"/>
+        </w:rPr>
+      </w:pPr>
+      <w:r>
+        <w:rPr>
+          <w:rFonts w:asciiTheme="majorHAnsi" w:hAnsiTheme="majorHAnsi" w:cstheme="majorHAnsi"/>
+          <w:lang w:val="en-US"/>
+        </w:rPr>
+        <w:t>CREATE TABLE MucGia (</w:t>
+      </w:r>
+    </w:p>
+    <w:p>
+      <w:pPr>
+        <w:spacing w:after="80" w:line="300" w:lineRule="auto"/>
+        <w:jc w:val="both"/>
+        <w:rPr>
+          <w:rFonts w:asciiTheme="majorHAnsi" w:hAnsiTheme="majorHAnsi" w:cstheme="majorHAnsi"/>
+          <w:lang w:val="en-US"/>
+        </w:rPr>
+      </w:pPr>
+      <w:r>
+        <w:rPr>
+          <w:rFonts w:asciiTheme="majorHAnsi" w:hAnsiTheme="majorHAnsi" w:cstheme="majorHAnsi"/>
+          <w:lang w:val="en-US"/>
+        </w:rPr>
+        <w:t xml:space="preserve">    Tang INT,</w:t>
+      </w:r>
+    </w:p>
+    <w:p>
+      <w:pPr>
+        <w:spacing w:after="80" w:line="300" w:lineRule="auto"/>
+        <w:jc w:val="both"/>
+        <w:rPr>
+          <w:rFonts w:asciiTheme="majorHAnsi" w:hAnsiTheme="majorHAnsi" w:cstheme="majorHAnsi"/>
+          <w:lang w:val="en-US"/>
+        </w:rPr>
+      </w:pPr>
+      <w:r>
+        <w:rPr>
+          <w:rFonts w:asciiTheme="majorHAnsi" w:hAnsiTheme="majorHAnsi" w:cstheme="majorHAnsi"/>
+          <w:lang w:val="en-US"/>
+        </w:rPr>
+        <w:t xml:space="preserve">    DienTich FLOAT,</w:t>
+      </w:r>
+    </w:p>
+    <w:p>
+      <w:pPr>
+        <w:spacing w:after="80" w:line="300" w:lineRule="auto"/>
+        <w:jc w:val="both"/>
+        <w:rPr>
+          <w:rFonts w:asciiTheme="majorHAnsi" w:hAnsiTheme="majorHAnsi" w:cstheme="majorHAnsi"/>
+          <w:lang w:val="en-US"/>
+        </w:rPr>
+      </w:pPr>
+      <w:r>
+        <w:rPr>
+          <w:rFonts w:asciiTheme="majorHAnsi" w:hAnsiTheme="majorHAnsi" w:cstheme="majorHAnsi"/>
+          <w:lang w:val="en-US"/>
+        </w:rPr>
+        <w:t xml:space="preserve">    GiaCa DECIMAL(18, 2),</w:t>
+      </w:r>
+    </w:p>
+    <w:p>
+      <w:pPr>
+        <w:spacing w:after="80" w:line="300" w:lineRule="auto"/>
+        <w:jc w:val="both"/>
+        <w:rPr>
+          <w:rFonts w:asciiTheme="majorHAnsi" w:hAnsiTheme="majorHAnsi" w:cstheme="majorHAnsi"/>
+          <w:lang w:val="en-US"/>
+        </w:rPr>
+      </w:pPr>
+      <w:r>
+        <w:rPr>
+          <w:rFonts w:asciiTheme="majorHAnsi" w:hAnsiTheme="majorHAnsi" w:cstheme="majorHAnsi"/>
+          <w:lang w:val="en-US"/>
+        </w:rPr>
+        <w:t xml:space="preserve">    PRIMARY KEY (Tang, DienTich)</w:t>
+      </w:r>
+    </w:p>
+    <w:p>
+      <w:pPr>
+        <w:spacing w:after="80" w:line="300" w:lineRule="auto"/>
+        <w:jc w:val="both"/>
+        <w:rPr>
+          <w:rFonts w:asciiTheme="majorHAnsi" w:hAnsiTheme="majorHAnsi" w:cstheme="majorHAnsi"/>
+          <w:lang w:val="en-US"/>
+        </w:rPr>
+      </w:pPr>
+      <w:r>
+        <w:rPr>
+          <w:rFonts w:asciiTheme="majorHAnsi" w:hAnsiTheme="majorHAnsi" w:cstheme="majorHAnsi"/>
+          <w:lang w:val="en-US"/>
+        </w:rPr>
+        <w:t>);</w:t>
+      </w:r>
+    </w:p>
+    <w:p>
+      <w:pPr>
+        <w:spacing w:after="80" w:line="300" w:lineRule="auto"/>
+        <w:jc w:val="both"/>
+        <w:rPr>
+          <w:rFonts w:asciiTheme="majorHAnsi" w:hAnsiTheme="majorHAnsi" w:cstheme="majorHAnsi"/>
+          <w:lang w:val="en-US"/>
+        </w:rPr>
+      </w:pPr>
+    </w:p>
+    <w:p>
+      <w:pPr>
+        <w:spacing w:after="80" w:line="300" w:lineRule="auto"/>
+        <w:jc w:val="both"/>
+        <w:rPr>
+          <w:rFonts w:asciiTheme="majorHAnsi" w:hAnsiTheme="majorHAnsi" w:cstheme="majorHAnsi"/>
+          <w:lang w:val="en-US"/>
+        </w:rPr>
+      </w:pPr>
+      <w:r>
+        <w:rPr>
+          <w:rFonts w:asciiTheme="majorHAnsi" w:hAnsiTheme="majorHAnsi" w:cstheme="majorHAnsi"/>
+          <w:lang w:val="en-US"/>
+        </w:rPr>
+        <w:t>CREATE TABLE Phong (</w:t>
+      </w:r>
+    </w:p>
+    <w:p>
+      <w:pPr>
+        <w:spacing w:after="80" w:line="300" w:lineRule="auto"/>
+        <w:jc w:val="both"/>
+        <w:rPr>
+          <w:rFonts w:asciiTheme="majorHAnsi" w:hAnsiTheme="majorHAnsi" w:cstheme="majorHAnsi"/>
+          <w:lang w:val="en-US"/>
+        </w:rPr>
+      </w:pPr>
+      <w:r>
+        <w:rPr>
+          <w:rFonts w:asciiTheme="majorHAnsi" w:hAnsiTheme="majorHAnsi" w:cstheme="majorHAnsi"/>
+          <w:lang w:val="en-US"/>
+        </w:rPr>
+        <w:t xml:space="preserve">    MaPhong VARCHAR(50) PRIMARY KEY,</w:t>
+      </w:r>
+    </w:p>
+    <w:p>
+      <w:pPr>
+        <w:spacing w:after="80" w:line="300" w:lineRule="auto"/>
+        <w:jc w:val="both"/>
+        <w:rPr>
+          <w:rFonts w:asciiTheme="majorHAnsi" w:hAnsiTheme="majorHAnsi" w:cstheme="majorHAnsi"/>
+          <w:lang w:val="en-US"/>
+        </w:rPr>
+      </w:pPr>
+      <w:r>
+        <w:rPr>
+          <w:rFonts w:asciiTheme="majorHAnsi" w:hAnsiTheme="majorHAnsi" w:cstheme="majorHAnsi"/>
+          <w:lang w:val="en-US"/>
+        </w:rPr>
+        <w:t xml:space="preserve">    Tang INT,</w:t>
+      </w:r>
+    </w:p>
+    <w:p>
+      <w:pPr>
+        <w:spacing w:after="80" w:line="300" w:lineRule="auto"/>
+        <w:jc w:val="both"/>
+        <w:rPr>
+          <w:rFonts w:asciiTheme="majorHAnsi" w:hAnsiTheme="majorHAnsi" w:cstheme="majorHAnsi"/>
+          <w:lang w:val="en-US"/>
+        </w:rPr>
+      </w:pPr>
+      <w:r>
+        <w:rPr>
+          <w:rFonts w:asciiTheme="majorHAnsi" w:hAnsiTheme="majorHAnsi" w:cstheme="majorHAnsi"/>
+          <w:lang w:val="en-US"/>
+        </w:rPr>
+        <w:t xml:space="preserve">    DienTich FLOAT,</w:t>
+      </w:r>
+    </w:p>
+    <w:p>
+      <w:pPr>
+        <w:spacing w:after="80" w:line="300" w:lineRule="auto"/>
+        <w:jc w:val="both"/>
+        <w:rPr>
+          <w:rFonts w:asciiTheme="majorHAnsi" w:hAnsiTheme="majorHAnsi" w:cstheme="majorHAnsi"/>
+          <w:lang w:val="en-US"/>
+        </w:rPr>
+      </w:pPr>
+      <w:r>
+        <w:rPr>
+          <w:rFonts w:asciiTheme="majorHAnsi" w:hAnsiTheme="majorHAnsi" w:cstheme="majorHAnsi"/>
+          <w:lang w:val="en-US"/>
+        </w:rPr>
+        <w:t xml:space="preserve">    FOREIGN KEY (Tang, DienTich) REFERENCES MucGia(Tang, DienTich)</w:t>
+      </w:r>
+    </w:p>
+    <w:p>
+      <w:pPr>
+        <w:spacing w:after="80" w:line="300" w:lineRule="auto"/>
+        <w:jc w:val="both"/>
+        <w:rPr>
+          <w:rFonts w:asciiTheme="majorHAnsi" w:hAnsiTheme="majorHAnsi" w:cstheme="majorHAnsi"/>
+          <w:lang w:val="en-US"/>
+        </w:rPr>
+      </w:pPr>
+      <w:r>
+        <w:rPr>
+          <w:rFonts w:asciiTheme="majorHAnsi" w:hAnsiTheme="majorHAnsi" w:cstheme="majorHAnsi"/>
+          <w:lang w:val="en-US"/>
+        </w:rPr>
+        <w:t>);</w:t>
+      </w:r>
+    </w:p>
+    <w:p>
+      <w:pPr>
+        <w:spacing w:after="80" w:line="300" w:lineRule="auto"/>
+        <w:jc w:val="both"/>
+        <w:rPr>
+          <w:rFonts w:asciiTheme="majorHAnsi" w:hAnsiTheme="majorHAnsi" w:cstheme="majorHAnsi"/>
+          <w:lang w:val="en-US"/>
+        </w:rPr>
+      </w:pPr>
+    </w:p>
+    <w:p>
+      <w:pPr>
+        <w:spacing w:after="80" w:line="300" w:lineRule="auto"/>
+        <w:jc w:val="both"/>
+        <w:rPr>
+          <w:rFonts w:asciiTheme="majorHAnsi" w:hAnsiTheme="majorHAnsi" w:cstheme="majorHAnsi"/>
+          <w:lang w:val="en-US"/>
+        </w:rPr>
+      </w:pPr>
+      <w:r>
+        <w:rPr>
+          <w:rFonts w:asciiTheme="majorHAnsi" w:hAnsiTheme="majorHAnsi" w:cstheme="majorHAnsi"/>
+          <w:lang w:val="en-US"/>
+        </w:rPr>
+        <w:t>CREATE TABLE NhanVien (</w:t>
+      </w:r>
+    </w:p>
+    <w:p>
+      <w:pPr>
+        <w:spacing w:after="80" w:line="300" w:lineRule="auto"/>
+        <w:jc w:val="both"/>
+        <w:rPr>
+          <w:rFonts w:asciiTheme="majorHAnsi" w:hAnsiTheme="majorHAnsi" w:cstheme="majorHAnsi"/>
+          <w:lang w:val="en-US"/>
+        </w:rPr>
+      </w:pPr>
+      <w:r>
+        <w:rPr>
+          <w:rFonts w:asciiTheme="majorHAnsi" w:hAnsiTheme="majorHAnsi" w:cstheme="majorHAnsi"/>
+          <w:lang w:val="en-US"/>
+        </w:rPr>
+        <w:t xml:space="preserve">    MSNV VARCHAR(50) PRIMARY KEY,</w:t>
+      </w:r>
+    </w:p>
+    <w:p>
+      <w:pPr>
+        <w:spacing w:after="80" w:line="300" w:lineRule="auto"/>
+        <w:jc w:val="both"/>
+        <w:rPr>
+          <w:rFonts w:asciiTheme="majorHAnsi" w:hAnsiTheme="majorHAnsi" w:cstheme="majorHAnsi"/>
+          <w:lang w:val="en-US"/>
+        </w:rPr>
+      </w:pPr>
+      <w:r>
+        <w:rPr>
+          <w:rFonts w:asciiTheme="majorHAnsi" w:hAnsiTheme="majorHAnsi" w:cstheme="majorHAnsi"/>
+          <w:lang w:val="en-US"/>
+        </w:rPr>
+        <w:t xml:space="preserve">    TenNV NVARCHAR(100),</w:t>
+      </w:r>
+    </w:p>
+    <w:p>
+      <w:pPr>
+        <w:spacing w:after="80" w:line="300" w:lineRule="auto"/>
+        <w:jc w:val="both"/>
+        <w:rPr>
+          <w:rFonts w:asciiTheme="majorHAnsi" w:hAnsiTheme="majorHAnsi" w:cstheme="majorHAnsi"/>
+          <w:lang w:val="en-US"/>
+        </w:rPr>
+      </w:pPr>
+      <w:r>
+        <w:rPr>
+          <w:rFonts w:asciiTheme="majorHAnsi" w:hAnsiTheme="majorHAnsi" w:cstheme="majorHAnsi"/>
+          <w:lang w:val="en-US"/>
+        </w:rPr>
+        <w:lastRenderedPageBreak/>
+        <w:t xml:space="preserve">    Phai NVARCHAR(10),</w:t>
+      </w:r>
+    </w:p>
+    <w:p>
+      <w:pPr>
+        <w:spacing w:after="80" w:line="300" w:lineRule="auto"/>
+        <w:jc w:val="both"/>
+        <w:rPr>
+          <w:rFonts w:asciiTheme="majorHAnsi" w:hAnsiTheme="majorHAnsi" w:cstheme="majorHAnsi"/>
+          <w:lang w:val="en-US"/>
+        </w:rPr>
+      </w:pPr>
+      <w:r>
+        <w:rPr>
+          <w:rFonts w:asciiTheme="majorHAnsi" w:hAnsiTheme="majorHAnsi" w:cstheme="majorHAnsi"/>
+          <w:lang w:val="en-US"/>
+        </w:rPr>
+        <w:t xml:space="preserve">    DiaChiNV NVARCHAR(255),</w:t>
+      </w:r>
+    </w:p>
+    <w:p>
+      <w:pPr>
+        <w:spacing w:after="80" w:line="300" w:lineRule="auto"/>
+        <w:jc w:val="both"/>
+        <w:rPr>
+          <w:rFonts w:asciiTheme="majorHAnsi" w:hAnsiTheme="majorHAnsi" w:cstheme="majorHAnsi"/>
+          <w:lang w:val="en-US"/>
+        </w:rPr>
+      </w:pPr>
+      <w:r>
+        <w:rPr>
+          <w:rFonts w:asciiTheme="majorHAnsi" w:hAnsiTheme="majorHAnsi" w:cstheme="majorHAnsi"/>
+          <w:lang w:val="en-US"/>
+        </w:rPr>
+        <w:t xml:space="preserve">    SdtNV VARCHAR(20),</w:t>
+      </w:r>
+    </w:p>
+    <w:p>
+      <w:pPr>
+        <w:spacing w:after="80" w:line="300" w:lineRule="auto"/>
+        <w:jc w:val="both"/>
+        <w:rPr>
+          <w:rFonts w:asciiTheme="majorHAnsi" w:hAnsiTheme="majorHAnsi" w:cstheme="majorHAnsi"/>
+          <w:lang w:val="en-US"/>
+        </w:rPr>
+      </w:pPr>
+      <w:r>
+        <w:rPr>
+          <w:rFonts w:asciiTheme="majorHAnsi" w:hAnsiTheme="majorHAnsi" w:cstheme="majorHAnsi"/>
+          <w:lang w:val="en-US"/>
+        </w:rPr>
+        <w:t xml:space="preserve">    ChucVu NVARCHAR(50),</w:t>
+      </w:r>
+    </w:p>
+    <w:p>
+      <w:pPr>
+        <w:spacing w:after="80" w:line="300" w:lineRule="auto"/>
+        <w:jc w:val="both"/>
+        <w:rPr>
+          <w:rFonts w:asciiTheme="majorHAnsi" w:hAnsiTheme="majorHAnsi" w:cstheme="majorHAnsi"/>
+          <w:lang w:val="en-US"/>
+        </w:rPr>
+      </w:pPr>
+      <w:r>
+        <w:rPr>
+          <w:rFonts w:asciiTheme="majorHAnsi" w:hAnsiTheme="majorHAnsi" w:cstheme="majorHAnsi"/>
+          <w:lang w:val="en-US"/>
+        </w:rPr>
+        <w:t xml:space="preserve">    MaPhong VARCHAR(50),</w:t>
+      </w:r>
+    </w:p>
+    <w:p>
+      <w:pPr>
+        <w:spacing w:after="80" w:line="300" w:lineRule="auto"/>
+        <w:jc w:val="both"/>
+        <w:rPr>
+          <w:rFonts w:asciiTheme="majorHAnsi" w:hAnsiTheme="majorHAnsi" w:cstheme="majorHAnsi"/>
+          <w:lang w:val="en-US"/>
+        </w:rPr>
+      </w:pPr>
+      <w:r>
+        <w:rPr>
+          <w:rFonts w:asciiTheme="majorHAnsi" w:hAnsiTheme="majorHAnsi" w:cstheme="majorHAnsi"/>
+          <w:lang w:val="en-US"/>
+        </w:rPr>
+        <w:t xml:space="preserve">    MaCongTy VARCHAR(50),</w:t>
+      </w:r>
+    </w:p>
+    <w:p>
+      <w:pPr>
+        <w:spacing w:after="80" w:line="300" w:lineRule="auto"/>
+        <w:jc w:val="both"/>
+        <w:rPr>
+          <w:rFonts w:asciiTheme="majorHAnsi" w:hAnsiTheme="majorHAnsi" w:cstheme="majorHAnsi"/>
+          <w:lang w:val="en-US"/>
+        </w:rPr>
+      </w:pPr>
+      <w:r>
+        <w:rPr>
+          <w:rFonts w:asciiTheme="majorHAnsi" w:hAnsiTheme="majorHAnsi" w:cstheme="majorHAnsi"/>
+          <w:lang w:val="en-US"/>
+        </w:rPr>
+        <w:t xml:space="preserve">    FOREIGN KEY (MaPhong) REFERENCES Phong(MaPhong),</w:t>
+      </w:r>
+    </w:p>
+    <w:p>
+      <w:pPr>
+        <w:spacing w:after="80" w:line="300" w:lineRule="auto"/>
+        <w:jc w:val="both"/>
+        <w:rPr>
+          <w:rFonts w:asciiTheme="majorHAnsi" w:hAnsiTheme="majorHAnsi" w:cstheme="majorHAnsi"/>
+          <w:lang w:val="en-US"/>
+        </w:rPr>
+      </w:pPr>
+      <w:r>
+        <w:rPr>
+          <w:rFonts w:asciiTheme="majorHAnsi" w:hAnsiTheme="majorHAnsi" w:cstheme="majorHAnsi"/>
+          <w:lang w:val="en-US"/>
+        </w:rPr>
+        <w:t xml:space="preserve">    FOREIGN KEY (MaCongTy) REFERENCES CongTy(MaCongTy)</w:t>
+      </w:r>
+    </w:p>
+    <w:p>
+      <w:pPr>
+        <w:spacing w:after="80" w:line="300" w:lineRule="auto"/>
+        <w:jc w:val="both"/>
+        <w:rPr>
+          <w:rFonts w:asciiTheme="majorHAnsi" w:hAnsiTheme="majorHAnsi" w:cstheme="majorHAnsi"/>
+          <w:lang w:val="en-US"/>
+        </w:rPr>
+      </w:pPr>
+      <w:r>
+        <w:rPr>
+          <w:rFonts w:asciiTheme="majorHAnsi" w:hAnsiTheme="majorHAnsi" w:cstheme="majorHAnsi"/>
+          <w:lang w:val="en-US"/>
+        </w:rPr>
+        <w:t>);</w:t>
+      </w:r>
+    </w:p>
+    <w:p>
+      <w:pPr>
+        <w:spacing w:after="80" w:line="300" w:lineRule="auto"/>
+        <w:jc w:val="both"/>
+        <w:rPr>
+          <w:rFonts w:asciiTheme="majorHAnsi" w:hAnsiTheme="majorHAnsi" w:cstheme="majorHAnsi"/>
+          <w:lang w:val="en-US"/>
+        </w:rPr>
+      </w:pPr>
+    </w:p>
+    <w:p>
+      <w:pPr>
+        <w:spacing w:after="80" w:line="300" w:lineRule="auto"/>
+        <w:jc w:val="both"/>
+        <w:rPr>
+          <w:rFonts w:asciiTheme="majorHAnsi" w:hAnsiTheme="majorHAnsi" w:cstheme="majorHAnsi"/>
+          <w:lang w:val="en-US"/>
+        </w:rPr>
+      </w:pPr>
+      <w:r>
+        <w:rPr>
+          <w:rFonts w:asciiTheme="majorHAnsi" w:hAnsiTheme="majorHAnsi" w:cstheme="majorHAnsi"/>
+          <w:lang w:val="en-US"/>
+        </w:rPr>
+        <w:t>CREATE TABLE ChiTietHopDong (</w:t>
+      </w:r>
+    </w:p>
+    <w:p>
+      <w:pPr>
+        <w:spacing w:after="80" w:line="300" w:lineRule="auto"/>
+        <w:jc w:val="both"/>
+        <w:rPr>
+          <w:rFonts w:asciiTheme="majorHAnsi" w:hAnsiTheme="majorHAnsi" w:cstheme="majorHAnsi"/>
+          <w:lang w:val="en-US"/>
+        </w:rPr>
+      </w:pPr>
+      <w:r>
+        <w:rPr>
+          <w:rFonts w:asciiTheme="majorHAnsi" w:hAnsiTheme="majorHAnsi" w:cstheme="majorHAnsi"/>
+          <w:lang w:val="en-US"/>
+        </w:rPr>
+        <w:t xml:space="preserve">    SoHopDong VARCHAR(50),</w:t>
+      </w:r>
+    </w:p>
+    <w:p>
+      <w:pPr>
+        <w:spacing w:after="80" w:line="300" w:lineRule="auto"/>
+        <w:jc w:val="both"/>
+        <w:rPr>
+          <w:rFonts w:asciiTheme="majorHAnsi" w:hAnsiTheme="majorHAnsi" w:cstheme="majorHAnsi"/>
+          <w:lang w:val="en-US"/>
+        </w:rPr>
+      </w:pPr>
+      <w:r>
+        <w:rPr>
+          <w:rFonts w:asciiTheme="majorHAnsi" w:hAnsiTheme="majorHAnsi" w:cstheme="majorHAnsi"/>
+          <w:lang w:val="en-US"/>
+        </w:rPr>
+        <w:t xml:space="preserve">    MaPhong VARCHAR(50),</w:t>
+      </w:r>
+    </w:p>
+    <w:p>
+      <w:pPr>
+        <w:spacing w:after="80" w:line="300" w:lineRule="auto"/>
+        <w:jc w:val="both"/>
+        <w:rPr>
+          <w:rFonts w:asciiTheme="majorHAnsi" w:hAnsiTheme="majorHAnsi" w:cstheme="majorHAnsi"/>
+          <w:lang w:val="en-US"/>
+        </w:rPr>
+      </w:pPr>
+      <w:r>
+        <w:rPr>
+          <w:rFonts w:asciiTheme="majorHAnsi" w:hAnsiTheme="majorHAnsi" w:cstheme="majorHAnsi"/>
+          <w:lang w:val="en-US"/>
+        </w:rPr>
+        <w:t xml:space="preserve">    ThoiHan INT,</w:t>
+      </w:r>
+    </w:p>
+    <w:p>
+      <w:pPr>
+        <w:spacing w:after="80" w:line="300" w:lineRule="auto"/>
+        <w:jc w:val="both"/>
+        <w:rPr>
+          <w:rFonts w:asciiTheme="majorHAnsi" w:hAnsiTheme="majorHAnsi" w:cstheme="majorHAnsi"/>
+          <w:lang w:val="en-US"/>
+        </w:rPr>
+      </w:pPr>
+      <w:r>
+        <w:rPr>
+          <w:rFonts w:asciiTheme="majorHAnsi" w:hAnsiTheme="majorHAnsi" w:cstheme="majorHAnsi"/>
+          <w:lang w:val="en-US"/>
+        </w:rPr>
+        <w:t xml:space="preserve">    PRIMARY KEY (SoHopDong, MaPhong),</w:t>
+      </w:r>
+    </w:p>
+    <w:p>
+      <w:pPr>
+        <w:spacing w:after="80" w:line="300" w:lineRule="auto"/>
+        <w:jc w:val="both"/>
+        <w:rPr>
+          <w:rFonts w:asciiTheme="majorHAnsi" w:hAnsiTheme="majorHAnsi" w:cstheme="majorHAnsi"/>
+          <w:lang w:val="en-US"/>
+        </w:rPr>
+      </w:pPr>
+      <w:r>
+        <w:rPr>
+          <w:rFonts w:asciiTheme="majorHAnsi" w:hAnsiTheme="majorHAnsi" w:cstheme="majorHAnsi"/>
+          <w:lang w:val="en-US"/>
+        </w:rPr>
+        <w:t xml:space="preserve">    FOREIGN KEY (SoHopDong) REFERENCES HopDong(SoHopDong),</w:t>
+      </w:r>
+    </w:p>
+    <w:p>
+      <w:pPr>
+        <w:spacing w:after="80" w:line="300" w:lineRule="auto"/>
+        <w:jc w:val="both"/>
+        <w:rPr>
+          <w:rFonts w:asciiTheme="majorHAnsi" w:hAnsiTheme="majorHAnsi" w:cstheme="majorHAnsi"/>
+          <w:lang w:val="en-US"/>
+        </w:rPr>
+      </w:pPr>
+      <w:r>
+        <w:rPr>
+          <w:rFonts w:asciiTheme="majorHAnsi" w:hAnsiTheme="majorHAnsi" w:cstheme="majorHAnsi"/>
+          <w:lang w:val="en-US"/>
+        </w:rPr>
+        <w:t xml:space="preserve">    FOREIGN KEY (MaPhong) REFERENCES Phong(MaPhong)</w:t>
+      </w:r>
+    </w:p>
+    <w:p>
+      <w:pPr>
+        <w:spacing w:after="80" w:line="300" w:lineRule="auto"/>
+        <w:jc w:val="both"/>
+        <w:rPr>
+          <w:rFonts w:asciiTheme="majorHAnsi" w:hAnsiTheme="majorHAnsi" w:cstheme="majorHAnsi"/>
+          <w:lang w:val="en-US"/>
+        </w:rPr>
+      </w:pPr>
+      <w:r>
+        <w:rPr>
+          <w:rFonts w:asciiTheme="majorHAnsi" w:hAnsiTheme="majorHAnsi" w:cstheme="majorHAnsi"/>
+          <w:lang w:val="en-US"/>
+        </w:rPr>
+        <w:t>);</w:t>
+      </w:r>
+    </w:p>
+    <w:p>
+      <w:pPr>
+        <w:spacing w:after="80" w:line="300" w:lineRule="auto"/>
+        <w:jc w:val="both"/>
+        <w:rPr>
+          <w:rFonts w:asciiTheme="majorHAnsi" w:hAnsiTheme="majorHAnsi" w:cstheme="majorHAnsi"/>
+          <w:lang w:val="en-US"/>
+        </w:rPr>
+      </w:pPr>
+    </w:p>
+    <w:p>
+      <w:pPr>
+        <w:spacing w:after="80" w:line="300" w:lineRule="auto"/>
+        <w:jc w:val="both"/>
+        <w:rPr>
+          <w:rFonts w:asciiTheme="majorHAnsi" w:hAnsiTheme="majorHAnsi" w:cstheme="majorHAnsi"/>
+          <w:lang w:val="en-US"/>
+        </w:rPr>
+      </w:pPr>
+      <w:r>
+        <w:rPr>
+          <w:rFonts w:asciiTheme="majorHAnsi" w:hAnsiTheme="majorHAnsi" w:cstheme="majorHAnsi"/>
+          <w:lang w:val="en-US"/>
+        </w:rPr>
+        <w:t>CREATE TABLE PhieuGiaHan (</w:t>
+      </w:r>
+    </w:p>
+    <w:p>
+      <w:pPr>
+        <w:spacing w:after="80" w:line="300" w:lineRule="auto"/>
+        <w:jc w:val="both"/>
+        <w:rPr>
+          <w:rFonts w:asciiTheme="majorHAnsi" w:hAnsiTheme="majorHAnsi" w:cstheme="majorHAnsi"/>
+          <w:lang w:val="en-US"/>
+        </w:rPr>
+      </w:pPr>
+      <w:r>
+        <w:rPr>
+          <w:rFonts w:asciiTheme="majorHAnsi" w:hAnsiTheme="majorHAnsi" w:cstheme="majorHAnsi"/>
+          <w:lang w:val="en-US"/>
+        </w:rPr>
+        <w:t xml:space="preserve">    SoPhieuGiaHan VARCHAR(50) PRIMARY KEY,</w:t>
+      </w:r>
+    </w:p>
+    <w:p>
+      <w:pPr>
+        <w:spacing w:after="80" w:line="300" w:lineRule="auto"/>
+        <w:jc w:val="both"/>
+        <w:rPr>
+          <w:rFonts w:asciiTheme="majorHAnsi" w:hAnsiTheme="majorHAnsi" w:cstheme="majorHAnsi"/>
+          <w:lang w:val="en-US"/>
+        </w:rPr>
+      </w:pPr>
+      <w:r>
+        <w:rPr>
+          <w:rFonts w:asciiTheme="majorHAnsi" w:hAnsiTheme="majorHAnsi" w:cstheme="majorHAnsi"/>
+          <w:lang w:val="en-US"/>
+        </w:rPr>
+        <w:t xml:space="preserve">    NgayLapPhieuGiaHan DATE,</w:t>
+      </w:r>
+    </w:p>
+    <w:p>
+      <w:pPr>
+        <w:spacing w:after="80" w:line="300" w:lineRule="auto"/>
+        <w:jc w:val="both"/>
+        <w:rPr>
+          <w:rFonts w:asciiTheme="majorHAnsi" w:hAnsiTheme="majorHAnsi" w:cstheme="majorHAnsi"/>
+          <w:lang w:val="en-US"/>
+        </w:rPr>
+      </w:pPr>
+      <w:r>
+        <w:rPr>
+          <w:rFonts w:asciiTheme="majorHAnsi" w:hAnsiTheme="majorHAnsi" w:cstheme="majorHAnsi"/>
+          <w:lang w:val="en-US"/>
+        </w:rPr>
+        <w:t xml:space="preserve">    NgayHetHan DATE,</w:t>
+      </w:r>
+    </w:p>
+    <w:p>
+      <w:pPr>
+        <w:spacing w:after="80" w:line="300" w:lineRule="auto"/>
+        <w:jc w:val="both"/>
+        <w:rPr>
+          <w:rFonts w:asciiTheme="majorHAnsi" w:hAnsiTheme="majorHAnsi" w:cstheme="majorHAnsi"/>
+          <w:lang w:val="en-US"/>
+        </w:rPr>
+      </w:pPr>
+      <w:r>
+        <w:rPr>
+          <w:rFonts w:asciiTheme="majorHAnsi" w:hAnsiTheme="majorHAnsi" w:cstheme="majorHAnsi"/>
+          <w:lang w:val="en-US"/>
+        </w:rPr>
+        <w:t xml:space="preserve">    SoHopDong VARCHAR(50),</w:t>
+      </w:r>
+    </w:p>
+    <w:p>
+      <w:pPr>
+        <w:spacing w:after="80" w:line="300" w:lineRule="auto"/>
+        <w:jc w:val="both"/>
+        <w:rPr>
+          <w:rFonts w:asciiTheme="majorHAnsi" w:hAnsiTheme="majorHAnsi" w:cstheme="majorHAnsi"/>
+          <w:lang w:val="en-US"/>
+        </w:rPr>
+      </w:pPr>
+      <w:r>
+        <w:rPr>
+          <w:rFonts w:asciiTheme="majorHAnsi" w:hAnsiTheme="majorHAnsi" w:cstheme="majorHAnsi"/>
+          <w:lang w:val="en-US"/>
+        </w:rPr>
+        <w:t xml:space="preserve">    MaPhong VARCHAR(50),</w:t>
+      </w:r>
+    </w:p>
+    <w:p>
+      <w:pPr>
+        <w:spacing w:after="80" w:line="300" w:lineRule="auto"/>
+        <w:jc w:val="both"/>
+        <w:rPr>
+          <w:rFonts w:asciiTheme="majorHAnsi" w:hAnsiTheme="majorHAnsi" w:cstheme="majorHAnsi"/>
+          <w:lang w:val="en-US"/>
+        </w:rPr>
+      </w:pPr>
+      <w:r>
+        <w:rPr>
+          <w:rFonts w:asciiTheme="majorHAnsi" w:hAnsiTheme="majorHAnsi" w:cstheme="majorHAnsi"/>
+          <w:lang w:val="en-US"/>
+        </w:rPr>
+        <w:t xml:space="preserve">    FOREIGN KEY (SoHopDong, MaPhong) REFERENCES ChiTietHopDong(SoHopDong, MaPhong)</w:t>
+      </w:r>
+    </w:p>
+    <w:p>
+      <w:pPr>
+        <w:spacing w:after="80" w:line="300" w:lineRule="auto"/>
+        <w:jc w:val="both"/>
+        <w:rPr>
+          <w:rFonts w:asciiTheme="majorHAnsi" w:hAnsiTheme="majorHAnsi" w:cstheme="majorHAnsi"/>
+          <w:lang w:val="en-US"/>
+        </w:rPr>
+      </w:pPr>
+      <w:r>
+        <w:rPr>
+          <w:rFonts w:asciiTheme="majorHAnsi" w:hAnsiTheme="majorHAnsi" w:cstheme="majorHAnsi"/>
+          <w:lang w:val="en-US"/>
+        </w:rPr>
+        <w:t>);</w:t>
+      </w:r>
+    </w:p>
+    <w:p>
+      <w:pPr>
+        <w:spacing w:after="80" w:line="300" w:lineRule="auto"/>
+        <w:jc w:val="both"/>
+        <w:rPr>
+          <w:rFonts w:asciiTheme="majorHAnsi" w:hAnsiTheme="majorHAnsi" w:cstheme="majorHAnsi"/>
+          <w:lang w:val="en-US"/>
+        </w:rPr>
+      </w:pPr>
+    </w:p>
+    <w:p>
+      <w:pPr>
+        <w:spacing w:after="80" w:line="300" w:lineRule="auto"/>
+        <w:jc w:val="both"/>
+        <w:rPr>
+          <w:rFonts w:asciiTheme="majorHAnsi" w:hAnsiTheme="majorHAnsi" w:cstheme="majorHAnsi"/>
+          <w:lang w:val="en-US"/>
+        </w:rPr>
+      </w:pPr>
+      <w:r>
+        <w:rPr>
+          <w:rFonts w:asciiTheme="majorHAnsi" w:hAnsiTheme="majorHAnsi" w:cstheme="majorHAnsi"/>
+          <w:lang w:val="en-US"/>
+        </w:rPr>
+        <w:t>CREATE TABLE DichVu (</w:t>
+      </w:r>
+    </w:p>
+    <w:p>
+      <w:pPr>
+        <w:spacing w:after="80" w:line="300" w:lineRule="auto"/>
+        <w:jc w:val="both"/>
+        <w:rPr>
+          <w:rFonts w:asciiTheme="majorHAnsi" w:hAnsiTheme="majorHAnsi" w:cstheme="majorHAnsi"/>
+          <w:lang w:val="en-US"/>
+        </w:rPr>
+      </w:pPr>
+      <w:r>
+        <w:rPr>
+          <w:rFonts w:asciiTheme="majorHAnsi" w:hAnsiTheme="majorHAnsi" w:cstheme="majorHAnsi"/>
+          <w:lang w:val="en-US"/>
+        </w:rPr>
+        <w:lastRenderedPageBreak/>
+        <w:t xml:space="preserve">    MaDichVu VARCHAR(50) PRIMARY KEY,</w:t>
+      </w:r>
+    </w:p>
+    <w:p>
+      <w:pPr>
+        <w:spacing w:after="80" w:line="300" w:lineRule="auto"/>
+        <w:jc w:val="both"/>
+        <w:rPr>
+          <w:rFonts w:asciiTheme="majorHAnsi" w:hAnsiTheme="majorHAnsi" w:cstheme="majorHAnsi"/>
+          <w:lang w:val="en-US"/>
+        </w:rPr>
+      </w:pPr>
+      <w:r>
+        <w:rPr>
+          <w:rFonts w:asciiTheme="majorHAnsi" w:hAnsiTheme="majorHAnsi" w:cstheme="majorHAnsi"/>
+          <w:lang w:val="en-US"/>
+        </w:rPr>
+        <w:t xml:space="preserve">    TenDichVu NVARCHAR(100),</w:t>
+      </w:r>
+    </w:p>
+    <w:p>
+      <w:pPr>
+        <w:spacing w:after="80" w:line="300" w:lineRule="auto"/>
+        <w:jc w:val="both"/>
+        <w:rPr>
+          <w:rFonts w:asciiTheme="majorHAnsi" w:hAnsiTheme="majorHAnsi" w:cstheme="majorHAnsi"/>
+          <w:lang w:val="en-US"/>
+        </w:rPr>
+      </w:pPr>
+      <w:r>
+        <w:rPr>
+          <w:rFonts w:asciiTheme="majorHAnsi" w:hAnsiTheme="majorHAnsi" w:cstheme="majorHAnsi"/>
+          <w:lang w:val="en-US"/>
+        </w:rPr>
+        <w:t xml:space="preserve">    QuyCach NVARCHAR(100)</w:t>
+      </w:r>
+    </w:p>
+    <w:p>
+      <w:pPr>
+        <w:spacing w:after="80" w:line="300" w:lineRule="auto"/>
+        <w:jc w:val="both"/>
+        <w:rPr>
+          <w:rFonts w:asciiTheme="majorHAnsi" w:hAnsiTheme="majorHAnsi" w:cstheme="majorHAnsi"/>
+          <w:lang w:val="en-US"/>
+        </w:rPr>
+      </w:pPr>
+      <w:r>
+        <w:rPr>
+          <w:rFonts w:asciiTheme="majorHAnsi" w:hAnsiTheme="majorHAnsi" w:cstheme="majorHAnsi"/>
+          <w:lang w:val="en-US"/>
+        </w:rPr>
+        <w:t>);</w:t>
+      </w:r>
+    </w:p>
+    <w:p>
+      <w:pPr>
+        <w:spacing w:after="80" w:line="300" w:lineRule="auto"/>
+        <w:jc w:val="both"/>
+        <w:rPr>
+          <w:rFonts w:asciiTheme="majorHAnsi" w:hAnsiTheme="majorHAnsi" w:cstheme="majorHAnsi"/>
+          <w:lang w:val="en-US"/>
+        </w:rPr>
+      </w:pPr>
+    </w:p>
+    <w:p>
+      <w:pPr>
+        <w:spacing w:after="80" w:line="300" w:lineRule="auto"/>
+        <w:jc w:val="both"/>
+        <w:rPr>
+          <w:rFonts w:asciiTheme="majorHAnsi" w:hAnsiTheme="majorHAnsi" w:cstheme="majorHAnsi"/>
+          <w:lang w:val="en-US"/>
+        </w:rPr>
+      </w:pPr>
+      <w:r>
+        <w:rPr>
+          <w:rFonts w:asciiTheme="majorHAnsi" w:hAnsiTheme="majorHAnsi" w:cstheme="majorHAnsi"/>
+          <w:lang w:val="en-US"/>
+        </w:rPr>
+        <w:t>CREATE TABLE HoaDon (</w:t>
+      </w:r>
+    </w:p>
+    <w:p>
+      <w:pPr>
+        <w:spacing w:after="80" w:line="300" w:lineRule="auto"/>
+        <w:jc w:val="both"/>
+        <w:rPr>
+          <w:rFonts w:asciiTheme="majorHAnsi" w:hAnsiTheme="majorHAnsi" w:cstheme="majorHAnsi"/>
+          <w:lang w:val="en-US"/>
+        </w:rPr>
+      </w:pPr>
+      <w:r>
+        <w:rPr>
+          <w:rFonts w:asciiTheme="majorHAnsi" w:hAnsiTheme="majorHAnsi" w:cstheme="majorHAnsi"/>
+          <w:lang w:val="en-US"/>
+        </w:rPr>
+        <w:t xml:space="preserve">    SoHoaDon VARCHAR(50) PRIMARY KEY,</w:t>
+      </w:r>
+    </w:p>
+    <w:p>
+      <w:pPr>
+        <w:spacing w:after="80" w:line="300" w:lineRule="auto"/>
+        <w:jc w:val="both"/>
+        <w:rPr>
+          <w:rFonts w:asciiTheme="majorHAnsi" w:hAnsiTheme="majorHAnsi" w:cstheme="majorHAnsi"/>
+          <w:lang w:val="en-US"/>
+        </w:rPr>
+      </w:pPr>
+      <w:r>
+        <w:rPr>
+          <w:rFonts w:asciiTheme="majorHAnsi" w:hAnsiTheme="majorHAnsi" w:cstheme="majorHAnsi"/>
+          <w:lang w:val="en-US"/>
+        </w:rPr>
+        <w:t xml:space="preserve">    NgayLapHoaDon DATE,</w:t>
+      </w:r>
+    </w:p>
+    <w:p>
+      <w:pPr>
+        <w:spacing w:after="80" w:line="300" w:lineRule="auto"/>
+        <w:jc w:val="both"/>
+        <w:rPr>
+          <w:rFonts w:asciiTheme="majorHAnsi" w:hAnsiTheme="majorHAnsi" w:cstheme="majorHAnsi"/>
+          <w:lang w:val="en-US"/>
+        </w:rPr>
+      </w:pPr>
+      <w:r>
+        <w:rPr>
+          <w:rFonts w:asciiTheme="majorHAnsi" w:hAnsiTheme="majorHAnsi" w:cstheme="majorHAnsi"/>
+          <w:lang w:val="en-US"/>
+        </w:rPr>
+        <w:t xml:space="preserve">    SoLuongDichVu INT,</w:t>
+      </w:r>
+    </w:p>
+    <w:p>
+      <w:pPr>
+        <w:spacing w:after="80" w:line="300" w:lineRule="auto"/>
+        <w:jc w:val="both"/>
+        <w:rPr>
+          <w:rFonts w:asciiTheme="majorHAnsi" w:hAnsiTheme="majorHAnsi" w:cstheme="majorHAnsi"/>
+          <w:lang w:val="en-US"/>
+        </w:rPr>
+      </w:pPr>
+      <w:r>
+        <w:rPr>
+          <w:rFonts w:asciiTheme="majorHAnsi" w:hAnsiTheme="majorHAnsi" w:cstheme="majorHAnsi"/>
+          <w:lang w:val="en-US"/>
+        </w:rPr>
+        <w:t xml:space="preserve">    SoHopDong VARCHAR(50),</w:t>
+      </w:r>
+    </w:p>
+    <w:p>
+      <w:pPr>
+        <w:spacing w:after="80" w:line="300" w:lineRule="auto"/>
+        <w:jc w:val="both"/>
+        <w:rPr>
+          <w:rFonts w:asciiTheme="majorHAnsi" w:hAnsiTheme="majorHAnsi" w:cstheme="majorHAnsi"/>
+          <w:lang w:val="en-US"/>
+        </w:rPr>
+      </w:pPr>
+      <w:r>
+        <w:rPr>
+          <w:rFonts w:asciiTheme="majorHAnsi" w:hAnsiTheme="majorHAnsi" w:cstheme="majorHAnsi"/>
+          <w:lang w:val="en-US"/>
+        </w:rPr>
+        <w:t xml:space="preserve">    MaPhong VARCHAR(50),</w:t>
+      </w:r>
+    </w:p>
+    <w:p>
+      <w:pPr>
+        <w:spacing w:after="80" w:line="300" w:lineRule="auto"/>
+        <w:jc w:val="both"/>
+        <w:rPr>
+          <w:rFonts w:asciiTheme="majorHAnsi" w:hAnsiTheme="majorHAnsi" w:cstheme="majorHAnsi"/>
+          <w:lang w:val="en-US"/>
+        </w:rPr>
+      </w:pPr>
+      <w:r>
+        <w:rPr>
+          <w:rFonts w:asciiTheme="majorHAnsi" w:hAnsiTheme="majorHAnsi" w:cstheme="majorHAnsi"/>
+          <w:lang w:val="en-US"/>
+        </w:rPr>
+        <w:t xml:space="preserve">    MaDichVu VARCHAR(50),</w:t>
+      </w:r>
+    </w:p>
+    <w:p>
+      <w:pPr>
+        <w:spacing w:after="80" w:line="300" w:lineRule="auto"/>
+        <w:jc w:val="both"/>
+        <w:rPr>
+          <w:rFonts w:asciiTheme="majorHAnsi" w:hAnsiTheme="majorHAnsi" w:cstheme="majorHAnsi"/>
+          <w:lang w:val="en-US"/>
+        </w:rPr>
+      </w:pPr>
+      <w:r>
+        <w:rPr>
+          <w:rFonts w:asciiTheme="majorHAnsi" w:hAnsiTheme="majorHAnsi" w:cstheme="majorHAnsi"/>
+          <w:lang w:val="en-US"/>
+        </w:rPr>
+        <w:t xml:space="preserve">    FOREIGN KEY (SoHopDong, MaPhong) REFERENCES ChiTietHopDong(SoHopDong, MaPhong),</w:t>
+      </w:r>
+    </w:p>
+    <w:p>
+      <w:pPr>
+        <w:spacing w:after="80" w:line="300" w:lineRule="auto"/>
+        <w:jc w:val="both"/>
+        <w:rPr>
+          <w:rFonts w:asciiTheme="majorHAnsi" w:hAnsiTheme="majorHAnsi" w:cstheme="majorHAnsi"/>
+          <w:lang w:val="en-US"/>
+        </w:rPr>
+      </w:pPr>
+      <w:r>
+        <w:rPr>
+          <w:rFonts w:asciiTheme="majorHAnsi" w:hAnsiTheme="majorHAnsi" w:cstheme="majorHAnsi"/>
+          <w:lang w:val="en-US"/>
+        </w:rPr>
+        <w:t xml:space="preserve">    FOREIGN KEY (MaDichVu) REFERENCES DichVu(MaDichVu)</w:t>
+      </w:r>
+    </w:p>
+    <w:p>
+      <w:pPr>
+        <w:spacing w:after="80" w:line="300" w:lineRule="auto"/>
+        <w:jc w:val="both"/>
+        <w:rPr>
+          <w:rFonts w:asciiTheme="majorHAnsi" w:hAnsiTheme="majorHAnsi" w:cstheme="majorHAnsi"/>
+          <w:lang w:val="en-US"/>
+        </w:rPr>
+      </w:pPr>
+      <w:r>
+        <w:rPr>
+          <w:rFonts w:asciiTheme="majorHAnsi" w:hAnsiTheme="majorHAnsi" w:cstheme="majorHAnsi"/>
+          <w:lang w:val="en-US"/>
+        </w:rPr>
+        <w:t>);</w:t>
       </w:r>
     </w:p>
     <w:p>
@@ -7152,411 +8340,146 @@
           <w:rFonts w:asciiTheme="majorHAnsi" w:hAnsiTheme="majorHAnsi" w:cstheme="majorHAnsi"/>
           <w:lang w:val="en-US"/>
         </w:rPr>
-        <w:t>-- 3. Tạo các bảng (Tables)</w:t>
-      </w:r>
-    </w:p>
-    <w:p>
-      <w:pPr>
-        <w:spacing w:after="80" w:line="300" w:lineRule="auto"/>
-        <w:jc w:val="both"/>
-        <w:rPr>
-          <w:rFonts w:asciiTheme="majorHAnsi" w:hAnsiTheme="majorHAnsi" w:cstheme="majorHAnsi"/>
-          <w:lang w:val="en-US"/>
-        </w:rPr>
-      </w:pPr>
-      <w:r>
-        <w:rPr>
-          <w:rFonts w:asciiTheme="majorHAnsi" w:hAnsiTheme="majorHAnsi" w:cstheme="majorHAnsi"/>
-          <w:lang w:val="en-US"/>
-        </w:rPr>
-        <w:t>CREATE TABLE HopDong (</w:t>
-      </w:r>
-    </w:p>
-    <w:p>
-      <w:pPr>
-        <w:spacing w:after="80" w:line="300" w:lineRule="auto"/>
-        <w:jc w:val="both"/>
-        <w:rPr>
-          <w:rFonts w:asciiTheme="majorHAnsi" w:hAnsiTheme="majorHAnsi" w:cstheme="majorHAnsi"/>
-          <w:lang w:val="en-US"/>
-        </w:rPr>
-      </w:pPr>
-      <w:r>
-        <w:rPr>
-          <w:rFonts w:asciiTheme="majorHAnsi" w:hAnsiTheme="majorHAnsi" w:cstheme="majorHAnsi"/>
-          <w:lang w:val="en-US"/>
-        </w:rPr>
-        <w:t xml:space="preserve">    SoHopDong VARCHAR(50) PRIMARY KEY,</w:t>
-      </w:r>
-    </w:p>
-    <w:p>
-      <w:pPr>
-        <w:spacing w:after="80" w:line="300" w:lineRule="auto"/>
-        <w:jc w:val="both"/>
-        <w:rPr>
-          <w:rFonts w:asciiTheme="majorHAnsi" w:hAnsiTheme="majorHAnsi" w:cstheme="majorHAnsi"/>
-          <w:lang w:val="en-US"/>
-        </w:rPr>
-      </w:pPr>
-      <w:r>
-        <w:rPr>
-          <w:rFonts w:asciiTheme="majorHAnsi" w:hAnsiTheme="majorHAnsi" w:cstheme="majorHAnsi"/>
-          <w:lang w:val="en-US"/>
-        </w:rPr>
-        <w:t xml:space="preserve">    NgayLapHopDong DATE,</w:t>
-      </w:r>
-    </w:p>
-    <w:p>
-      <w:pPr>
-        <w:spacing w:after="80" w:line="300" w:lineRule="auto"/>
-        <w:jc w:val="both"/>
-        <w:rPr>
-          <w:rFonts w:asciiTheme="majorHAnsi" w:hAnsiTheme="majorHAnsi" w:cstheme="majorHAnsi"/>
-          <w:lang w:val="en-US"/>
-        </w:rPr>
-      </w:pPr>
-      <w:r>
-        <w:rPr>
-          <w:rFonts w:asciiTheme="majorHAnsi" w:hAnsiTheme="majorHAnsi" w:cstheme="majorHAnsi"/>
-          <w:lang w:val="en-US"/>
-        </w:rPr>
-        <w:t xml:space="preserve">    NoiDungHopDong TEXT</w:t>
-      </w:r>
-    </w:p>
-    <w:p>
-      <w:pPr>
-        <w:spacing w:after="80" w:line="300" w:lineRule="auto"/>
-        <w:jc w:val="both"/>
-        <w:rPr>
-          <w:rFonts w:asciiTheme="majorHAnsi" w:hAnsiTheme="majorHAnsi" w:cstheme="majorHAnsi"/>
-          <w:lang w:val="en-US"/>
-        </w:rPr>
-      </w:pPr>
-      <w:r>
-        <w:rPr>
-          <w:rFonts w:asciiTheme="majorHAnsi" w:hAnsiTheme="majorHAnsi" w:cstheme="majorHAnsi"/>
-          <w:lang w:val="en-US"/>
-        </w:rPr>
-        <w:t>);</w:t>
-      </w:r>
-    </w:p>
-    <w:p>
-      <w:pPr>
-        <w:spacing w:after="80" w:line="300" w:lineRule="auto"/>
-        <w:jc w:val="both"/>
-        <w:rPr>
-          <w:rFonts w:asciiTheme="majorHAnsi" w:hAnsiTheme="majorHAnsi" w:cstheme="majorHAnsi"/>
-          <w:lang w:val="en-US"/>
-        </w:rPr>
-      </w:pPr>
-    </w:p>
-    <w:p>
-      <w:pPr>
-        <w:spacing w:after="80" w:line="300" w:lineRule="auto"/>
-        <w:jc w:val="both"/>
-        <w:rPr>
-          <w:rFonts w:asciiTheme="majorHAnsi" w:hAnsiTheme="majorHAnsi" w:cstheme="majorHAnsi"/>
-          <w:lang w:val="en-US"/>
-        </w:rPr>
-      </w:pPr>
-      <w:r>
-        <w:rPr>
-          <w:rFonts w:asciiTheme="majorHAnsi" w:hAnsiTheme="majorHAnsi" w:cstheme="majorHAnsi"/>
-          <w:lang w:val="en-US"/>
-        </w:rPr>
-        <w:t>CREATE TABLE CongTy (</w:t>
-      </w:r>
-    </w:p>
-    <w:p>
-      <w:pPr>
-        <w:spacing w:after="80" w:line="300" w:lineRule="auto"/>
-        <w:jc w:val="both"/>
-        <w:rPr>
-          <w:rFonts w:asciiTheme="majorHAnsi" w:hAnsiTheme="majorHAnsi" w:cstheme="majorHAnsi"/>
-          <w:lang w:val="en-US"/>
-        </w:rPr>
-      </w:pPr>
-      <w:r>
-        <w:rPr>
-          <w:rFonts w:asciiTheme="majorHAnsi" w:hAnsiTheme="majorHAnsi" w:cstheme="majorHAnsi"/>
-          <w:lang w:val="en-US"/>
-        </w:rPr>
-        <w:t xml:space="preserve">    MaCongTy VARCHAR(50) PRIMARY KEY,</w:t>
-      </w:r>
-    </w:p>
-    <w:p>
-      <w:pPr>
-        <w:spacing w:after="80" w:line="300" w:lineRule="auto"/>
-        <w:jc w:val="both"/>
-        <w:rPr>
-          <w:rFonts w:asciiTheme="majorHAnsi" w:hAnsiTheme="majorHAnsi" w:cstheme="majorHAnsi"/>
-          <w:lang w:val="en-US"/>
-        </w:rPr>
-      </w:pPr>
-      <w:r>
-        <w:rPr>
-          <w:rFonts w:asciiTheme="majorHAnsi" w:hAnsiTheme="majorHAnsi" w:cstheme="majorHAnsi"/>
-          <w:lang w:val="en-US"/>
-        </w:rPr>
-        <w:t xml:space="preserve">    TenCongTy NVARCHAR(100),</w:t>
-      </w:r>
-    </w:p>
-    <w:p>
-      <w:pPr>
-        <w:spacing w:after="80" w:line="300" w:lineRule="auto"/>
-        <w:jc w:val="both"/>
-        <w:rPr>
-          <w:rFonts w:asciiTheme="majorHAnsi" w:hAnsiTheme="majorHAnsi" w:cstheme="majorHAnsi"/>
-          <w:lang w:val="en-US"/>
-        </w:rPr>
-      </w:pPr>
-      <w:r>
-        <w:rPr>
-          <w:rFonts w:asciiTheme="majorHAnsi" w:hAnsiTheme="majorHAnsi" w:cstheme="majorHAnsi"/>
-          <w:lang w:val="en-US"/>
-        </w:rPr>
-        <w:t xml:space="preserve">    DiaChiCongTy NVARCHAR(255),</w:t>
-      </w:r>
-    </w:p>
-    <w:p>
-      <w:pPr>
-        <w:spacing w:after="80" w:line="300" w:lineRule="auto"/>
-        <w:jc w:val="both"/>
-        <w:rPr>
-          <w:rFonts w:asciiTheme="majorHAnsi" w:hAnsiTheme="majorHAnsi" w:cstheme="majorHAnsi"/>
-          <w:lang w:val="en-US"/>
-        </w:rPr>
-      </w:pPr>
-      <w:r>
-        <w:rPr>
-          <w:rFonts w:asciiTheme="majorHAnsi" w:hAnsiTheme="majorHAnsi" w:cstheme="majorHAnsi"/>
-          <w:lang w:val="en-US"/>
-        </w:rPr>
-        <w:t xml:space="preserve">    SdtCongTy VARCHAR(20),</w:t>
-      </w:r>
-    </w:p>
-    <w:p>
-      <w:pPr>
-        <w:spacing w:after="80" w:line="300" w:lineRule="auto"/>
-        <w:jc w:val="both"/>
-        <w:rPr>
-          <w:rFonts w:asciiTheme="majorHAnsi" w:hAnsiTheme="majorHAnsi" w:cstheme="majorHAnsi"/>
-          <w:lang w:val="en-US"/>
-        </w:rPr>
-      </w:pPr>
-      <w:r>
-        <w:rPr>
-          <w:rFonts w:asciiTheme="majorHAnsi" w:hAnsiTheme="majorHAnsi" w:cstheme="majorHAnsi"/>
-          <w:lang w:val="en-US"/>
-        </w:rPr>
-        <w:t xml:space="preserve">    SoHopDong VARCHAR(50),</w:t>
-      </w:r>
-    </w:p>
-    <w:p>
-      <w:pPr>
-        <w:spacing w:after="80" w:line="300" w:lineRule="auto"/>
-        <w:jc w:val="both"/>
-        <w:rPr>
-          <w:rFonts w:asciiTheme="majorHAnsi" w:hAnsiTheme="majorHAnsi" w:cstheme="majorHAnsi"/>
-          <w:lang w:val="en-US"/>
-        </w:rPr>
-      </w:pPr>
-      <w:r>
-        <w:rPr>
-          <w:rFonts w:asciiTheme="majorHAnsi" w:hAnsiTheme="majorHAnsi" w:cstheme="majorHAnsi"/>
-          <w:lang w:val="en-US"/>
-        </w:rPr>
-        <w:t xml:space="preserve">    FOREIGN KEY (SoHopDong) REFERENCES HopDong(SoHopDong)</w:t>
-      </w:r>
-    </w:p>
-    <w:p>
-      <w:pPr>
-        <w:spacing w:after="80" w:line="300" w:lineRule="auto"/>
-        <w:jc w:val="both"/>
-        <w:rPr>
-          <w:rFonts w:asciiTheme="majorHAnsi" w:hAnsiTheme="majorHAnsi" w:cstheme="majorHAnsi"/>
-          <w:lang w:val="en-US"/>
-        </w:rPr>
-      </w:pPr>
-      <w:r>
-        <w:rPr>
-          <w:rFonts w:asciiTheme="majorHAnsi" w:hAnsiTheme="majorHAnsi" w:cstheme="majorHAnsi"/>
-          <w:lang w:val="en-US"/>
-        </w:rPr>
-        <w:t>);</w:t>
-      </w:r>
-    </w:p>
-    <w:p>
-      <w:pPr>
-        <w:spacing w:after="80" w:line="300" w:lineRule="auto"/>
-        <w:jc w:val="both"/>
-        <w:rPr>
-          <w:rFonts w:asciiTheme="majorHAnsi" w:hAnsiTheme="majorHAnsi" w:cstheme="majorHAnsi"/>
-          <w:lang w:val="en-US"/>
-        </w:rPr>
-      </w:pPr>
-    </w:p>
-    <w:p>
-      <w:pPr>
-        <w:spacing w:after="80" w:line="300" w:lineRule="auto"/>
-        <w:jc w:val="both"/>
-        <w:rPr>
-          <w:rFonts w:asciiTheme="majorHAnsi" w:hAnsiTheme="majorHAnsi" w:cstheme="majorHAnsi"/>
-          <w:lang w:val="en-US"/>
-        </w:rPr>
-      </w:pPr>
-      <w:r>
-        <w:rPr>
-          <w:rFonts w:asciiTheme="majorHAnsi" w:hAnsiTheme="majorHAnsi" w:cstheme="majorHAnsi"/>
-          <w:lang w:val="en-US"/>
-        </w:rPr>
-        <w:t>CREATE TABLE MucGia (</w:t>
-      </w:r>
-    </w:p>
-    <w:p>
-      <w:pPr>
-        <w:spacing w:after="80" w:line="300" w:lineRule="auto"/>
-        <w:jc w:val="both"/>
-        <w:rPr>
-          <w:rFonts w:asciiTheme="majorHAnsi" w:hAnsiTheme="majorHAnsi" w:cstheme="majorHAnsi"/>
-          <w:lang w:val="en-US"/>
-        </w:rPr>
-      </w:pPr>
-      <w:r>
-        <w:rPr>
-          <w:rFonts w:asciiTheme="majorHAnsi" w:hAnsiTheme="majorHAnsi" w:cstheme="majorHAnsi"/>
-          <w:lang w:val="en-US"/>
-        </w:rPr>
-        <w:t xml:space="preserve">    Tang INT,</w:t>
-      </w:r>
-    </w:p>
-    <w:p>
-      <w:pPr>
-        <w:spacing w:after="80" w:line="300" w:lineRule="auto"/>
-        <w:jc w:val="both"/>
-        <w:rPr>
-          <w:rFonts w:asciiTheme="majorHAnsi" w:hAnsiTheme="majorHAnsi" w:cstheme="majorHAnsi"/>
-          <w:lang w:val="en-US"/>
-        </w:rPr>
-      </w:pPr>
-      <w:r>
-        <w:rPr>
-          <w:rFonts w:asciiTheme="majorHAnsi" w:hAnsiTheme="majorHAnsi" w:cstheme="majorHAnsi"/>
-          <w:lang w:val="en-US"/>
-        </w:rPr>
-        <w:t xml:space="preserve">    DienTich FLOAT,</w:t>
-      </w:r>
-    </w:p>
-    <w:p>
-      <w:pPr>
-        <w:spacing w:after="80" w:line="300" w:lineRule="auto"/>
-        <w:jc w:val="both"/>
-        <w:rPr>
-          <w:rFonts w:asciiTheme="majorHAnsi" w:hAnsiTheme="majorHAnsi" w:cstheme="majorHAnsi"/>
-          <w:lang w:val="en-US"/>
-        </w:rPr>
-      </w:pPr>
-      <w:r>
-        <w:rPr>
-          <w:rFonts w:asciiTheme="majorHAnsi" w:hAnsiTheme="majorHAnsi" w:cstheme="majorHAnsi"/>
-          <w:lang w:val="en-US"/>
-        </w:rPr>
-        <w:t xml:space="preserve">    GiaCa DECIMAL(18, 2),</w:t>
-      </w:r>
-    </w:p>
-    <w:p>
-      <w:pPr>
-        <w:spacing w:after="80" w:line="300" w:lineRule="auto"/>
-        <w:jc w:val="both"/>
-        <w:rPr>
-          <w:rFonts w:asciiTheme="majorHAnsi" w:hAnsiTheme="majorHAnsi" w:cstheme="majorHAnsi"/>
-          <w:lang w:val="en-US"/>
-        </w:rPr>
-      </w:pPr>
-      <w:r>
-        <w:rPr>
-          <w:rFonts w:asciiTheme="majorHAnsi" w:hAnsiTheme="majorHAnsi" w:cstheme="majorHAnsi"/>
-          <w:lang w:val="en-US"/>
-        </w:rPr>
-        <w:t xml:space="preserve">    PRIMARY KEY (Tang, DienTich)</w:t>
-      </w:r>
-    </w:p>
-    <w:p>
-      <w:pPr>
-        <w:spacing w:after="80" w:line="300" w:lineRule="auto"/>
-        <w:jc w:val="both"/>
-        <w:rPr>
-          <w:rFonts w:asciiTheme="majorHAnsi" w:hAnsiTheme="majorHAnsi" w:cstheme="majorHAnsi"/>
-          <w:lang w:val="en-US"/>
-        </w:rPr>
-      </w:pPr>
-      <w:r>
-        <w:rPr>
-          <w:rFonts w:asciiTheme="majorHAnsi" w:hAnsiTheme="majorHAnsi" w:cstheme="majorHAnsi"/>
-          <w:lang w:val="en-US"/>
-        </w:rPr>
-        <w:t>);</w:t>
-      </w:r>
-    </w:p>
-    <w:p>
-      <w:pPr>
-        <w:spacing w:after="80" w:line="300" w:lineRule="auto"/>
-        <w:jc w:val="both"/>
-        <w:rPr>
-          <w:rFonts w:asciiTheme="majorHAnsi" w:hAnsiTheme="majorHAnsi" w:cstheme="majorHAnsi"/>
-          <w:lang w:val="en-US"/>
-        </w:rPr>
-      </w:pPr>
-    </w:p>
-    <w:p>
-      <w:pPr>
-        <w:spacing w:after="80" w:line="300" w:lineRule="auto"/>
-        <w:jc w:val="both"/>
-        <w:rPr>
-          <w:rFonts w:asciiTheme="majorHAnsi" w:hAnsiTheme="majorHAnsi" w:cstheme="majorHAnsi"/>
-          <w:lang w:val="en-US"/>
-        </w:rPr>
-      </w:pPr>
-      <w:r>
-        <w:rPr>
-          <w:rFonts w:asciiTheme="majorHAnsi" w:hAnsiTheme="majorHAnsi" w:cstheme="majorHAnsi"/>
-          <w:lang w:val="en-US"/>
-        </w:rPr>
-        <w:t>CREATE TABLE Phong (</w:t>
-      </w:r>
-    </w:p>
-    <w:p>
-      <w:pPr>
-        <w:spacing w:after="80" w:line="300" w:lineRule="auto"/>
-        <w:jc w:val="both"/>
-        <w:rPr>
-          <w:rFonts w:asciiTheme="majorHAnsi" w:hAnsiTheme="majorHAnsi" w:cstheme="majorHAnsi"/>
-          <w:lang w:val="en-US"/>
-        </w:rPr>
-      </w:pPr>
-      <w:r>
-        <w:rPr>
-          <w:rFonts w:asciiTheme="majorHAnsi" w:hAnsiTheme="majorHAnsi" w:cstheme="majorHAnsi"/>
-          <w:lang w:val="en-US"/>
-        </w:rPr>
-        <w:t xml:space="preserve">    MaPhong VARCHAR(50) PRIMARY KEY,</w:t>
-      </w:r>
-    </w:p>
-    <w:p>
-      <w:pPr>
-        <w:spacing w:after="80" w:line="300" w:lineRule="auto"/>
-        <w:jc w:val="both"/>
-        <w:rPr>
-          <w:rFonts w:asciiTheme="majorHAnsi" w:hAnsiTheme="majorHAnsi" w:cstheme="majorHAnsi"/>
-          <w:lang w:val="en-US"/>
-        </w:rPr>
-      </w:pPr>
-      <w:r>
-        <w:rPr>
-          <w:rFonts w:asciiTheme="majorHAnsi" w:hAnsiTheme="majorHAnsi" w:cstheme="majorHAnsi"/>
-          <w:lang w:val="en-US"/>
-        </w:rPr>
-        <w:t xml:space="preserve">    Tang INT,</w:t>
+        <w:t>-- 4. Insert dữ liệu mẫu</w:t>
+      </w:r>
+    </w:p>
+    <w:p>
+      <w:pPr>
+        <w:spacing w:after="80" w:line="300" w:lineRule="auto"/>
+        <w:jc w:val="both"/>
+        <w:rPr>
+          <w:rFonts w:asciiTheme="majorHAnsi" w:hAnsiTheme="majorHAnsi" w:cstheme="majorHAnsi"/>
+          <w:lang w:val="en-US"/>
+        </w:rPr>
+      </w:pPr>
+      <w:r>
+        <w:rPr>
+          <w:rFonts w:asciiTheme="majorHAnsi" w:hAnsiTheme="majorHAnsi" w:cstheme="majorHAnsi"/>
+          <w:lang w:val="en-US"/>
+        </w:rPr>
+        <w:t>INSERT INTO HopDong (SoHopDong, NgayLapHopDong, NoiDungHopDong) VALUES</w:t>
+      </w:r>
+    </w:p>
+    <w:p>
+      <w:pPr>
+        <w:spacing w:after="80" w:line="300" w:lineRule="auto"/>
+        <w:jc w:val="both"/>
+        <w:rPr>
+          <w:rFonts w:asciiTheme="majorHAnsi" w:hAnsiTheme="majorHAnsi" w:cstheme="majorHAnsi"/>
+          <w:lang w:val="en-US"/>
+        </w:rPr>
+      </w:pPr>
+      <w:r>
+        <w:rPr>
+          <w:rFonts w:asciiTheme="majorHAnsi" w:hAnsiTheme="majorHAnsi" w:cstheme="majorHAnsi"/>
+          <w:lang w:val="en-US"/>
+        </w:rPr>
+        <w:t>('HD001', '2026-01-15', 'Hợp đồng thuê văn phòng tầng 2 và tầng 3 thời hạn 12 tháng'),</w:t>
+      </w:r>
+    </w:p>
+    <w:p>
+      <w:pPr>
+        <w:spacing w:after="80" w:line="300" w:lineRule="auto"/>
+        <w:jc w:val="both"/>
+        <w:rPr>
+          <w:rFonts w:asciiTheme="majorHAnsi" w:hAnsiTheme="majorHAnsi" w:cstheme="majorHAnsi"/>
+          <w:lang w:val="en-US"/>
+        </w:rPr>
+      </w:pPr>
+      <w:r>
+        <w:rPr>
+          <w:rFonts w:asciiTheme="majorHAnsi" w:hAnsiTheme="majorHAnsi" w:cstheme="majorHAnsi"/>
+          <w:lang w:val="en-US"/>
+        </w:rPr>
+        <w:t>('HD002', '2026-02-01', 'Hợp đồng thuê văn phòng tầng 5 thời hạn 6 tháng');</w:t>
+      </w:r>
+    </w:p>
+    <w:p>
+      <w:pPr>
+        <w:spacing w:after="80" w:line="300" w:lineRule="auto"/>
+        <w:jc w:val="both"/>
+        <w:rPr>
+          <w:rFonts w:asciiTheme="majorHAnsi" w:hAnsiTheme="majorHAnsi" w:cstheme="majorHAnsi"/>
+          <w:lang w:val="en-US"/>
+        </w:rPr>
+      </w:pPr>
+    </w:p>
+    <w:p>
+      <w:pPr>
+        <w:spacing w:after="80" w:line="300" w:lineRule="auto"/>
+        <w:jc w:val="both"/>
+        <w:rPr>
+          <w:rFonts w:asciiTheme="majorHAnsi" w:hAnsiTheme="majorHAnsi" w:cstheme="majorHAnsi"/>
+          <w:lang w:val="en-US"/>
+        </w:rPr>
+      </w:pPr>
+      <w:r>
+        <w:rPr>
+          <w:rFonts w:asciiTheme="majorHAnsi" w:hAnsiTheme="majorHAnsi" w:cstheme="majorHAnsi"/>
+          <w:lang w:val="en-US"/>
+        </w:rPr>
+        <w:t>INSERT INTO CongTy (MaCongTy, TenCongTy, DiaChiCongTy, SdtCongTy, SoHopDong) VALUES</w:t>
+      </w:r>
+    </w:p>
+    <w:p>
+      <w:pPr>
+        <w:spacing w:after="80" w:line="300" w:lineRule="auto"/>
+        <w:jc w:val="both"/>
+        <w:rPr>
+          <w:rFonts w:asciiTheme="majorHAnsi" w:hAnsiTheme="majorHAnsi" w:cstheme="majorHAnsi"/>
+          <w:lang w:val="en-US"/>
+        </w:rPr>
+      </w:pPr>
+      <w:r>
+        <w:rPr>
+          <w:rFonts w:asciiTheme="majorHAnsi" w:hAnsiTheme="majorHAnsi" w:cstheme="majorHAnsi"/>
+          <w:lang w:val="en-US"/>
+        </w:rPr>
+        <w:t>('CTY01', N'Công ty Cổ phần Công nghệ ABC', N'Tòa nhà Cao ốc, Quận 1, TP.HCM', '0901234567', 'HD001'),</w:t>
+      </w:r>
+    </w:p>
+    <w:p>
+      <w:pPr>
+        <w:spacing w:after="80" w:line="300" w:lineRule="auto"/>
+        <w:jc w:val="both"/>
+        <w:rPr>
+          <w:rFonts w:asciiTheme="majorHAnsi" w:hAnsiTheme="majorHAnsi" w:cstheme="majorHAnsi"/>
+          <w:lang w:val="en-US"/>
+        </w:rPr>
+      </w:pPr>
+      <w:r>
+        <w:rPr>
+          <w:rFonts w:asciiTheme="majorHAnsi" w:hAnsiTheme="majorHAnsi" w:cstheme="majorHAnsi"/>
+          <w:lang w:val="en-US"/>
+        </w:rPr>
+        <w:t>('CTY02', N'Công ty TNHH Giải pháp Phần mềm XYZ', N'Tòa nhà Cao ốc, Quận 1, TP.HCM', '0908765432', 'HD002');</w:t>
+      </w:r>
+    </w:p>
+    <w:p>
+      <w:pPr>
+        <w:spacing w:after="80" w:line="300" w:lineRule="auto"/>
+        <w:jc w:val="both"/>
+        <w:rPr>
+          <w:rFonts w:asciiTheme="majorHAnsi" w:hAnsiTheme="majorHAnsi" w:cstheme="majorHAnsi"/>
+          <w:lang w:val="en-US"/>
+        </w:rPr>
+      </w:pPr>
+    </w:p>
+    <w:p>
+      <w:pPr>
+        <w:spacing w:after="80" w:line="300" w:lineRule="auto"/>
+        <w:jc w:val="both"/>
+        <w:rPr>
+          <w:rFonts w:asciiTheme="majorHAnsi" w:hAnsiTheme="majorHAnsi" w:cstheme="majorHAnsi"/>
+          <w:lang w:val="en-US"/>
+        </w:rPr>
+      </w:pPr>
+      <w:r>
+        <w:rPr>
+          <w:rFonts w:asciiTheme="majorHAnsi" w:hAnsiTheme="majorHAnsi" w:cstheme="majorHAnsi"/>
+          <w:lang w:val="en-US"/>
+        </w:rPr>
+        <w:t>INSERT INTO MucGia (Tang, DienTich, GiaCa) VALUES</w:t>
       </w:r>
     </w:p>
     <w:p>
@@ -7574,479 +8497,424 @@
           <w:lang w:val="en-US"/>
         </w:rPr>
         <w:lastRenderedPageBreak/>
-        <w:t xml:space="preserve">    DienTich FLOAT,</w:t>
-      </w:r>
-    </w:p>
-    <w:p>
-      <w:pPr>
-        <w:spacing w:after="80" w:line="300" w:lineRule="auto"/>
-        <w:jc w:val="both"/>
-        <w:rPr>
-          <w:rFonts w:asciiTheme="majorHAnsi" w:hAnsiTheme="majorHAnsi" w:cstheme="majorHAnsi"/>
-          <w:lang w:val="en-US"/>
-        </w:rPr>
-      </w:pPr>
-      <w:r>
-        <w:rPr>
-          <w:rFonts w:asciiTheme="majorHAnsi" w:hAnsiTheme="majorHAnsi" w:cstheme="majorHAnsi"/>
-          <w:lang w:val="en-US"/>
-        </w:rPr>
-        <w:t xml:space="preserve">    FOREIGN KEY (Tang, DienTich) REFERENCES MucGia(Tang, DienTich)</w:t>
-      </w:r>
-    </w:p>
-    <w:p>
-      <w:pPr>
-        <w:spacing w:after="80" w:line="300" w:lineRule="auto"/>
-        <w:jc w:val="both"/>
-        <w:rPr>
-          <w:rFonts w:asciiTheme="majorHAnsi" w:hAnsiTheme="majorHAnsi" w:cstheme="majorHAnsi"/>
-          <w:lang w:val="en-US"/>
-        </w:rPr>
-      </w:pPr>
-      <w:r>
-        <w:rPr>
-          <w:rFonts w:asciiTheme="majorHAnsi" w:hAnsiTheme="majorHAnsi" w:cstheme="majorHAnsi"/>
-          <w:lang w:val="en-US"/>
-        </w:rPr>
-        <w:t>);</w:t>
-      </w:r>
-    </w:p>
-    <w:p>
-      <w:pPr>
-        <w:spacing w:after="80" w:line="300" w:lineRule="auto"/>
-        <w:jc w:val="both"/>
-        <w:rPr>
-          <w:rFonts w:asciiTheme="majorHAnsi" w:hAnsiTheme="majorHAnsi" w:cstheme="majorHAnsi"/>
-          <w:lang w:val="en-US"/>
-        </w:rPr>
-      </w:pPr>
-    </w:p>
-    <w:p>
-      <w:pPr>
-        <w:spacing w:after="80" w:line="300" w:lineRule="auto"/>
-        <w:jc w:val="both"/>
-        <w:rPr>
-          <w:rFonts w:asciiTheme="majorHAnsi" w:hAnsiTheme="majorHAnsi" w:cstheme="majorHAnsi"/>
-          <w:lang w:val="en-US"/>
-        </w:rPr>
-      </w:pPr>
-      <w:r>
-        <w:rPr>
-          <w:rFonts w:asciiTheme="majorHAnsi" w:hAnsiTheme="majorHAnsi" w:cstheme="majorHAnsi"/>
-          <w:lang w:val="en-US"/>
-        </w:rPr>
-        <w:t>CREATE TABLE NhanVien (</w:t>
-      </w:r>
-    </w:p>
-    <w:p>
-      <w:pPr>
-        <w:spacing w:after="80" w:line="300" w:lineRule="auto"/>
-        <w:jc w:val="both"/>
-        <w:rPr>
-          <w:rFonts w:asciiTheme="majorHAnsi" w:hAnsiTheme="majorHAnsi" w:cstheme="majorHAnsi"/>
-          <w:lang w:val="en-US"/>
-        </w:rPr>
-      </w:pPr>
-      <w:r>
-        <w:rPr>
-          <w:rFonts w:asciiTheme="majorHAnsi" w:hAnsiTheme="majorHAnsi" w:cstheme="majorHAnsi"/>
-          <w:lang w:val="en-US"/>
-        </w:rPr>
-        <w:t xml:space="preserve">    MSNV VARCHAR(50) PRIMARY KEY,</w:t>
-      </w:r>
-    </w:p>
-    <w:p>
-      <w:pPr>
-        <w:spacing w:after="80" w:line="300" w:lineRule="auto"/>
-        <w:jc w:val="both"/>
-        <w:rPr>
-          <w:rFonts w:asciiTheme="majorHAnsi" w:hAnsiTheme="majorHAnsi" w:cstheme="majorHAnsi"/>
-          <w:lang w:val="en-US"/>
-        </w:rPr>
-      </w:pPr>
-      <w:r>
-        <w:rPr>
-          <w:rFonts w:asciiTheme="majorHAnsi" w:hAnsiTheme="majorHAnsi" w:cstheme="majorHAnsi"/>
-          <w:lang w:val="en-US"/>
-        </w:rPr>
-        <w:t xml:space="preserve">    TenNV NVARCHAR(100),</w:t>
-      </w:r>
-    </w:p>
-    <w:p>
-      <w:pPr>
-        <w:spacing w:after="80" w:line="300" w:lineRule="auto"/>
-        <w:jc w:val="both"/>
-        <w:rPr>
-          <w:rFonts w:asciiTheme="majorHAnsi" w:hAnsiTheme="majorHAnsi" w:cstheme="majorHAnsi"/>
-          <w:lang w:val="en-US"/>
-        </w:rPr>
-      </w:pPr>
-      <w:r>
-        <w:rPr>
-          <w:rFonts w:asciiTheme="majorHAnsi" w:hAnsiTheme="majorHAnsi" w:cstheme="majorHAnsi"/>
-          <w:lang w:val="en-US"/>
-        </w:rPr>
-        <w:t xml:space="preserve">    Phai NVARCHAR(10),</w:t>
-      </w:r>
-    </w:p>
-    <w:p>
-      <w:pPr>
-        <w:spacing w:after="80" w:line="300" w:lineRule="auto"/>
-        <w:jc w:val="both"/>
-        <w:rPr>
-          <w:rFonts w:asciiTheme="majorHAnsi" w:hAnsiTheme="majorHAnsi" w:cstheme="majorHAnsi"/>
-          <w:lang w:val="en-US"/>
-        </w:rPr>
-      </w:pPr>
-      <w:r>
-        <w:rPr>
-          <w:rFonts w:asciiTheme="majorHAnsi" w:hAnsiTheme="majorHAnsi" w:cstheme="majorHAnsi"/>
-          <w:lang w:val="en-US"/>
-        </w:rPr>
-        <w:t xml:space="preserve">    DiaChiNV NVARCHAR(255),</w:t>
-      </w:r>
-    </w:p>
-    <w:p>
-      <w:pPr>
-        <w:spacing w:after="80" w:line="300" w:lineRule="auto"/>
-        <w:jc w:val="both"/>
-        <w:rPr>
-          <w:rFonts w:asciiTheme="majorHAnsi" w:hAnsiTheme="majorHAnsi" w:cstheme="majorHAnsi"/>
-          <w:lang w:val="en-US"/>
-        </w:rPr>
-      </w:pPr>
-      <w:r>
-        <w:rPr>
-          <w:rFonts w:asciiTheme="majorHAnsi" w:hAnsiTheme="majorHAnsi" w:cstheme="majorHAnsi"/>
-          <w:lang w:val="en-US"/>
-        </w:rPr>
-        <w:t xml:space="preserve">    SdtNV VARCHAR(20),</w:t>
-      </w:r>
-    </w:p>
-    <w:p>
-      <w:pPr>
-        <w:spacing w:after="80" w:line="300" w:lineRule="auto"/>
-        <w:jc w:val="both"/>
-        <w:rPr>
-          <w:rFonts w:asciiTheme="majorHAnsi" w:hAnsiTheme="majorHAnsi" w:cstheme="majorHAnsi"/>
-          <w:lang w:val="en-US"/>
-        </w:rPr>
-      </w:pPr>
-      <w:r>
-        <w:rPr>
-          <w:rFonts w:asciiTheme="majorHAnsi" w:hAnsiTheme="majorHAnsi" w:cstheme="majorHAnsi"/>
-          <w:lang w:val="en-US"/>
-        </w:rPr>
-        <w:t xml:space="preserve">    ChucVu NVARCHAR(50),</w:t>
-      </w:r>
-    </w:p>
-    <w:p>
-      <w:pPr>
-        <w:spacing w:after="80" w:line="300" w:lineRule="auto"/>
-        <w:jc w:val="both"/>
-        <w:rPr>
-          <w:rFonts w:asciiTheme="majorHAnsi" w:hAnsiTheme="majorHAnsi" w:cstheme="majorHAnsi"/>
-          <w:lang w:val="en-US"/>
-        </w:rPr>
-      </w:pPr>
-      <w:r>
-        <w:rPr>
-          <w:rFonts w:asciiTheme="majorHAnsi" w:hAnsiTheme="majorHAnsi" w:cstheme="majorHAnsi"/>
-          <w:lang w:val="en-US"/>
-        </w:rPr>
-        <w:t xml:space="preserve">    MaPhong VARCHAR(50),</w:t>
-      </w:r>
-    </w:p>
-    <w:p>
-      <w:pPr>
-        <w:spacing w:after="80" w:line="300" w:lineRule="auto"/>
-        <w:jc w:val="both"/>
-        <w:rPr>
-          <w:rFonts w:asciiTheme="majorHAnsi" w:hAnsiTheme="majorHAnsi" w:cstheme="majorHAnsi"/>
-          <w:lang w:val="en-US"/>
-        </w:rPr>
-      </w:pPr>
-      <w:r>
-        <w:rPr>
-          <w:rFonts w:asciiTheme="majorHAnsi" w:hAnsiTheme="majorHAnsi" w:cstheme="majorHAnsi"/>
-          <w:lang w:val="en-US"/>
-        </w:rPr>
-        <w:t xml:space="preserve">    MaCongTy VARCHAR(50),</w:t>
-      </w:r>
-    </w:p>
-    <w:p>
-      <w:pPr>
-        <w:spacing w:after="80" w:line="300" w:lineRule="auto"/>
-        <w:jc w:val="both"/>
-        <w:rPr>
-          <w:rFonts w:asciiTheme="majorHAnsi" w:hAnsiTheme="majorHAnsi" w:cstheme="majorHAnsi"/>
-          <w:lang w:val="en-US"/>
-        </w:rPr>
-      </w:pPr>
-      <w:r>
-        <w:rPr>
-          <w:rFonts w:asciiTheme="majorHAnsi" w:hAnsiTheme="majorHAnsi" w:cstheme="majorHAnsi"/>
-          <w:lang w:val="en-US"/>
-        </w:rPr>
-        <w:t xml:space="preserve">    FOREIGN KEY (MaPhong) REFERENCES Phong(MaPhong),</w:t>
-      </w:r>
-    </w:p>
-    <w:p>
-      <w:pPr>
-        <w:spacing w:after="80" w:line="300" w:lineRule="auto"/>
-        <w:jc w:val="both"/>
-        <w:rPr>
-          <w:rFonts w:asciiTheme="majorHAnsi" w:hAnsiTheme="majorHAnsi" w:cstheme="majorHAnsi"/>
-          <w:lang w:val="en-US"/>
-        </w:rPr>
-      </w:pPr>
-      <w:r>
-        <w:rPr>
-          <w:rFonts w:asciiTheme="majorHAnsi" w:hAnsiTheme="majorHAnsi" w:cstheme="majorHAnsi"/>
-          <w:lang w:val="en-US"/>
-        </w:rPr>
-        <w:t xml:space="preserve">    FOREIGN KEY (MaCongTy) REFERENCES CongTy(MaCongTy)</w:t>
-      </w:r>
-    </w:p>
-    <w:p>
-      <w:pPr>
-        <w:spacing w:after="80" w:line="300" w:lineRule="auto"/>
-        <w:jc w:val="both"/>
-        <w:rPr>
-          <w:rFonts w:asciiTheme="majorHAnsi" w:hAnsiTheme="majorHAnsi" w:cstheme="majorHAnsi"/>
-          <w:lang w:val="en-US"/>
-        </w:rPr>
-      </w:pPr>
-      <w:r>
-        <w:rPr>
-          <w:rFonts w:asciiTheme="majorHAnsi" w:hAnsiTheme="majorHAnsi" w:cstheme="majorHAnsi"/>
-          <w:lang w:val="en-US"/>
-        </w:rPr>
-        <w:t>);</w:t>
-      </w:r>
-    </w:p>
-    <w:p>
-      <w:pPr>
-        <w:spacing w:after="80" w:line="300" w:lineRule="auto"/>
-        <w:jc w:val="both"/>
-        <w:rPr>
-          <w:rFonts w:asciiTheme="majorHAnsi" w:hAnsiTheme="majorHAnsi" w:cstheme="majorHAnsi"/>
-          <w:lang w:val="en-US"/>
-        </w:rPr>
-      </w:pPr>
-    </w:p>
-    <w:p>
-      <w:pPr>
-        <w:spacing w:after="80" w:line="300" w:lineRule="auto"/>
-        <w:jc w:val="both"/>
-        <w:rPr>
-          <w:rFonts w:asciiTheme="majorHAnsi" w:hAnsiTheme="majorHAnsi" w:cstheme="majorHAnsi"/>
-          <w:lang w:val="en-US"/>
-        </w:rPr>
-      </w:pPr>
-      <w:r>
-        <w:rPr>
-          <w:rFonts w:asciiTheme="majorHAnsi" w:hAnsiTheme="majorHAnsi" w:cstheme="majorHAnsi"/>
-          <w:lang w:val="en-US"/>
-        </w:rPr>
-        <w:t>CREATE TABLE ChiTietHopDong (</w:t>
-      </w:r>
-    </w:p>
-    <w:p>
-      <w:pPr>
-        <w:spacing w:after="80" w:line="300" w:lineRule="auto"/>
-        <w:jc w:val="both"/>
-        <w:rPr>
-          <w:rFonts w:asciiTheme="majorHAnsi" w:hAnsiTheme="majorHAnsi" w:cstheme="majorHAnsi"/>
-          <w:lang w:val="en-US"/>
-        </w:rPr>
-      </w:pPr>
-      <w:r>
-        <w:rPr>
-          <w:rFonts w:asciiTheme="majorHAnsi" w:hAnsiTheme="majorHAnsi" w:cstheme="majorHAnsi"/>
-          <w:lang w:val="en-US"/>
-        </w:rPr>
-        <w:t xml:space="preserve">    SoHopDong VARCHAR(50),</w:t>
-      </w:r>
-    </w:p>
-    <w:p>
-      <w:pPr>
-        <w:spacing w:after="80" w:line="300" w:lineRule="auto"/>
-        <w:jc w:val="both"/>
-        <w:rPr>
-          <w:rFonts w:asciiTheme="majorHAnsi" w:hAnsiTheme="majorHAnsi" w:cstheme="majorHAnsi"/>
-          <w:lang w:val="en-US"/>
-        </w:rPr>
-      </w:pPr>
-      <w:r>
-        <w:rPr>
-          <w:rFonts w:asciiTheme="majorHAnsi" w:hAnsiTheme="majorHAnsi" w:cstheme="majorHAnsi"/>
-          <w:lang w:val="en-US"/>
-        </w:rPr>
-        <w:t xml:space="preserve">    MaPhong VARCHAR(50),</w:t>
-      </w:r>
-    </w:p>
-    <w:p>
-      <w:pPr>
-        <w:spacing w:after="80" w:line="300" w:lineRule="auto"/>
-        <w:jc w:val="both"/>
-        <w:rPr>
-          <w:rFonts w:asciiTheme="majorHAnsi" w:hAnsiTheme="majorHAnsi" w:cstheme="majorHAnsi"/>
-          <w:lang w:val="en-US"/>
-        </w:rPr>
-      </w:pPr>
-      <w:r>
-        <w:rPr>
-          <w:rFonts w:asciiTheme="majorHAnsi" w:hAnsiTheme="majorHAnsi" w:cstheme="majorHAnsi"/>
-          <w:lang w:val="en-US"/>
-        </w:rPr>
-        <w:t xml:space="preserve">    ThoiHan INT,</w:t>
-      </w:r>
-    </w:p>
-    <w:p>
-      <w:pPr>
-        <w:spacing w:after="80" w:line="300" w:lineRule="auto"/>
-        <w:jc w:val="both"/>
-        <w:rPr>
-          <w:rFonts w:asciiTheme="majorHAnsi" w:hAnsiTheme="majorHAnsi" w:cstheme="majorHAnsi"/>
-          <w:lang w:val="en-US"/>
-        </w:rPr>
-      </w:pPr>
-      <w:r>
-        <w:rPr>
-          <w:rFonts w:asciiTheme="majorHAnsi" w:hAnsiTheme="majorHAnsi" w:cstheme="majorHAnsi"/>
-          <w:lang w:val="en-US"/>
-        </w:rPr>
-        <w:t xml:space="preserve">    PRIMARY KEY (SoHopDong, MaPhong),</w:t>
-      </w:r>
-    </w:p>
-    <w:p>
-      <w:pPr>
-        <w:spacing w:after="80" w:line="300" w:lineRule="auto"/>
-        <w:jc w:val="both"/>
-        <w:rPr>
-          <w:rFonts w:asciiTheme="majorHAnsi" w:hAnsiTheme="majorHAnsi" w:cstheme="majorHAnsi"/>
-          <w:lang w:val="en-US"/>
-        </w:rPr>
-      </w:pPr>
-      <w:r>
-        <w:rPr>
-          <w:rFonts w:asciiTheme="majorHAnsi" w:hAnsiTheme="majorHAnsi" w:cstheme="majorHAnsi"/>
-          <w:lang w:val="en-US"/>
-        </w:rPr>
-        <w:t xml:space="preserve">    FOREIGN KEY (SoHopDong) REFERENCES HopDong(SoHopDong),</w:t>
-      </w:r>
-    </w:p>
-    <w:p>
-      <w:pPr>
-        <w:spacing w:after="80" w:line="300" w:lineRule="auto"/>
-        <w:jc w:val="both"/>
-        <w:rPr>
-          <w:rFonts w:asciiTheme="majorHAnsi" w:hAnsiTheme="majorHAnsi" w:cstheme="majorHAnsi"/>
-          <w:lang w:val="en-US"/>
-        </w:rPr>
-      </w:pPr>
-      <w:r>
-        <w:rPr>
-          <w:rFonts w:asciiTheme="majorHAnsi" w:hAnsiTheme="majorHAnsi" w:cstheme="majorHAnsi"/>
-          <w:lang w:val="en-US"/>
-        </w:rPr>
-        <w:t xml:space="preserve">    FOREIGN KEY (MaPhong) REFERENCES Phong(MaPhong)</w:t>
-      </w:r>
-    </w:p>
-    <w:p>
-      <w:pPr>
-        <w:spacing w:after="80" w:line="300" w:lineRule="auto"/>
-        <w:jc w:val="both"/>
-        <w:rPr>
-          <w:rFonts w:asciiTheme="majorHAnsi" w:hAnsiTheme="majorHAnsi" w:cstheme="majorHAnsi"/>
-          <w:lang w:val="en-US"/>
-        </w:rPr>
-      </w:pPr>
-      <w:r>
-        <w:rPr>
-          <w:rFonts w:asciiTheme="majorHAnsi" w:hAnsiTheme="majorHAnsi" w:cstheme="majorHAnsi"/>
-          <w:lang w:val="en-US"/>
-        </w:rPr>
-        <w:t>);</w:t>
-      </w:r>
-    </w:p>
-    <w:p>
-      <w:pPr>
-        <w:spacing w:after="80" w:line="300" w:lineRule="auto"/>
-        <w:jc w:val="both"/>
-        <w:rPr>
-          <w:rFonts w:asciiTheme="majorHAnsi" w:hAnsiTheme="majorHAnsi" w:cstheme="majorHAnsi"/>
-          <w:lang w:val="en-US"/>
-        </w:rPr>
-      </w:pPr>
-    </w:p>
-    <w:p>
-      <w:pPr>
-        <w:spacing w:after="80" w:line="300" w:lineRule="auto"/>
-        <w:jc w:val="both"/>
-        <w:rPr>
-          <w:rFonts w:asciiTheme="majorHAnsi" w:hAnsiTheme="majorHAnsi" w:cstheme="majorHAnsi"/>
-          <w:lang w:val="en-US"/>
-        </w:rPr>
-      </w:pPr>
-      <w:r>
-        <w:rPr>
-          <w:rFonts w:asciiTheme="majorHAnsi" w:hAnsiTheme="majorHAnsi" w:cstheme="majorHAnsi"/>
-          <w:lang w:val="en-US"/>
-        </w:rPr>
-        <w:t>CREATE TABLE PhieuGiaHan (</w:t>
-      </w:r>
-    </w:p>
-    <w:p>
-      <w:pPr>
-        <w:spacing w:after="80" w:line="300" w:lineRule="auto"/>
-        <w:jc w:val="both"/>
-        <w:rPr>
-          <w:rFonts w:asciiTheme="majorHAnsi" w:hAnsiTheme="majorHAnsi" w:cstheme="majorHAnsi"/>
-          <w:lang w:val="en-US"/>
-        </w:rPr>
-      </w:pPr>
-      <w:r>
-        <w:rPr>
-          <w:rFonts w:asciiTheme="majorHAnsi" w:hAnsiTheme="majorHAnsi" w:cstheme="majorHAnsi"/>
-          <w:lang w:val="en-US"/>
-        </w:rPr>
-        <w:t xml:space="preserve">    SoPhieuGiaHan VARCHAR(50) PRIMARY KEY,</w:t>
-      </w:r>
-    </w:p>
-    <w:p>
-      <w:pPr>
-        <w:spacing w:after="80" w:line="300" w:lineRule="auto"/>
-        <w:jc w:val="both"/>
-        <w:rPr>
-          <w:rFonts w:asciiTheme="majorHAnsi" w:hAnsiTheme="majorHAnsi" w:cstheme="majorHAnsi"/>
-          <w:lang w:val="en-US"/>
-        </w:rPr>
-      </w:pPr>
-      <w:r>
-        <w:rPr>
-          <w:rFonts w:asciiTheme="majorHAnsi" w:hAnsiTheme="majorHAnsi" w:cstheme="majorHAnsi"/>
-          <w:lang w:val="en-US"/>
-        </w:rPr>
-        <w:t xml:space="preserve">    NgayLapPhieuGiaHan DATE,</w:t>
-      </w:r>
-    </w:p>
-    <w:p>
-      <w:pPr>
-        <w:spacing w:after="80" w:line="300" w:lineRule="auto"/>
-        <w:jc w:val="both"/>
-        <w:rPr>
-          <w:rFonts w:asciiTheme="majorHAnsi" w:hAnsiTheme="majorHAnsi" w:cstheme="majorHAnsi"/>
-          <w:lang w:val="en-US"/>
-        </w:rPr>
-      </w:pPr>
-      <w:r>
-        <w:rPr>
-          <w:rFonts w:asciiTheme="majorHAnsi" w:hAnsiTheme="majorHAnsi" w:cstheme="majorHAnsi"/>
-          <w:lang w:val="en-US"/>
-        </w:rPr>
-        <w:t xml:space="preserve">    NgayHetHan DATE,</w:t>
+        <w:t>(2, 50.0, 15000000.00),</w:t>
+      </w:r>
+    </w:p>
+    <w:p>
+      <w:pPr>
+        <w:spacing w:after="80" w:line="300" w:lineRule="auto"/>
+        <w:jc w:val="both"/>
+        <w:rPr>
+          <w:rFonts w:asciiTheme="majorHAnsi" w:hAnsiTheme="majorHAnsi" w:cstheme="majorHAnsi"/>
+          <w:lang w:val="en-US"/>
+        </w:rPr>
+      </w:pPr>
+      <w:r>
+        <w:rPr>
+          <w:rFonts w:asciiTheme="majorHAnsi" w:hAnsiTheme="majorHAnsi" w:cstheme="majorHAnsi"/>
+          <w:lang w:val="en-US"/>
+        </w:rPr>
+        <w:t>(3, 80.0, 24000000.00),</w:t>
+      </w:r>
+    </w:p>
+    <w:p>
+      <w:pPr>
+        <w:spacing w:after="80" w:line="300" w:lineRule="auto"/>
+        <w:jc w:val="both"/>
+        <w:rPr>
+          <w:rFonts w:asciiTheme="majorHAnsi" w:hAnsiTheme="majorHAnsi" w:cstheme="majorHAnsi"/>
+          <w:lang w:val="en-US"/>
+        </w:rPr>
+      </w:pPr>
+      <w:r>
+        <w:rPr>
+          <w:rFonts w:asciiTheme="majorHAnsi" w:hAnsiTheme="majorHAnsi" w:cstheme="majorHAnsi"/>
+          <w:lang w:val="en-US"/>
+        </w:rPr>
+        <w:t>(5, 100.0, 35000000.00);</w:t>
+      </w:r>
+    </w:p>
+    <w:p>
+      <w:pPr>
+        <w:spacing w:after="80" w:line="300" w:lineRule="auto"/>
+        <w:jc w:val="both"/>
+        <w:rPr>
+          <w:rFonts w:asciiTheme="majorHAnsi" w:hAnsiTheme="majorHAnsi" w:cstheme="majorHAnsi"/>
+          <w:lang w:val="en-US"/>
+        </w:rPr>
+      </w:pPr>
+    </w:p>
+    <w:p>
+      <w:pPr>
+        <w:spacing w:after="80" w:line="300" w:lineRule="auto"/>
+        <w:jc w:val="both"/>
+        <w:rPr>
+          <w:rFonts w:asciiTheme="majorHAnsi" w:hAnsiTheme="majorHAnsi" w:cstheme="majorHAnsi"/>
+          <w:lang w:val="en-US"/>
+        </w:rPr>
+      </w:pPr>
+      <w:r>
+        <w:rPr>
+          <w:rFonts w:asciiTheme="majorHAnsi" w:hAnsiTheme="majorHAnsi" w:cstheme="majorHAnsi"/>
+          <w:lang w:val="en-US"/>
+        </w:rPr>
+        <w:t>INSERT INTO Phong (MaPhong, Tang, DienTich) VALUES</w:t>
+      </w:r>
+    </w:p>
+    <w:p>
+      <w:pPr>
+        <w:spacing w:after="80" w:line="300" w:lineRule="auto"/>
+        <w:jc w:val="both"/>
+        <w:rPr>
+          <w:rFonts w:asciiTheme="majorHAnsi" w:hAnsiTheme="majorHAnsi" w:cstheme="majorHAnsi"/>
+          <w:lang w:val="en-US"/>
+        </w:rPr>
+      </w:pPr>
+      <w:r>
+        <w:rPr>
+          <w:rFonts w:asciiTheme="majorHAnsi" w:hAnsiTheme="majorHAnsi" w:cstheme="majorHAnsi"/>
+          <w:lang w:val="en-US"/>
+        </w:rPr>
+        <w:t>('P201', 2, 50.0),</w:t>
+      </w:r>
+    </w:p>
+    <w:p>
+      <w:pPr>
+        <w:spacing w:after="80" w:line="300" w:lineRule="auto"/>
+        <w:jc w:val="both"/>
+        <w:rPr>
+          <w:rFonts w:asciiTheme="majorHAnsi" w:hAnsiTheme="majorHAnsi" w:cstheme="majorHAnsi"/>
+          <w:lang w:val="en-US"/>
+        </w:rPr>
+      </w:pPr>
+      <w:r>
+        <w:rPr>
+          <w:rFonts w:asciiTheme="majorHAnsi" w:hAnsiTheme="majorHAnsi" w:cstheme="majorHAnsi"/>
+          <w:lang w:val="en-US"/>
+        </w:rPr>
+        <w:t>('P301', 3, 80.0),</w:t>
+      </w:r>
+    </w:p>
+    <w:p>
+      <w:pPr>
+        <w:spacing w:after="80" w:line="300" w:lineRule="auto"/>
+        <w:jc w:val="both"/>
+        <w:rPr>
+          <w:rFonts w:asciiTheme="majorHAnsi" w:hAnsiTheme="majorHAnsi" w:cstheme="majorHAnsi"/>
+          <w:lang w:val="en-US"/>
+        </w:rPr>
+      </w:pPr>
+      <w:r>
+        <w:rPr>
+          <w:rFonts w:asciiTheme="majorHAnsi" w:hAnsiTheme="majorHAnsi" w:cstheme="majorHAnsi"/>
+          <w:lang w:val="en-US"/>
+        </w:rPr>
+        <w:t>('P501', 5, 100.0);</w:t>
+      </w:r>
+    </w:p>
+    <w:p>
+      <w:pPr>
+        <w:spacing w:after="80" w:line="300" w:lineRule="auto"/>
+        <w:jc w:val="both"/>
+        <w:rPr>
+          <w:rFonts w:asciiTheme="majorHAnsi" w:hAnsiTheme="majorHAnsi" w:cstheme="majorHAnsi"/>
+          <w:lang w:val="en-US"/>
+        </w:rPr>
+      </w:pPr>
+    </w:p>
+    <w:p>
+      <w:pPr>
+        <w:spacing w:after="80" w:line="300" w:lineRule="auto"/>
+        <w:jc w:val="both"/>
+        <w:rPr>
+          <w:rFonts w:asciiTheme="majorHAnsi" w:hAnsiTheme="majorHAnsi" w:cstheme="majorHAnsi"/>
+          <w:lang w:val="en-US"/>
+        </w:rPr>
+      </w:pPr>
+      <w:r>
+        <w:rPr>
+          <w:rFonts w:asciiTheme="majorHAnsi" w:hAnsiTheme="majorHAnsi" w:cstheme="majorHAnsi"/>
+          <w:lang w:val="en-US"/>
+        </w:rPr>
+        <w:t>INSERT INTO NhanVien (MSNV, TenNV, Phai, DiaChiNV, SdtNV, ChucVu, MaPhong, MaCongTy) VALUES</w:t>
+      </w:r>
+    </w:p>
+    <w:p>
+      <w:pPr>
+        <w:spacing w:after="80" w:line="300" w:lineRule="auto"/>
+        <w:jc w:val="both"/>
+        <w:rPr>
+          <w:rFonts w:asciiTheme="majorHAnsi" w:hAnsiTheme="majorHAnsi" w:cstheme="majorHAnsi"/>
+          <w:lang w:val="en-US"/>
+        </w:rPr>
+      </w:pPr>
+      <w:r>
+        <w:rPr>
+          <w:rFonts w:asciiTheme="majorHAnsi" w:hAnsiTheme="majorHAnsi" w:cstheme="majorHAnsi"/>
+          <w:lang w:val="en-US"/>
+        </w:rPr>
+        <w:t>('NV001', N'Nguyễn Văn A', N'Nam', N'TP.HCM', '0911111111', N'Giám đốc', 'P201', 'CTY01'),</w:t>
+      </w:r>
+    </w:p>
+    <w:p>
+      <w:pPr>
+        <w:spacing w:after="80" w:line="300" w:lineRule="auto"/>
+        <w:jc w:val="both"/>
+        <w:rPr>
+          <w:rFonts w:asciiTheme="majorHAnsi" w:hAnsiTheme="majorHAnsi" w:cstheme="majorHAnsi"/>
+          <w:lang w:val="en-US"/>
+        </w:rPr>
+      </w:pPr>
+      <w:r>
+        <w:rPr>
+          <w:rFonts w:asciiTheme="majorHAnsi" w:hAnsiTheme="majorHAnsi" w:cstheme="majorHAnsi"/>
+          <w:lang w:val="en-US"/>
+        </w:rPr>
+        <w:t>('NV002', N'Trần Thị B', N'Nữ', N'TP.HCM', '0922222222', N'Lập trình viên', 'P201', 'CTY01'),</w:t>
+      </w:r>
+    </w:p>
+    <w:p>
+      <w:pPr>
+        <w:spacing w:after="80" w:line="300" w:lineRule="auto"/>
+        <w:jc w:val="both"/>
+        <w:rPr>
+          <w:rFonts w:asciiTheme="majorHAnsi" w:hAnsiTheme="majorHAnsi" w:cstheme="majorHAnsi"/>
+          <w:lang w:val="en-US"/>
+        </w:rPr>
+      </w:pPr>
+      <w:r>
+        <w:rPr>
+          <w:rFonts w:asciiTheme="majorHAnsi" w:hAnsiTheme="majorHAnsi" w:cstheme="majorHAnsi"/>
+          <w:lang w:val="en-US"/>
+        </w:rPr>
+        <w:t>('NV003', N'Lê Văn C', N'Nam', N'Đồng Nai', '0933333333', N'Trưởng phòng', 'P501', 'CTY02');</w:t>
+      </w:r>
+    </w:p>
+    <w:p>
+      <w:pPr>
+        <w:spacing w:after="80" w:line="300" w:lineRule="auto"/>
+        <w:jc w:val="both"/>
+        <w:rPr>
+          <w:rFonts w:asciiTheme="majorHAnsi" w:hAnsiTheme="majorHAnsi" w:cstheme="majorHAnsi"/>
+          <w:lang w:val="en-US"/>
+        </w:rPr>
+      </w:pPr>
+    </w:p>
+    <w:p>
+      <w:pPr>
+        <w:spacing w:after="80" w:line="300" w:lineRule="auto"/>
+        <w:jc w:val="both"/>
+        <w:rPr>
+          <w:rFonts w:asciiTheme="majorHAnsi" w:hAnsiTheme="majorHAnsi" w:cstheme="majorHAnsi"/>
+          <w:lang w:val="en-US"/>
+        </w:rPr>
+      </w:pPr>
+      <w:r>
+        <w:rPr>
+          <w:rFonts w:asciiTheme="majorHAnsi" w:hAnsiTheme="majorHAnsi" w:cstheme="majorHAnsi"/>
+          <w:lang w:val="en-US"/>
+        </w:rPr>
+        <w:t>INSERT INTO ChiTietHopDong (SoHopDong, MaPhong, ThoiHan) VALUES</w:t>
+      </w:r>
+    </w:p>
+    <w:p>
+      <w:pPr>
+        <w:spacing w:after="80" w:line="300" w:lineRule="auto"/>
+        <w:jc w:val="both"/>
+        <w:rPr>
+          <w:rFonts w:asciiTheme="majorHAnsi" w:hAnsiTheme="majorHAnsi" w:cstheme="majorHAnsi"/>
+          <w:lang w:val="en-US"/>
+        </w:rPr>
+      </w:pPr>
+      <w:r>
+        <w:rPr>
+          <w:rFonts w:asciiTheme="majorHAnsi" w:hAnsiTheme="majorHAnsi" w:cstheme="majorHAnsi"/>
+          <w:lang w:val="en-US"/>
+        </w:rPr>
+        <w:t>('HD001', 'P201', 12),</w:t>
+      </w:r>
+    </w:p>
+    <w:p>
+      <w:pPr>
+        <w:spacing w:after="80" w:line="300" w:lineRule="auto"/>
+        <w:jc w:val="both"/>
+        <w:rPr>
+          <w:rFonts w:asciiTheme="majorHAnsi" w:hAnsiTheme="majorHAnsi" w:cstheme="majorHAnsi"/>
+          <w:lang w:val="en-US"/>
+        </w:rPr>
+      </w:pPr>
+      <w:r>
+        <w:rPr>
+          <w:rFonts w:asciiTheme="majorHAnsi" w:hAnsiTheme="majorHAnsi" w:cstheme="majorHAnsi"/>
+          <w:lang w:val="en-US"/>
+        </w:rPr>
+        <w:t>('HD001', 'P301', 12),</w:t>
+      </w:r>
+    </w:p>
+    <w:p>
+      <w:pPr>
+        <w:spacing w:after="80" w:line="300" w:lineRule="auto"/>
+        <w:jc w:val="both"/>
+        <w:rPr>
+          <w:rFonts w:asciiTheme="majorHAnsi" w:hAnsiTheme="majorHAnsi" w:cstheme="majorHAnsi"/>
+          <w:lang w:val="en-US"/>
+        </w:rPr>
+      </w:pPr>
+      <w:r>
+        <w:rPr>
+          <w:rFonts w:asciiTheme="majorHAnsi" w:hAnsiTheme="majorHAnsi" w:cstheme="majorHAnsi"/>
+          <w:lang w:val="en-US"/>
+        </w:rPr>
+        <w:t>('HD002', 'P501', 6);</w:t>
+      </w:r>
+    </w:p>
+    <w:p>
+      <w:pPr>
+        <w:spacing w:after="80" w:line="300" w:lineRule="auto"/>
+        <w:jc w:val="both"/>
+        <w:rPr>
+          <w:rFonts w:asciiTheme="majorHAnsi" w:hAnsiTheme="majorHAnsi" w:cstheme="majorHAnsi"/>
+          <w:lang w:val="en-US"/>
+        </w:rPr>
+      </w:pPr>
+    </w:p>
+    <w:p>
+      <w:pPr>
+        <w:spacing w:after="80" w:line="300" w:lineRule="auto"/>
+        <w:jc w:val="both"/>
+        <w:rPr>
+          <w:rFonts w:asciiTheme="majorHAnsi" w:hAnsiTheme="majorHAnsi" w:cstheme="majorHAnsi"/>
+          <w:lang w:val="en-US"/>
+        </w:rPr>
+      </w:pPr>
+      <w:r>
+        <w:rPr>
+          <w:rFonts w:asciiTheme="majorHAnsi" w:hAnsiTheme="majorHAnsi" w:cstheme="majorHAnsi"/>
+          <w:lang w:val="en-US"/>
+        </w:rPr>
+        <w:t>INSERT INTO PhieuGiaHan (SoPhieuGiaHan, NgayLapPhieuGiaHan, NgayHetHan, SoHopDong, MaPhong) VALUES</w:t>
+      </w:r>
+    </w:p>
+    <w:p>
+      <w:pPr>
+        <w:spacing w:after="80" w:line="300" w:lineRule="auto"/>
+        <w:jc w:val="both"/>
+        <w:rPr>
+          <w:rFonts w:asciiTheme="majorHAnsi" w:hAnsiTheme="majorHAnsi" w:cstheme="majorHAnsi"/>
+          <w:lang w:val="en-US"/>
+        </w:rPr>
+      </w:pPr>
+      <w:r>
+        <w:rPr>
+          <w:rFonts w:asciiTheme="majorHAnsi" w:hAnsiTheme="majorHAnsi" w:cstheme="majorHAnsi"/>
+          <w:lang w:val="en-US"/>
+        </w:rPr>
+        <w:t>('PGH01', '2027-01-10', '2027-07-15', 'HD001', 'P201');</w:t>
+      </w:r>
+    </w:p>
+    <w:p>
+      <w:pPr>
+        <w:spacing w:after="80" w:line="300" w:lineRule="auto"/>
+        <w:jc w:val="both"/>
+        <w:rPr>
+          <w:rFonts w:asciiTheme="majorHAnsi" w:hAnsiTheme="majorHAnsi" w:cstheme="majorHAnsi"/>
+          <w:lang w:val="en-US"/>
+        </w:rPr>
+      </w:pPr>
+    </w:p>
+    <w:p>
+      <w:pPr>
+        <w:spacing w:after="80" w:line="300" w:lineRule="auto"/>
+        <w:jc w:val="both"/>
+        <w:rPr>
+          <w:rFonts w:asciiTheme="majorHAnsi" w:hAnsiTheme="majorHAnsi" w:cstheme="majorHAnsi"/>
+          <w:lang w:val="en-US"/>
+        </w:rPr>
+      </w:pPr>
+      <w:r>
+        <w:rPr>
+          <w:rFonts w:asciiTheme="majorHAnsi" w:hAnsiTheme="majorHAnsi" w:cstheme="majorHAnsi"/>
+          <w:lang w:val="en-US"/>
+        </w:rPr>
+        <w:t>INSERT INTO DichVu (MaDichVu, TenDichVu, QuyCach) VALUES</w:t>
+      </w:r>
+    </w:p>
+    <w:p>
+      <w:pPr>
+        <w:spacing w:after="80" w:line="300" w:lineRule="auto"/>
+        <w:jc w:val="both"/>
+        <w:rPr>
+          <w:rFonts w:asciiTheme="majorHAnsi" w:hAnsiTheme="majorHAnsi" w:cstheme="majorHAnsi"/>
+          <w:lang w:val="en-US"/>
+        </w:rPr>
+      </w:pPr>
+      <w:r>
+        <w:rPr>
+          <w:rFonts w:asciiTheme="majorHAnsi" w:hAnsiTheme="majorHAnsi" w:cstheme="majorHAnsi"/>
+          <w:lang w:val="en-US"/>
+        </w:rPr>
+        <w:t>('DV01', N'Điện', N'kWh'),</w:t>
+      </w:r>
+    </w:p>
+    <w:p>
+      <w:pPr>
+        <w:spacing w:after="80" w:line="300" w:lineRule="auto"/>
+        <w:jc w:val="both"/>
+        <w:rPr>
+          <w:rFonts w:asciiTheme="majorHAnsi" w:hAnsiTheme="majorHAnsi" w:cstheme="majorHAnsi"/>
+          <w:lang w:val="en-US"/>
+        </w:rPr>
+      </w:pPr>
+      <w:r>
+        <w:rPr>
+          <w:rFonts w:asciiTheme="majorHAnsi" w:hAnsiTheme="majorHAnsi" w:cstheme="majorHAnsi"/>
+          <w:lang w:val="en-US"/>
+        </w:rPr>
+        <w:t>('DV02', N'Nước', N'm3'),</w:t>
+      </w:r>
+    </w:p>
+    <w:p>
+      <w:pPr>
+        <w:spacing w:after="80" w:line="300" w:lineRule="auto"/>
+        <w:jc w:val="both"/>
+        <w:rPr>
+          <w:rFonts w:asciiTheme="majorHAnsi" w:hAnsiTheme="majorHAnsi" w:cstheme="majorHAnsi"/>
+          <w:lang w:val="en-US"/>
+        </w:rPr>
+      </w:pPr>
+      <w:r>
+        <w:rPr>
+          <w:rFonts w:asciiTheme="majorHAnsi" w:hAnsiTheme="majorHAnsi" w:cstheme="majorHAnsi"/>
+          <w:lang w:val="en-US"/>
+        </w:rPr>
+        <w:t>('DV03', N'Internet', N'Mbps');</w:t>
+      </w:r>
+    </w:p>
+    <w:p>
+      <w:pPr>
+        <w:spacing w:after="80" w:line="300" w:lineRule="auto"/>
+        <w:jc w:val="both"/>
+        <w:rPr>
+          <w:rFonts w:asciiTheme="majorHAnsi" w:hAnsiTheme="majorHAnsi" w:cstheme="majorHAnsi"/>
+          <w:lang w:val="en-US"/>
+        </w:rPr>
+      </w:pPr>
+    </w:p>
+    <w:p>
+      <w:pPr>
+        <w:spacing w:after="80" w:line="300" w:lineRule="auto"/>
+        <w:jc w:val="both"/>
+        <w:rPr>
+          <w:rFonts w:asciiTheme="majorHAnsi" w:hAnsiTheme="majorHAnsi" w:cstheme="majorHAnsi"/>
+          <w:lang w:val="en-US"/>
+        </w:rPr>
+      </w:pPr>
+      <w:r>
+        <w:rPr>
+          <w:rFonts w:asciiTheme="majorHAnsi" w:hAnsiTheme="majorHAnsi" w:cstheme="majorHAnsi"/>
+          <w:lang w:val="en-US"/>
+        </w:rPr>
+        <w:t>INSERT INTO HoaDon (SoHoaDon, NgayLapHoaDon, SoLuongDichVu, SoHopDong, MaPhong, MaDichVu) VALUES</w:t>
       </w:r>
     </w:p>
     <w:p>
@@ -8064,967 +8932,6 @@
           <w:lang w:val="en-US"/>
         </w:rPr>
         <w:lastRenderedPageBreak/>
-        <w:t xml:space="preserve">    SoHopDong VARCHAR(50),</w:t>
-      </w:r>
-    </w:p>
-    <w:p>
-      <w:pPr>
-        <w:spacing w:after="80" w:line="300" w:lineRule="auto"/>
-        <w:jc w:val="both"/>
-        <w:rPr>
-          <w:rFonts w:asciiTheme="majorHAnsi" w:hAnsiTheme="majorHAnsi" w:cstheme="majorHAnsi"/>
-          <w:lang w:val="en-US"/>
-        </w:rPr>
-      </w:pPr>
-      <w:r>
-        <w:rPr>
-          <w:rFonts w:asciiTheme="majorHAnsi" w:hAnsiTheme="majorHAnsi" w:cstheme="majorHAnsi"/>
-          <w:lang w:val="en-US"/>
-        </w:rPr>
-        <w:t xml:space="preserve">    MaPhong VARCHAR(50),</w:t>
-      </w:r>
-    </w:p>
-    <w:p>
-      <w:pPr>
-        <w:spacing w:after="80" w:line="300" w:lineRule="auto"/>
-        <w:jc w:val="both"/>
-        <w:rPr>
-          <w:rFonts w:asciiTheme="majorHAnsi" w:hAnsiTheme="majorHAnsi" w:cstheme="majorHAnsi"/>
-          <w:lang w:val="en-US"/>
-        </w:rPr>
-      </w:pPr>
-      <w:r>
-        <w:rPr>
-          <w:rFonts w:asciiTheme="majorHAnsi" w:hAnsiTheme="majorHAnsi" w:cstheme="majorHAnsi"/>
-          <w:lang w:val="en-US"/>
-        </w:rPr>
-        <w:t xml:space="preserve">    FOREIGN KEY (SoHopDong, MaPhong) REFERENCES ChiTietHopDong(SoHopDong, MaPhong)</w:t>
-      </w:r>
-    </w:p>
-    <w:p>
-      <w:pPr>
-        <w:spacing w:after="80" w:line="300" w:lineRule="auto"/>
-        <w:jc w:val="both"/>
-        <w:rPr>
-          <w:rFonts w:asciiTheme="majorHAnsi" w:hAnsiTheme="majorHAnsi" w:cstheme="majorHAnsi"/>
-          <w:lang w:val="en-US"/>
-        </w:rPr>
-      </w:pPr>
-      <w:r>
-        <w:rPr>
-          <w:rFonts w:asciiTheme="majorHAnsi" w:hAnsiTheme="majorHAnsi" w:cstheme="majorHAnsi"/>
-          <w:lang w:val="en-US"/>
-        </w:rPr>
-        <w:t>);</w:t>
-      </w:r>
-    </w:p>
-    <w:p>
-      <w:pPr>
-        <w:spacing w:after="80" w:line="300" w:lineRule="auto"/>
-        <w:jc w:val="both"/>
-        <w:rPr>
-          <w:rFonts w:asciiTheme="majorHAnsi" w:hAnsiTheme="majorHAnsi" w:cstheme="majorHAnsi"/>
-          <w:lang w:val="en-US"/>
-        </w:rPr>
-      </w:pPr>
-    </w:p>
-    <w:p>
-      <w:pPr>
-        <w:spacing w:after="80" w:line="300" w:lineRule="auto"/>
-        <w:jc w:val="both"/>
-        <w:rPr>
-          <w:rFonts w:asciiTheme="majorHAnsi" w:hAnsiTheme="majorHAnsi" w:cstheme="majorHAnsi"/>
-          <w:lang w:val="en-US"/>
-        </w:rPr>
-      </w:pPr>
-      <w:r>
-        <w:rPr>
-          <w:rFonts w:asciiTheme="majorHAnsi" w:hAnsiTheme="majorHAnsi" w:cstheme="majorHAnsi"/>
-          <w:lang w:val="en-US"/>
-        </w:rPr>
-        <w:t>CREATE TABLE DichVu (</w:t>
-      </w:r>
-    </w:p>
-    <w:p>
-      <w:pPr>
-        <w:spacing w:after="80" w:line="300" w:lineRule="auto"/>
-        <w:jc w:val="both"/>
-        <w:rPr>
-          <w:rFonts w:asciiTheme="majorHAnsi" w:hAnsiTheme="majorHAnsi" w:cstheme="majorHAnsi"/>
-          <w:lang w:val="en-US"/>
-        </w:rPr>
-      </w:pPr>
-      <w:r>
-        <w:rPr>
-          <w:rFonts w:asciiTheme="majorHAnsi" w:hAnsiTheme="majorHAnsi" w:cstheme="majorHAnsi"/>
-          <w:lang w:val="en-US"/>
-        </w:rPr>
-        <w:t xml:space="preserve">    MaDichVu VARCHAR(50) PRIMARY KEY,</w:t>
-      </w:r>
-    </w:p>
-    <w:p>
-      <w:pPr>
-        <w:spacing w:after="80" w:line="300" w:lineRule="auto"/>
-        <w:jc w:val="both"/>
-        <w:rPr>
-          <w:rFonts w:asciiTheme="majorHAnsi" w:hAnsiTheme="majorHAnsi" w:cstheme="majorHAnsi"/>
-          <w:lang w:val="en-US"/>
-        </w:rPr>
-      </w:pPr>
-      <w:r>
-        <w:rPr>
-          <w:rFonts w:asciiTheme="majorHAnsi" w:hAnsiTheme="majorHAnsi" w:cstheme="majorHAnsi"/>
-          <w:lang w:val="en-US"/>
-        </w:rPr>
-        <w:t xml:space="preserve">    TenDichVu NVARCHAR(100),</w:t>
-      </w:r>
-    </w:p>
-    <w:p>
-      <w:pPr>
-        <w:spacing w:after="80" w:line="300" w:lineRule="auto"/>
-        <w:jc w:val="both"/>
-        <w:rPr>
-          <w:rFonts w:asciiTheme="majorHAnsi" w:hAnsiTheme="majorHAnsi" w:cstheme="majorHAnsi"/>
-          <w:lang w:val="en-US"/>
-        </w:rPr>
-      </w:pPr>
-      <w:r>
-        <w:rPr>
-          <w:rFonts w:asciiTheme="majorHAnsi" w:hAnsiTheme="majorHAnsi" w:cstheme="majorHAnsi"/>
-          <w:lang w:val="en-US"/>
-        </w:rPr>
-        <w:t xml:space="preserve">    QuyCach NVARCHAR(100)</w:t>
-      </w:r>
-    </w:p>
-    <w:p>
-      <w:pPr>
-        <w:spacing w:after="80" w:line="300" w:lineRule="auto"/>
-        <w:jc w:val="both"/>
-        <w:rPr>
-          <w:rFonts w:asciiTheme="majorHAnsi" w:hAnsiTheme="majorHAnsi" w:cstheme="majorHAnsi"/>
-          <w:lang w:val="en-US"/>
-        </w:rPr>
-      </w:pPr>
-      <w:r>
-        <w:rPr>
-          <w:rFonts w:asciiTheme="majorHAnsi" w:hAnsiTheme="majorHAnsi" w:cstheme="majorHAnsi"/>
-          <w:lang w:val="en-US"/>
-        </w:rPr>
-        <w:t>);</w:t>
-      </w:r>
-    </w:p>
-    <w:p>
-      <w:pPr>
-        <w:spacing w:after="80" w:line="300" w:lineRule="auto"/>
-        <w:jc w:val="both"/>
-        <w:rPr>
-          <w:rFonts w:asciiTheme="majorHAnsi" w:hAnsiTheme="majorHAnsi" w:cstheme="majorHAnsi"/>
-          <w:lang w:val="en-US"/>
-        </w:rPr>
-      </w:pPr>
-    </w:p>
-    <w:p>
-      <w:pPr>
-        <w:spacing w:after="80" w:line="300" w:lineRule="auto"/>
-        <w:jc w:val="both"/>
-        <w:rPr>
-          <w:rFonts w:asciiTheme="majorHAnsi" w:hAnsiTheme="majorHAnsi" w:cstheme="majorHAnsi"/>
-          <w:lang w:val="en-US"/>
-        </w:rPr>
-      </w:pPr>
-      <w:r>
-        <w:rPr>
-          <w:rFonts w:asciiTheme="majorHAnsi" w:hAnsiTheme="majorHAnsi" w:cstheme="majorHAnsi"/>
-          <w:lang w:val="en-US"/>
-        </w:rPr>
-        <w:t>CREATE TABLE HoaDon (</w:t>
-      </w:r>
-    </w:p>
-    <w:p>
-      <w:pPr>
-        <w:spacing w:after="80" w:line="300" w:lineRule="auto"/>
-        <w:jc w:val="both"/>
-        <w:rPr>
-          <w:rFonts w:asciiTheme="majorHAnsi" w:hAnsiTheme="majorHAnsi" w:cstheme="majorHAnsi"/>
-          <w:lang w:val="en-US"/>
-        </w:rPr>
-      </w:pPr>
-      <w:r>
-        <w:rPr>
-          <w:rFonts w:asciiTheme="majorHAnsi" w:hAnsiTheme="majorHAnsi" w:cstheme="majorHAnsi"/>
-          <w:lang w:val="en-US"/>
-        </w:rPr>
-        <w:t xml:space="preserve">    SoHoaDon VARCHAR(50) PRIMARY KEY,</w:t>
-      </w:r>
-    </w:p>
-    <w:p>
-      <w:pPr>
-        <w:spacing w:after="80" w:line="300" w:lineRule="auto"/>
-        <w:jc w:val="both"/>
-        <w:rPr>
-          <w:rFonts w:asciiTheme="majorHAnsi" w:hAnsiTheme="majorHAnsi" w:cstheme="majorHAnsi"/>
-          <w:lang w:val="en-US"/>
-        </w:rPr>
-      </w:pPr>
-      <w:r>
-        <w:rPr>
-          <w:rFonts w:asciiTheme="majorHAnsi" w:hAnsiTheme="majorHAnsi" w:cstheme="majorHAnsi"/>
-          <w:lang w:val="en-US"/>
-        </w:rPr>
-        <w:t xml:space="preserve">    NgayLapHoaDon DATE,</w:t>
-      </w:r>
-    </w:p>
-    <w:p>
-      <w:pPr>
-        <w:spacing w:after="80" w:line="300" w:lineRule="auto"/>
-        <w:jc w:val="both"/>
-        <w:rPr>
-          <w:rFonts w:asciiTheme="majorHAnsi" w:hAnsiTheme="majorHAnsi" w:cstheme="majorHAnsi"/>
-          <w:lang w:val="en-US"/>
-        </w:rPr>
-      </w:pPr>
-      <w:r>
-        <w:rPr>
-          <w:rFonts w:asciiTheme="majorHAnsi" w:hAnsiTheme="majorHAnsi" w:cstheme="majorHAnsi"/>
-          <w:lang w:val="en-US"/>
-        </w:rPr>
-        <w:t xml:space="preserve">    SoLuongDichVu INT,</w:t>
-      </w:r>
-    </w:p>
-    <w:p>
-      <w:pPr>
-        <w:spacing w:after="80" w:line="300" w:lineRule="auto"/>
-        <w:jc w:val="both"/>
-        <w:rPr>
-          <w:rFonts w:asciiTheme="majorHAnsi" w:hAnsiTheme="majorHAnsi" w:cstheme="majorHAnsi"/>
-          <w:lang w:val="en-US"/>
-        </w:rPr>
-      </w:pPr>
-      <w:r>
-        <w:rPr>
-          <w:rFonts w:asciiTheme="majorHAnsi" w:hAnsiTheme="majorHAnsi" w:cstheme="majorHAnsi"/>
-          <w:lang w:val="en-US"/>
-        </w:rPr>
-        <w:t xml:space="preserve">    SoHopDong VARCHAR(50),</w:t>
-      </w:r>
-    </w:p>
-    <w:p>
-      <w:pPr>
-        <w:spacing w:after="80" w:line="300" w:lineRule="auto"/>
-        <w:jc w:val="both"/>
-        <w:rPr>
-          <w:rFonts w:asciiTheme="majorHAnsi" w:hAnsiTheme="majorHAnsi" w:cstheme="majorHAnsi"/>
-          <w:lang w:val="en-US"/>
-        </w:rPr>
-      </w:pPr>
-      <w:r>
-        <w:rPr>
-          <w:rFonts w:asciiTheme="majorHAnsi" w:hAnsiTheme="majorHAnsi" w:cstheme="majorHAnsi"/>
-          <w:lang w:val="en-US"/>
-        </w:rPr>
-        <w:t xml:space="preserve">    MaPhong VARCHAR(50),</w:t>
-      </w:r>
-    </w:p>
-    <w:p>
-      <w:pPr>
-        <w:spacing w:after="80" w:line="300" w:lineRule="auto"/>
-        <w:jc w:val="both"/>
-        <w:rPr>
-          <w:rFonts w:asciiTheme="majorHAnsi" w:hAnsiTheme="majorHAnsi" w:cstheme="majorHAnsi"/>
-          <w:lang w:val="en-US"/>
-        </w:rPr>
-      </w:pPr>
-      <w:r>
-        <w:rPr>
-          <w:rFonts w:asciiTheme="majorHAnsi" w:hAnsiTheme="majorHAnsi" w:cstheme="majorHAnsi"/>
-          <w:lang w:val="en-US"/>
-        </w:rPr>
-        <w:t xml:space="preserve">    MaDichVu VARCHAR(50),</w:t>
-      </w:r>
-    </w:p>
-    <w:p>
-      <w:pPr>
-        <w:spacing w:after="80" w:line="300" w:lineRule="auto"/>
-        <w:jc w:val="both"/>
-        <w:rPr>
-          <w:rFonts w:asciiTheme="majorHAnsi" w:hAnsiTheme="majorHAnsi" w:cstheme="majorHAnsi"/>
-          <w:lang w:val="en-US"/>
-        </w:rPr>
-      </w:pPr>
-      <w:r>
-        <w:rPr>
-          <w:rFonts w:asciiTheme="majorHAnsi" w:hAnsiTheme="majorHAnsi" w:cstheme="majorHAnsi"/>
-          <w:lang w:val="en-US"/>
-        </w:rPr>
-        <w:t xml:space="preserve">    FOREIGN KEY (SoHopDong, MaPhong) REFERENCES ChiTietHopDong(SoHopDong, MaPhong),</w:t>
-      </w:r>
-    </w:p>
-    <w:p>
-      <w:pPr>
-        <w:spacing w:after="80" w:line="300" w:lineRule="auto"/>
-        <w:jc w:val="both"/>
-        <w:rPr>
-          <w:rFonts w:asciiTheme="majorHAnsi" w:hAnsiTheme="majorHAnsi" w:cstheme="majorHAnsi"/>
-          <w:lang w:val="en-US"/>
-        </w:rPr>
-      </w:pPr>
-      <w:r>
-        <w:rPr>
-          <w:rFonts w:asciiTheme="majorHAnsi" w:hAnsiTheme="majorHAnsi" w:cstheme="majorHAnsi"/>
-          <w:lang w:val="en-US"/>
-        </w:rPr>
-        <w:t xml:space="preserve">    FOREIGN KEY (MaDichVu) REFERENCES DichVu(MaDichVu)</w:t>
-      </w:r>
-    </w:p>
-    <w:p>
-      <w:pPr>
-        <w:spacing w:after="80" w:line="300" w:lineRule="auto"/>
-        <w:jc w:val="both"/>
-        <w:rPr>
-          <w:rFonts w:asciiTheme="majorHAnsi" w:hAnsiTheme="majorHAnsi" w:cstheme="majorHAnsi"/>
-          <w:lang w:val="en-US"/>
-        </w:rPr>
-      </w:pPr>
-      <w:r>
-        <w:rPr>
-          <w:rFonts w:asciiTheme="majorHAnsi" w:hAnsiTheme="majorHAnsi" w:cstheme="majorHAnsi"/>
-          <w:lang w:val="en-US"/>
-        </w:rPr>
-        <w:t>);</w:t>
-      </w:r>
-    </w:p>
-    <w:p>
-      <w:pPr>
-        <w:spacing w:after="80" w:line="300" w:lineRule="auto"/>
-        <w:jc w:val="both"/>
-        <w:rPr>
-          <w:rFonts w:asciiTheme="majorHAnsi" w:hAnsiTheme="majorHAnsi" w:cstheme="majorHAnsi"/>
-          <w:lang w:val="en-US"/>
-        </w:rPr>
-      </w:pPr>
-      <w:r>
-        <w:rPr>
-          <w:rFonts w:asciiTheme="majorHAnsi" w:hAnsiTheme="majorHAnsi" w:cstheme="majorHAnsi"/>
-          <w:lang w:val="en-US"/>
-        </w:rPr>
-        <w:t>GO</w:t>
-      </w:r>
-    </w:p>
-    <w:p>
-      <w:pPr>
-        <w:spacing w:after="80" w:line="300" w:lineRule="auto"/>
-        <w:jc w:val="both"/>
-        <w:rPr>
-          <w:rFonts w:asciiTheme="majorHAnsi" w:hAnsiTheme="majorHAnsi" w:cstheme="majorHAnsi"/>
-          <w:lang w:val="en-US"/>
-        </w:rPr>
-      </w:pPr>
-    </w:p>
-    <w:p>
-      <w:pPr>
-        <w:spacing w:after="80" w:line="300" w:lineRule="auto"/>
-        <w:jc w:val="both"/>
-        <w:rPr>
-          <w:rFonts w:asciiTheme="majorHAnsi" w:hAnsiTheme="majorHAnsi" w:cstheme="majorHAnsi"/>
-          <w:lang w:val="en-US"/>
-        </w:rPr>
-      </w:pPr>
-      <w:r>
-        <w:rPr>
-          <w:rFonts w:asciiTheme="majorHAnsi" w:hAnsiTheme="majorHAnsi" w:cstheme="majorHAnsi"/>
-          <w:lang w:val="en-US"/>
-        </w:rPr>
-        <w:t>-- 4. Insert dữ liệu mẫu</w:t>
-      </w:r>
-    </w:p>
-    <w:p>
-      <w:pPr>
-        <w:spacing w:after="80" w:line="300" w:lineRule="auto"/>
-        <w:jc w:val="both"/>
-        <w:rPr>
-          <w:rFonts w:asciiTheme="majorHAnsi" w:hAnsiTheme="majorHAnsi" w:cstheme="majorHAnsi"/>
-          <w:lang w:val="en-US"/>
-        </w:rPr>
-      </w:pPr>
-      <w:r>
-        <w:rPr>
-          <w:rFonts w:asciiTheme="majorHAnsi" w:hAnsiTheme="majorHAnsi" w:cstheme="majorHAnsi"/>
-          <w:lang w:val="en-US"/>
-        </w:rPr>
-        <w:t>INSERT INTO HopDong (SoHopDong, NgayLapHopDong, NoiDungHopDong) VALUES</w:t>
-      </w:r>
-    </w:p>
-    <w:p>
-      <w:pPr>
-        <w:spacing w:after="80" w:line="300" w:lineRule="auto"/>
-        <w:jc w:val="both"/>
-        <w:rPr>
-          <w:rFonts w:asciiTheme="majorHAnsi" w:hAnsiTheme="majorHAnsi" w:cstheme="majorHAnsi"/>
-          <w:lang w:val="en-US"/>
-        </w:rPr>
-      </w:pPr>
-      <w:r>
-        <w:rPr>
-          <w:rFonts w:asciiTheme="majorHAnsi" w:hAnsiTheme="majorHAnsi" w:cstheme="majorHAnsi"/>
-          <w:lang w:val="en-US"/>
-        </w:rPr>
-        <w:t>('HD001', '2026-01-15', 'Hợp đồng thuê văn phòng tầng 2 và tầng 3 thời hạn 12 tháng'),</w:t>
-      </w:r>
-    </w:p>
-    <w:p>
-      <w:pPr>
-        <w:spacing w:after="80" w:line="300" w:lineRule="auto"/>
-        <w:jc w:val="both"/>
-        <w:rPr>
-          <w:rFonts w:asciiTheme="majorHAnsi" w:hAnsiTheme="majorHAnsi" w:cstheme="majorHAnsi"/>
-          <w:lang w:val="en-US"/>
-        </w:rPr>
-      </w:pPr>
-      <w:r>
-        <w:rPr>
-          <w:rFonts w:asciiTheme="majorHAnsi" w:hAnsiTheme="majorHAnsi" w:cstheme="majorHAnsi"/>
-          <w:lang w:val="en-US"/>
-        </w:rPr>
-        <w:t>('HD002', '2026-02-01', 'Hợp đồng thuê văn phòng tầng 5 thời hạn 6 tháng');</w:t>
-      </w:r>
-    </w:p>
-    <w:p>
-      <w:pPr>
-        <w:spacing w:after="80" w:line="300" w:lineRule="auto"/>
-        <w:jc w:val="both"/>
-        <w:rPr>
-          <w:rFonts w:asciiTheme="majorHAnsi" w:hAnsiTheme="majorHAnsi" w:cstheme="majorHAnsi"/>
-          <w:lang w:val="en-US"/>
-        </w:rPr>
-      </w:pPr>
-    </w:p>
-    <w:p>
-      <w:pPr>
-        <w:spacing w:after="80" w:line="300" w:lineRule="auto"/>
-        <w:jc w:val="both"/>
-        <w:rPr>
-          <w:rFonts w:asciiTheme="majorHAnsi" w:hAnsiTheme="majorHAnsi" w:cstheme="majorHAnsi"/>
-          <w:lang w:val="en-US"/>
-        </w:rPr>
-      </w:pPr>
-      <w:r>
-        <w:rPr>
-          <w:rFonts w:asciiTheme="majorHAnsi" w:hAnsiTheme="majorHAnsi" w:cstheme="majorHAnsi"/>
-          <w:lang w:val="en-US"/>
-        </w:rPr>
-        <w:lastRenderedPageBreak/>
-        <w:t>INSERT INTO CongTy (MaCongTy, TenCongTy, DiaChiCongTy, SdtCongTy, SoHopDong) VALUES</w:t>
-      </w:r>
-    </w:p>
-    <w:p>
-      <w:pPr>
-        <w:spacing w:after="80" w:line="300" w:lineRule="auto"/>
-        <w:jc w:val="both"/>
-        <w:rPr>
-          <w:rFonts w:asciiTheme="majorHAnsi" w:hAnsiTheme="majorHAnsi" w:cstheme="majorHAnsi"/>
-          <w:lang w:val="en-US"/>
-        </w:rPr>
-      </w:pPr>
-      <w:r>
-        <w:rPr>
-          <w:rFonts w:asciiTheme="majorHAnsi" w:hAnsiTheme="majorHAnsi" w:cstheme="majorHAnsi"/>
-          <w:lang w:val="en-US"/>
-        </w:rPr>
-        <w:t>('CTY01', N'Công ty Cổ phần Công nghệ ABC', N'Tòa nhà Cao ốc, Quận 1, TP.HCM', '0901234567', 'HD001'),</w:t>
-      </w:r>
-    </w:p>
-    <w:p>
-      <w:pPr>
-        <w:spacing w:after="80" w:line="300" w:lineRule="auto"/>
-        <w:jc w:val="both"/>
-        <w:rPr>
-          <w:rFonts w:asciiTheme="majorHAnsi" w:hAnsiTheme="majorHAnsi" w:cstheme="majorHAnsi"/>
-          <w:lang w:val="en-US"/>
-        </w:rPr>
-      </w:pPr>
-      <w:r>
-        <w:rPr>
-          <w:rFonts w:asciiTheme="majorHAnsi" w:hAnsiTheme="majorHAnsi" w:cstheme="majorHAnsi"/>
-          <w:lang w:val="en-US"/>
-        </w:rPr>
-        <w:t>('CTY02', N'Công ty TNHH Giải pháp Phần mềm XYZ', N'Tòa nhà Cao ốc, Quận 1, TP.HCM', '0908765432', 'HD002');</w:t>
-      </w:r>
-    </w:p>
-    <w:p>
-      <w:pPr>
-        <w:spacing w:after="80" w:line="300" w:lineRule="auto"/>
-        <w:jc w:val="both"/>
-        <w:rPr>
-          <w:rFonts w:asciiTheme="majorHAnsi" w:hAnsiTheme="majorHAnsi" w:cstheme="majorHAnsi"/>
-          <w:lang w:val="en-US"/>
-        </w:rPr>
-      </w:pPr>
-    </w:p>
-    <w:p>
-      <w:pPr>
-        <w:spacing w:after="80" w:line="300" w:lineRule="auto"/>
-        <w:jc w:val="both"/>
-        <w:rPr>
-          <w:rFonts w:asciiTheme="majorHAnsi" w:hAnsiTheme="majorHAnsi" w:cstheme="majorHAnsi"/>
-          <w:lang w:val="en-US"/>
-        </w:rPr>
-      </w:pPr>
-      <w:r>
-        <w:rPr>
-          <w:rFonts w:asciiTheme="majorHAnsi" w:hAnsiTheme="majorHAnsi" w:cstheme="majorHAnsi"/>
-          <w:lang w:val="en-US"/>
-        </w:rPr>
-        <w:t>INSERT INTO MucGia (Tang, DienTich, GiaCa) VALUES</w:t>
-      </w:r>
-    </w:p>
-    <w:p>
-      <w:pPr>
-        <w:spacing w:after="80" w:line="300" w:lineRule="auto"/>
-        <w:jc w:val="both"/>
-        <w:rPr>
-          <w:rFonts w:asciiTheme="majorHAnsi" w:hAnsiTheme="majorHAnsi" w:cstheme="majorHAnsi"/>
-          <w:lang w:val="en-US"/>
-        </w:rPr>
-      </w:pPr>
-      <w:r>
-        <w:rPr>
-          <w:rFonts w:asciiTheme="majorHAnsi" w:hAnsiTheme="majorHAnsi" w:cstheme="majorHAnsi"/>
-          <w:lang w:val="en-US"/>
-        </w:rPr>
-        <w:t>(2, 50.0, 15000000.00),</w:t>
-      </w:r>
-    </w:p>
-    <w:p>
-      <w:pPr>
-        <w:spacing w:after="80" w:line="300" w:lineRule="auto"/>
-        <w:jc w:val="both"/>
-        <w:rPr>
-          <w:rFonts w:asciiTheme="majorHAnsi" w:hAnsiTheme="majorHAnsi" w:cstheme="majorHAnsi"/>
-          <w:lang w:val="en-US"/>
-        </w:rPr>
-      </w:pPr>
-      <w:r>
-        <w:rPr>
-          <w:rFonts w:asciiTheme="majorHAnsi" w:hAnsiTheme="majorHAnsi" w:cstheme="majorHAnsi"/>
-          <w:lang w:val="en-US"/>
-        </w:rPr>
-        <w:t>(3, 80.0, 24000000.00),</w:t>
-      </w:r>
-    </w:p>
-    <w:p>
-      <w:pPr>
-        <w:spacing w:after="80" w:line="300" w:lineRule="auto"/>
-        <w:jc w:val="both"/>
-        <w:rPr>
-          <w:rFonts w:asciiTheme="majorHAnsi" w:hAnsiTheme="majorHAnsi" w:cstheme="majorHAnsi"/>
-          <w:lang w:val="en-US"/>
-        </w:rPr>
-      </w:pPr>
-      <w:r>
-        <w:rPr>
-          <w:rFonts w:asciiTheme="majorHAnsi" w:hAnsiTheme="majorHAnsi" w:cstheme="majorHAnsi"/>
-          <w:lang w:val="en-US"/>
-        </w:rPr>
-        <w:t>(5, 100.0, 35000000.00);</w:t>
-      </w:r>
-    </w:p>
-    <w:p>
-      <w:pPr>
-        <w:spacing w:after="80" w:line="300" w:lineRule="auto"/>
-        <w:jc w:val="both"/>
-        <w:rPr>
-          <w:rFonts w:asciiTheme="majorHAnsi" w:hAnsiTheme="majorHAnsi" w:cstheme="majorHAnsi"/>
-          <w:lang w:val="en-US"/>
-        </w:rPr>
-      </w:pPr>
-    </w:p>
-    <w:p>
-      <w:pPr>
-        <w:spacing w:after="80" w:line="300" w:lineRule="auto"/>
-        <w:jc w:val="both"/>
-        <w:rPr>
-          <w:rFonts w:asciiTheme="majorHAnsi" w:hAnsiTheme="majorHAnsi" w:cstheme="majorHAnsi"/>
-          <w:lang w:val="en-US"/>
-        </w:rPr>
-      </w:pPr>
-      <w:r>
-        <w:rPr>
-          <w:rFonts w:asciiTheme="majorHAnsi" w:hAnsiTheme="majorHAnsi" w:cstheme="majorHAnsi"/>
-          <w:lang w:val="en-US"/>
-        </w:rPr>
-        <w:t>INSERT INTO Phong (MaPhong, Tang, DienTich) VALUES</w:t>
-      </w:r>
-    </w:p>
-    <w:p>
-      <w:pPr>
-        <w:spacing w:after="80" w:line="300" w:lineRule="auto"/>
-        <w:jc w:val="both"/>
-        <w:rPr>
-          <w:rFonts w:asciiTheme="majorHAnsi" w:hAnsiTheme="majorHAnsi" w:cstheme="majorHAnsi"/>
-          <w:lang w:val="en-US"/>
-        </w:rPr>
-      </w:pPr>
-      <w:r>
-        <w:rPr>
-          <w:rFonts w:asciiTheme="majorHAnsi" w:hAnsiTheme="majorHAnsi" w:cstheme="majorHAnsi"/>
-          <w:lang w:val="en-US"/>
-        </w:rPr>
-        <w:t>('P201', 2, 50.0),</w:t>
-      </w:r>
-    </w:p>
-    <w:p>
-      <w:pPr>
-        <w:spacing w:after="80" w:line="300" w:lineRule="auto"/>
-        <w:jc w:val="both"/>
-        <w:rPr>
-          <w:rFonts w:asciiTheme="majorHAnsi" w:hAnsiTheme="majorHAnsi" w:cstheme="majorHAnsi"/>
-          <w:lang w:val="en-US"/>
-        </w:rPr>
-      </w:pPr>
-      <w:r>
-        <w:rPr>
-          <w:rFonts w:asciiTheme="majorHAnsi" w:hAnsiTheme="majorHAnsi" w:cstheme="majorHAnsi"/>
-          <w:lang w:val="en-US"/>
-        </w:rPr>
-        <w:t>('P301', 3, 80.0),</w:t>
-      </w:r>
-    </w:p>
-    <w:p>
-      <w:pPr>
-        <w:spacing w:after="80" w:line="300" w:lineRule="auto"/>
-        <w:jc w:val="both"/>
-        <w:rPr>
-          <w:rFonts w:asciiTheme="majorHAnsi" w:hAnsiTheme="majorHAnsi" w:cstheme="majorHAnsi"/>
-          <w:lang w:val="en-US"/>
-        </w:rPr>
-      </w:pPr>
-      <w:r>
-        <w:rPr>
-          <w:rFonts w:asciiTheme="majorHAnsi" w:hAnsiTheme="majorHAnsi" w:cstheme="majorHAnsi"/>
-          <w:lang w:val="en-US"/>
-        </w:rPr>
-        <w:t>('P501', 5, 100.0);</w:t>
-      </w:r>
-    </w:p>
-    <w:p>
-      <w:pPr>
-        <w:spacing w:after="80" w:line="300" w:lineRule="auto"/>
-        <w:jc w:val="both"/>
-        <w:rPr>
-          <w:rFonts w:asciiTheme="majorHAnsi" w:hAnsiTheme="majorHAnsi" w:cstheme="majorHAnsi"/>
-          <w:lang w:val="en-US"/>
-        </w:rPr>
-      </w:pPr>
-    </w:p>
-    <w:p>
-      <w:pPr>
-        <w:spacing w:after="80" w:line="300" w:lineRule="auto"/>
-        <w:jc w:val="both"/>
-        <w:rPr>
-          <w:rFonts w:asciiTheme="majorHAnsi" w:hAnsiTheme="majorHAnsi" w:cstheme="majorHAnsi"/>
-          <w:lang w:val="en-US"/>
-        </w:rPr>
-      </w:pPr>
-      <w:r>
-        <w:rPr>
-          <w:rFonts w:asciiTheme="majorHAnsi" w:hAnsiTheme="majorHAnsi" w:cstheme="majorHAnsi"/>
-          <w:lang w:val="en-US"/>
-        </w:rPr>
-        <w:t>INSERT INTO NhanVien (MSNV, TenNV, Phai, DiaChiNV, SdtNV, ChucVu, MaPhong, MaCongTy) VALUES</w:t>
-      </w:r>
-    </w:p>
-    <w:p>
-      <w:pPr>
-        <w:spacing w:after="80" w:line="300" w:lineRule="auto"/>
-        <w:jc w:val="both"/>
-        <w:rPr>
-          <w:rFonts w:asciiTheme="majorHAnsi" w:hAnsiTheme="majorHAnsi" w:cstheme="majorHAnsi"/>
-          <w:lang w:val="en-US"/>
-        </w:rPr>
-      </w:pPr>
-      <w:r>
-        <w:rPr>
-          <w:rFonts w:asciiTheme="majorHAnsi" w:hAnsiTheme="majorHAnsi" w:cstheme="majorHAnsi"/>
-          <w:lang w:val="en-US"/>
-        </w:rPr>
-        <w:t>('NV001', N'Nguyễn Văn A', N'Nam', N'TP.HCM', '0911111111', N'Giám đốc', 'P201', 'CTY01'),</w:t>
-      </w:r>
-    </w:p>
-    <w:p>
-      <w:pPr>
-        <w:spacing w:after="80" w:line="300" w:lineRule="auto"/>
-        <w:jc w:val="both"/>
-        <w:rPr>
-          <w:rFonts w:asciiTheme="majorHAnsi" w:hAnsiTheme="majorHAnsi" w:cstheme="majorHAnsi"/>
-          <w:lang w:val="en-US"/>
-        </w:rPr>
-      </w:pPr>
-      <w:r>
-        <w:rPr>
-          <w:rFonts w:asciiTheme="majorHAnsi" w:hAnsiTheme="majorHAnsi" w:cstheme="majorHAnsi"/>
-          <w:lang w:val="en-US"/>
-        </w:rPr>
-        <w:t>('NV002', N'Trần Thị B', N'Nữ', N'TP.HCM', '0922222222', N'Lập trình viên', 'P201', 'CTY01'),</w:t>
-      </w:r>
-    </w:p>
-    <w:p>
-      <w:pPr>
-        <w:spacing w:after="80" w:line="300" w:lineRule="auto"/>
-        <w:jc w:val="both"/>
-        <w:rPr>
-          <w:rFonts w:asciiTheme="majorHAnsi" w:hAnsiTheme="majorHAnsi" w:cstheme="majorHAnsi"/>
-          <w:lang w:val="en-US"/>
-        </w:rPr>
-      </w:pPr>
-      <w:r>
-        <w:rPr>
-          <w:rFonts w:asciiTheme="majorHAnsi" w:hAnsiTheme="majorHAnsi" w:cstheme="majorHAnsi"/>
-          <w:lang w:val="en-US"/>
-        </w:rPr>
-        <w:t>('NV003', N'Lê Văn C', N'Nam', N'Đồng Nai', '0933333333', N'Trưởng phòng', 'P501', 'CTY02');</w:t>
-      </w:r>
-    </w:p>
-    <w:p>
-      <w:pPr>
-        <w:spacing w:after="80" w:line="300" w:lineRule="auto"/>
-        <w:jc w:val="both"/>
-        <w:rPr>
-          <w:rFonts w:asciiTheme="majorHAnsi" w:hAnsiTheme="majorHAnsi" w:cstheme="majorHAnsi"/>
-          <w:lang w:val="en-US"/>
-        </w:rPr>
-      </w:pPr>
-    </w:p>
-    <w:p>
-      <w:pPr>
-        <w:spacing w:after="80" w:line="300" w:lineRule="auto"/>
-        <w:jc w:val="both"/>
-        <w:rPr>
-          <w:rFonts w:asciiTheme="majorHAnsi" w:hAnsiTheme="majorHAnsi" w:cstheme="majorHAnsi"/>
-          <w:lang w:val="en-US"/>
-        </w:rPr>
-      </w:pPr>
-      <w:r>
-        <w:rPr>
-          <w:rFonts w:asciiTheme="majorHAnsi" w:hAnsiTheme="majorHAnsi" w:cstheme="majorHAnsi"/>
-          <w:lang w:val="en-US"/>
-        </w:rPr>
-        <w:t>INSERT INTO ChiTietHopDong (SoHopDong, MaPhong, ThoiHan) VALUES</w:t>
-      </w:r>
-    </w:p>
-    <w:p>
-      <w:pPr>
-        <w:spacing w:after="80" w:line="300" w:lineRule="auto"/>
-        <w:jc w:val="both"/>
-        <w:rPr>
-          <w:rFonts w:asciiTheme="majorHAnsi" w:hAnsiTheme="majorHAnsi" w:cstheme="majorHAnsi"/>
-          <w:lang w:val="en-US"/>
-        </w:rPr>
-      </w:pPr>
-      <w:r>
-        <w:rPr>
-          <w:rFonts w:asciiTheme="majorHAnsi" w:hAnsiTheme="majorHAnsi" w:cstheme="majorHAnsi"/>
-          <w:lang w:val="en-US"/>
-        </w:rPr>
-        <w:t>('HD001', 'P201', 12),</w:t>
-      </w:r>
-    </w:p>
-    <w:p>
-      <w:pPr>
-        <w:spacing w:after="80" w:line="300" w:lineRule="auto"/>
-        <w:jc w:val="both"/>
-        <w:rPr>
-          <w:rFonts w:asciiTheme="majorHAnsi" w:hAnsiTheme="majorHAnsi" w:cstheme="majorHAnsi"/>
-          <w:lang w:val="en-US"/>
-        </w:rPr>
-      </w:pPr>
-      <w:r>
-        <w:rPr>
-          <w:rFonts w:asciiTheme="majorHAnsi" w:hAnsiTheme="majorHAnsi" w:cstheme="majorHAnsi"/>
-          <w:lang w:val="en-US"/>
-        </w:rPr>
-        <w:t>('HD001', 'P301', 12),</w:t>
-      </w:r>
-    </w:p>
-    <w:p>
-      <w:pPr>
-        <w:spacing w:after="80" w:line="300" w:lineRule="auto"/>
-        <w:jc w:val="both"/>
-        <w:rPr>
-          <w:rFonts w:asciiTheme="majorHAnsi" w:hAnsiTheme="majorHAnsi" w:cstheme="majorHAnsi"/>
-          <w:lang w:val="en-US"/>
-        </w:rPr>
-      </w:pPr>
-      <w:r>
-        <w:rPr>
-          <w:rFonts w:asciiTheme="majorHAnsi" w:hAnsiTheme="majorHAnsi" w:cstheme="majorHAnsi"/>
-          <w:lang w:val="en-US"/>
-        </w:rPr>
-        <w:t>('HD002', 'P501', 6);</w:t>
-      </w:r>
-    </w:p>
-    <w:p>
-      <w:pPr>
-        <w:spacing w:after="80" w:line="300" w:lineRule="auto"/>
-        <w:jc w:val="both"/>
-        <w:rPr>
-          <w:rFonts w:asciiTheme="majorHAnsi" w:hAnsiTheme="majorHAnsi" w:cstheme="majorHAnsi"/>
-          <w:lang w:val="en-US"/>
-        </w:rPr>
-      </w:pPr>
-    </w:p>
-    <w:p>
-      <w:pPr>
-        <w:spacing w:after="80" w:line="300" w:lineRule="auto"/>
-        <w:jc w:val="both"/>
-        <w:rPr>
-          <w:rFonts w:asciiTheme="majorHAnsi" w:hAnsiTheme="majorHAnsi" w:cstheme="majorHAnsi"/>
-          <w:lang w:val="en-US"/>
-        </w:rPr>
-      </w:pPr>
-      <w:r>
-        <w:rPr>
-          <w:rFonts w:asciiTheme="majorHAnsi" w:hAnsiTheme="majorHAnsi" w:cstheme="majorHAnsi"/>
-          <w:lang w:val="en-US"/>
-        </w:rPr>
-        <w:t>INSERT INTO PhieuGiaHan (SoPhieuGiaHan, NgayLapPhieuGiaHan, NgayHetHan, SoHopDong, MaPhong) VALUES</w:t>
-      </w:r>
-    </w:p>
-    <w:p>
-      <w:pPr>
-        <w:spacing w:after="80" w:line="300" w:lineRule="auto"/>
-        <w:jc w:val="both"/>
-        <w:rPr>
-          <w:rFonts w:asciiTheme="majorHAnsi" w:hAnsiTheme="majorHAnsi" w:cstheme="majorHAnsi"/>
-          <w:lang w:val="en-US"/>
-        </w:rPr>
-      </w:pPr>
-      <w:r>
-        <w:rPr>
-          <w:rFonts w:asciiTheme="majorHAnsi" w:hAnsiTheme="majorHAnsi" w:cstheme="majorHAnsi"/>
-          <w:lang w:val="en-US"/>
-        </w:rPr>
-        <w:t>('PGH01', '2027-01-10', '2027-07-15', 'HD001', 'P201');</w:t>
-      </w:r>
-    </w:p>
-    <w:p>
-      <w:pPr>
-        <w:spacing w:after="80" w:line="300" w:lineRule="auto"/>
-        <w:jc w:val="both"/>
-        <w:rPr>
-          <w:rFonts w:asciiTheme="majorHAnsi" w:hAnsiTheme="majorHAnsi" w:cstheme="majorHAnsi"/>
-          <w:lang w:val="en-US"/>
-        </w:rPr>
-      </w:pPr>
-    </w:p>
-    <w:p>
-      <w:pPr>
-        <w:spacing w:after="80" w:line="300" w:lineRule="auto"/>
-        <w:jc w:val="both"/>
-        <w:rPr>
-          <w:rFonts w:asciiTheme="majorHAnsi" w:hAnsiTheme="majorHAnsi" w:cstheme="majorHAnsi"/>
-          <w:lang w:val="en-US"/>
-        </w:rPr>
-      </w:pPr>
-      <w:r>
-        <w:rPr>
-          <w:rFonts w:asciiTheme="majorHAnsi" w:hAnsiTheme="majorHAnsi" w:cstheme="majorHAnsi"/>
-          <w:lang w:val="en-US"/>
-        </w:rPr>
-        <w:t>INSERT INTO DichVu (MaDichVu, TenDichVu, QuyCach) VALUES</w:t>
-      </w:r>
-    </w:p>
-    <w:p>
-      <w:pPr>
-        <w:spacing w:after="80" w:line="300" w:lineRule="auto"/>
-        <w:jc w:val="both"/>
-        <w:rPr>
-          <w:rFonts w:asciiTheme="majorHAnsi" w:hAnsiTheme="majorHAnsi" w:cstheme="majorHAnsi"/>
-          <w:lang w:val="en-US"/>
-        </w:rPr>
-      </w:pPr>
-      <w:r>
-        <w:rPr>
-          <w:rFonts w:asciiTheme="majorHAnsi" w:hAnsiTheme="majorHAnsi" w:cstheme="majorHAnsi"/>
-          <w:lang w:val="en-US"/>
-        </w:rPr>
-        <w:t>('DV01', N'Điện', N'kWh'),</w:t>
-      </w:r>
-    </w:p>
-    <w:p>
-      <w:pPr>
-        <w:spacing w:after="80" w:line="300" w:lineRule="auto"/>
-        <w:jc w:val="both"/>
-        <w:rPr>
-          <w:rFonts w:asciiTheme="majorHAnsi" w:hAnsiTheme="majorHAnsi" w:cstheme="majorHAnsi"/>
-          <w:lang w:val="en-US"/>
-        </w:rPr>
-      </w:pPr>
-      <w:r>
-        <w:rPr>
-          <w:rFonts w:asciiTheme="majorHAnsi" w:hAnsiTheme="majorHAnsi" w:cstheme="majorHAnsi"/>
-          <w:lang w:val="en-US"/>
-        </w:rPr>
-        <w:t>('DV02', N'Nước', N'm3'),</w:t>
-      </w:r>
-    </w:p>
-    <w:p>
-      <w:pPr>
-        <w:spacing w:after="80" w:line="300" w:lineRule="auto"/>
-        <w:jc w:val="both"/>
-        <w:rPr>
-          <w:rFonts w:asciiTheme="majorHAnsi" w:hAnsiTheme="majorHAnsi" w:cstheme="majorHAnsi"/>
-          <w:lang w:val="en-US"/>
-        </w:rPr>
-      </w:pPr>
-      <w:r>
-        <w:rPr>
-          <w:rFonts w:asciiTheme="majorHAnsi" w:hAnsiTheme="majorHAnsi" w:cstheme="majorHAnsi"/>
-          <w:lang w:val="en-US"/>
-        </w:rPr>
-        <w:t>('DV03', N'Internet', N'Mbps');</w:t>
-      </w:r>
-    </w:p>
-    <w:p>
-      <w:pPr>
-        <w:spacing w:after="80" w:line="300" w:lineRule="auto"/>
-        <w:jc w:val="both"/>
-        <w:rPr>
-          <w:rFonts w:asciiTheme="majorHAnsi" w:hAnsiTheme="majorHAnsi" w:cstheme="majorHAnsi"/>
-          <w:lang w:val="en-US"/>
-        </w:rPr>
-      </w:pPr>
-    </w:p>
-    <w:p>
-      <w:pPr>
-        <w:spacing w:after="80" w:line="300" w:lineRule="auto"/>
-        <w:jc w:val="both"/>
-        <w:rPr>
-          <w:rFonts w:asciiTheme="majorHAnsi" w:hAnsiTheme="majorHAnsi" w:cstheme="majorHAnsi"/>
-          <w:lang w:val="en-US"/>
-        </w:rPr>
-      </w:pPr>
-      <w:r>
-        <w:rPr>
-          <w:rFonts w:asciiTheme="majorHAnsi" w:hAnsiTheme="majorHAnsi" w:cstheme="majorHAnsi"/>
-          <w:lang w:val="en-US"/>
-        </w:rPr>
-        <w:t>INSERT INTO HoaDon (SoHoaDon, NgayLapHoaDon, SoLuongDichVu, SoHopDong, MaPhong, MaDichVu) VALUES</w:t>
-      </w:r>
-    </w:p>
-    <w:p>
-      <w:pPr>
-        <w:spacing w:after="80" w:line="300" w:lineRule="auto"/>
-        <w:jc w:val="both"/>
-        <w:rPr>
-          <w:rFonts w:asciiTheme="majorHAnsi" w:hAnsiTheme="majorHAnsi" w:cstheme="majorHAnsi"/>
-          <w:lang w:val="en-US"/>
-        </w:rPr>
-      </w:pPr>
-      <w:r>
-        <w:rPr>
-          <w:rFonts w:asciiTheme="majorHAnsi" w:hAnsiTheme="majorHAnsi" w:cstheme="majorHAnsi"/>
-          <w:lang w:val="en-US"/>
-        </w:rPr>
         <w:t>('HDV01', '2026-02-28', 150, 'HD001', 'P201', 'DV01'),</w:t>
       </w:r>
     </w:p>
@@ -9835,7 +9742,6 @@
                 <w:rFonts w:asciiTheme="majorHAnsi" w:hAnsiTheme="majorHAnsi" w:cstheme="majorHAnsi"/>
                 <w:lang w:val="en-US"/>
               </w:rPr>
-              <w:lastRenderedPageBreak/>
               <w:t>FrmThongKe</w:t>
             </w:r>
           </w:p>
@@ -9951,7 +9857,9 @@
           <w:rFonts w:asciiTheme="majorHAnsi" w:hAnsiTheme="majorHAnsi" w:cstheme="majorHAnsi"/>
           <w:b/>
           <w:bCs/>
-        </w:rPr>
+          <w:noProof/>
+        </w:rPr>
+        <w:lastRenderedPageBreak/>
         <w:drawing>
           <wp:inline distT="0" distB="0" distL="0" distR="0" wp14:anchorId="703AAB4B" wp14:editId="5951DAE6">
             <wp:extent cx="5357331" cy="3378200"/>
@@ -10022,6 +9930,7 @@
           <w:rFonts w:asciiTheme="majorHAnsi" w:hAnsiTheme="majorHAnsi" w:cstheme="majorHAnsi"/>
           <w:b/>
           <w:bCs/>
+          <w:noProof/>
         </w:rPr>
         <w:drawing>
           <wp:inline distT="0" distB="0" distL="0" distR="0" wp14:anchorId="794901F4" wp14:editId="3F0ADD1D">
@@ -10075,7 +9984,6 @@
           <w:b/>
           <w:bCs/>
         </w:rPr>
-        <w:lastRenderedPageBreak/>
         <w:t>FrmPhong</w:t>
       </w:r>
     </w:p>
@@ -10094,7 +10002,9 @@
           <w:rFonts w:asciiTheme="majorHAnsi" w:hAnsiTheme="majorHAnsi" w:cstheme="majorHAnsi"/>
           <w:b/>
           <w:bCs/>
-        </w:rPr>
+          <w:noProof/>
+        </w:rPr>
+        <w:lastRenderedPageBreak/>
         <w:drawing>
           <wp:inline distT="0" distB="0" distL="0" distR="0" wp14:anchorId="2EC964F9" wp14:editId="26E416E4">
             <wp:extent cx="4202522" cy="3242733"/>
@@ -10165,6 +10075,7 @@
           <w:rFonts w:asciiTheme="majorHAnsi" w:hAnsiTheme="majorHAnsi" w:cstheme="majorHAnsi"/>
           <w:b/>
           <w:bCs/>
+          <w:noProof/>
         </w:rPr>
         <w:drawing>
           <wp:inline distT="0" distB="0" distL="0" distR="0" wp14:anchorId="34AC737E" wp14:editId="3927C149">
@@ -10236,6 +10147,7 @@
           <w:rFonts w:asciiTheme="majorHAnsi" w:hAnsiTheme="majorHAnsi" w:cstheme="majorHAnsi"/>
           <w:b/>
           <w:bCs/>
+          <w:noProof/>
         </w:rPr>
         <w:lastRenderedPageBreak/>
         <w:drawing>
@@ -10308,6 +10220,7 @@
           <w:rFonts w:asciiTheme="majorHAnsi" w:hAnsiTheme="majorHAnsi" w:cstheme="majorHAnsi"/>
           <w:b/>
           <w:bCs/>
+          <w:noProof/>
         </w:rPr>
         <w:drawing>
           <wp:inline distT="0" distB="0" distL="0" distR="0" wp14:anchorId="4EE4205F" wp14:editId="1EDAC655">
@@ -10379,6 +10292,7 @@
           <w:rFonts w:asciiTheme="majorHAnsi" w:hAnsiTheme="majorHAnsi" w:cstheme="majorHAnsi"/>
           <w:b/>
           <w:bCs/>
+          <w:noProof/>
         </w:rPr>
         <w:lastRenderedPageBreak/>
         <w:drawing>
@@ -10451,6 +10365,7 @@
           <w:rFonts w:asciiTheme="majorHAnsi" w:hAnsiTheme="majorHAnsi" w:cstheme="majorHAnsi"/>
           <w:b/>
           <w:bCs/>
+          <w:noProof/>
         </w:rPr>
         <w:drawing>
           <wp:inline distT="0" distB="0" distL="0" distR="0" wp14:anchorId="1FCFEFDE" wp14:editId="0ABE1BB5">
@@ -10540,6 +10455,7 @@
           <w:rFonts w:asciiTheme="majorHAnsi" w:hAnsiTheme="majorHAnsi" w:cstheme="majorHAnsi"/>
           <w:b/>
           <w:bCs/>
+          <w:noProof/>
         </w:rPr>
         <w:drawing>
           <wp:inline distT="0" distB="0" distL="0" distR="0" wp14:anchorId="71622252" wp14:editId="101D2ACA">
@@ -13130,6 +13046,7 @@
   <w:style w:type="character" w:default="1" w:styleId="DefaultParagraphFont">
     <w:name w:val="Default Paragraph Font"/>
     <w:uiPriority w:val="1"/>
+    <w:semiHidden/>
     <w:unhideWhenUsed/>
   </w:style>
   <w:style w:type="table" w:default="1" w:styleId="TableNormal">
